--- a/leer.docx
+++ b/leer.docx
@@ -12,7 +12,13 @@
       </w:r>
       <w:proofErr w:type="spellEnd"/>
       <w:r>
-        <w:t xml:space="preserve"> hay que hacer los siguientes cálculos.</w:t>
+        <w:t xml:space="preserve"> hay que hacer </w:t>
+      </w:r>
+      <w:r>
+        <w:t xml:space="preserve">PREVIAMENTE </w:t>
+      </w:r>
+      <w:r>
+        <w:t>los siguientes cálculos.</w:t>
       </w:r>
     </w:p>
     <w:p>
@@ -33,6 +39,21 @@
         <w:t xml:space="preserve"> y sum_durations.txt</w:t>
       </w:r>
       <w:r>
+        <w:t xml:space="preserve"> con </w:t>
+      </w:r>
+      <w:r>
+        <w:t>e</w:t>
+      </w:r>
+      <w:r>
+        <w:t>l programa</w:t>
+      </w:r>
+      <w:r>
+        <w:t xml:space="preserve"> </w:t>
+      </w:r>
+      <w:r>
+        <w:t>GEN_SUM_and_GREATER_DURATIONS.cpp</w:t>
+      </w:r>
+      <w:r>
         <w:t xml:space="preserve">. </w:t>
       </w:r>
     </w:p>
@@ -44,13 +65,19 @@
         <w:t xml:space="preserve">En total hay que procesar 480 x </w:t>
       </w:r>
       <w:r>
-        <w:t>6</w:t>
-      </w:r>
-      <w:r>
-        <w:t xml:space="preserve"> = 2.</w:t>
-      </w:r>
-      <w:r>
-        <w:t>88</w:t>
+        <w:t>9</w:t>
+      </w:r>
+      <w:r>
+        <w:t xml:space="preserve"> = </w:t>
+      </w:r>
+      <w:r>
+        <w:t>4</w:t>
+      </w:r>
+      <w:r>
+        <w:t>.</w:t>
+      </w:r>
+      <w:r>
+        <w:t>32</w:t>
       </w:r>
       <w:r>
         <w:t xml:space="preserve">0, </w:t>
@@ -465,6 +492,252 @@
         <w:rPr>
           <w:lang w:val="en-US"/>
         </w:rPr>
+        <w:t>\MR</w:t>
+      </w:r>
+      <w:r>
+        <w:rPr>
+          <w:lang w:val="en-US"/>
+        </w:rPr>
+        <w:t>5</w:t>
+      </w:r>
+      <w:r>
+        <w:rPr>
+          <w:lang w:val="en-US"/>
+        </w:rPr>
+        <w:t>\ J30_*_*_</w:t>
+      </w:r>
+      <w:r>
+        <w:rPr>
+          <w:lang w:val="en-US"/>
+        </w:rPr>
+        <w:t xml:space="preserve"> fu_1_rc_mayor_rr</w:t>
+      </w:r>
+      <w:r>
+        <w:rPr>
+          <w:lang w:val="en-US"/>
+        </w:rPr>
+        <w:t xml:space="preserve"> (</w:t>
+      </w:r>
+      <w:r>
+        <w:rPr>
+          <w:lang w:val="en-US"/>
+        </w:rPr>
+        <w:t>36960</w:t>
+      </w:r>
+      <w:r>
+        <w:rPr>
+          <w:lang w:val="en-US"/>
+        </w:rPr>
+        <w:t>)</w:t>
+      </w:r>
+    </w:p>
+    <w:p>
+      <w:pPr>
+        <w:pStyle w:val="Prrafodelista"/>
+        <w:numPr>
+          <w:ilvl w:val="1"/>
+          <w:numId w:val="2"/>
+        </w:numPr>
+        <w:rPr>
+          <w:lang w:val="en-US"/>
+        </w:rPr>
+      </w:pPr>
+      <w:r>
+        <w:rPr>
+          <w:lang w:val="en-US"/>
+        </w:rPr>
+        <w:t>benchmarks\data\</w:t>
+      </w:r>
+      <w:proofErr w:type="spellStart"/>
+      <w:r>
+        <w:rPr>
+          <w:lang w:val="en-US"/>
+        </w:rPr>
+        <w:t>data_psplib_follow_ups</w:t>
+      </w:r>
+      <w:proofErr w:type="spellEnd"/>
+      <w:r>
+        <w:rPr>
+          <w:lang w:val="en-US"/>
+        </w:rPr>
+        <w:t>\MR</w:t>
+      </w:r>
+      <w:r>
+        <w:rPr>
+          <w:lang w:val="en-US"/>
+        </w:rPr>
+        <w:t>6</w:t>
+      </w:r>
+      <w:r>
+        <w:rPr>
+          <w:lang w:val="en-US"/>
+        </w:rPr>
+        <w:t>\ J30_*_*_</w:t>
+      </w:r>
+      <w:r>
+        <w:rPr>
+          <w:lang w:val="en-US"/>
+        </w:rPr>
+        <w:t xml:space="preserve"> fu_rc_and_rr_</w:t>
+      </w:r>
+      <w:proofErr w:type="gramStart"/>
+      <w:r>
+        <w:rPr>
+          <w:lang w:val="en-US"/>
+        </w:rPr>
+        <w:t>0</w:t>
+      </w:r>
+      <w:r>
+        <w:rPr>
+          <w:lang w:val="en-US"/>
+        </w:rPr>
+        <w:t xml:space="preserve">  </w:t>
+      </w:r>
+      <w:r>
+        <w:rPr>
+          <w:lang w:val="en-US"/>
+        </w:rPr>
+        <w:t>(</w:t>
+      </w:r>
+      <w:proofErr w:type="gramEnd"/>
+      <w:r>
+        <w:rPr>
+          <w:lang w:val="en-US"/>
+        </w:rPr>
+        <w:t>36960</w:t>
+      </w:r>
+      <w:r>
+        <w:rPr>
+          <w:lang w:val="en-US"/>
+        </w:rPr>
+        <w:t>)</w:t>
+      </w:r>
+    </w:p>
+    <w:p>
+      <w:pPr>
+        <w:pStyle w:val="Prrafodelista"/>
+        <w:numPr>
+          <w:ilvl w:val="1"/>
+          <w:numId w:val="2"/>
+        </w:numPr>
+        <w:rPr>
+          <w:lang w:val="en-US"/>
+        </w:rPr>
+      </w:pPr>
+      <w:r>
+        <w:rPr>
+          <w:lang w:val="en-US"/>
+        </w:rPr>
+        <w:t>benchmarks\data\</w:t>
+      </w:r>
+      <w:proofErr w:type="spellStart"/>
+      <w:r>
+        <w:rPr>
+          <w:lang w:val="en-US"/>
+        </w:rPr>
+        <w:t>data_psplib_follow_ups</w:t>
+      </w:r>
+      <w:proofErr w:type="spellEnd"/>
+      <w:r>
+        <w:rPr>
+          <w:lang w:val="en-US"/>
+        </w:rPr>
+        <w:t>\MR</w:t>
+      </w:r>
+      <w:r>
+        <w:rPr>
+          <w:lang w:val="en-US"/>
+        </w:rPr>
+        <w:t>7</w:t>
+      </w:r>
+      <w:r>
+        <w:rPr>
+          <w:lang w:val="en-US"/>
+        </w:rPr>
+        <w:t>\ J30_*_*</w:t>
+      </w:r>
+      <w:r>
+        <w:rPr>
+          <w:lang w:val="en-US"/>
+        </w:rPr>
+        <w:t xml:space="preserve"> </w:t>
+      </w:r>
+      <w:proofErr w:type="gramStart"/>
+      <w:r>
+        <w:rPr>
+          <w:lang w:val="en-US"/>
+        </w:rPr>
+        <w:t>_</w:t>
+      </w:r>
+      <w:proofErr w:type="spellStart"/>
+      <w:r>
+        <w:rPr>
+          <w:lang w:val="en-US"/>
+        </w:rPr>
+        <w:t>fu_rr_max</w:t>
+      </w:r>
+      <w:r>
+        <w:rPr>
+          <w:lang w:val="en-US"/>
+        </w:rPr>
+        <w:t>.dzn</w:t>
+      </w:r>
+      <w:proofErr w:type="spellEnd"/>
+      <w:r>
+        <w:rPr>
+          <w:lang w:val="en-US"/>
+        </w:rPr>
+        <w:t xml:space="preserve">  </w:t>
+      </w:r>
+      <w:r>
+        <w:rPr>
+          <w:lang w:val="en-US"/>
+        </w:rPr>
+        <w:t>(</w:t>
+      </w:r>
+      <w:proofErr w:type="gramEnd"/>
+      <w:r>
+        <w:rPr>
+          <w:lang w:val="en-US"/>
+        </w:rPr>
+        <w:t>36960</w:t>
+      </w:r>
+      <w:r>
+        <w:rPr>
+          <w:lang w:val="en-US"/>
+        </w:rPr>
+        <w:t>)</w:t>
+      </w:r>
+    </w:p>
+    <w:p>
+      <w:pPr>
+        <w:pStyle w:val="Prrafodelista"/>
+        <w:numPr>
+          <w:ilvl w:val="1"/>
+          <w:numId w:val="2"/>
+        </w:numPr>
+        <w:rPr>
+          <w:lang w:val="en-US"/>
+        </w:rPr>
+      </w:pPr>
+      <w:r>
+        <w:rPr>
+          <w:lang w:val="en-US"/>
+        </w:rPr>
+        <w:t>benchmarks\data\</w:t>
+      </w:r>
+      <w:proofErr w:type="spellStart"/>
+      <w:r>
+        <w:rPr>
+          <w:lang w:val="en-US"/>
+        </w:rPr>
+        <w:t>data_psplib_follow_ups</w:t>
+      </w:r>
+      <w:proofErr w:type="spellEnd"/>
+      <w:r>
+        <w:rPr>
+          <w:lang w:val="en-US"/>
+        </w:rPr>
         <w:t>\</w:t>
       </w:r>
       <w:r>
@@ -563,7 +836,27 @@
         <w:rPr>
           <w:lang w:val="en-US"/>
         </w:rPr>
-        <w:t xml:space="preserve"> las MRs </w:t>
+        <w:t xml:space="preserve"> las </w:t>
+      </w:r>
+      <w:proofErr w:type="spellStart"/>
+      <w:r>
+        <w:rPr>
+          <w:lang w:val="en-US"/>
+        </w:rPr>
+        <w:t>respuestas</w:t>
+      </w:r>
+      <w:proofErr w:type="spellEnd"/>
+      <w:r>
+        <w:rPr>
+          <w:lang w:val="en-US"/>
+        </w:rPr>
+        <w:t>.</w:t>
+      </w:r>
+      <w:r>
+        <w:rPr>
+          <w:lang w:val="en-US"/>
+        </w:rPr>
+        <w:t xml:space="preserve"> </w:t>
       </w:r>
     </w:p>
     <w:p>
@@ -574,6 +867,37 @@
         <w:t>. En concreto</w:t>
       </w:r>
       <w:r>
+        <w:t xml:space="preserve"> tenemos carpetas con un montón de ficheros que se procesan con </w:t>
+      </w:r>
+      <w:r>
+        <w:t>Resultados.cpp</w:t>
+      </w:r>
+      <w:r>
+        <w:t xml:space="preserve"> y obtiene un fichero único (</w:t>
+      </w:r>
+      <w:proofErr w:type="spellStart"/>
+      <w:r>
+        <w:t>r</w:t>
+      </w:r>
+      <w:r>
+        <w:t>esultados</w:t>
+      </w:r>
+      <w:r>
+        <w:t>_proceso</w:t>
+      </w:r>
+      <w:proofErr w:type="spellEnd"/>
+      <w:r>
+        <w:t>_*.</w:t>
+      </w:r>
+      <w:proofErr w:type="spellStart"/>
+      <w:r>
+        <w:t>txt</w:t>
+      </w:r>
+      <w:proofErr w:type="spellEnd"/>
+      <w:r>
+        <w:t>) con todos los resultados juntos</w:t>
+      </w:r>
+      <w:r>
         <w:t>:</w:t>
       </w:r>
     </w:p>
@@ -607,7 +931,7 @@
           <w:b/>
           <w:bCs/>
         </w:rPr>
-        <w:t>_20250620</w:t>
+        <w:t>_20250626_MR5_MR6_MR7_DU0</w:t>
       </w:r>
       <w:r>
         <w:t xml:space="preserve"> </w:t>
@@ -738,114 +1062,542 @@
       <w:r>
         <w:t xml:space="preserve"> </w:t>
       </w:r>
+      <w:r>
+        <w:t>y MR5</w:t>
+      </w:r>
+      <w:r>
+        <w:t>, MR6 Y MR7</w:t>
+      </w:r>
+    </w:p>
+    <w:p>
+      <w:pPr>
+        <w:pStyle w:val="Prrafodelista"/>
+        <w:numPr>
+          <w:ilvl w:val="1"/>
+          <w:numId w:val="2"/>
+        </w:numPr>
+        <w:rPr>
+          <w:lang w:val="en-US"/>
+        </w:rPr>
+      </w:pPr>
+      <w:r>
+        <w:rPr>
+          <w:lang w:val="en-US"/>
+        </w:rPr>
+        <w:t>benchmarks\data\</w:t>
+      </w:r>
       <w:proofErr w:type="spellStart"/>
+      <w:r>
+        <w:rPr>
+          <w:lang w:val="en-US"/>
+        </w:rPr>
+        <w:t>data_psplib_follow_ups</w:t>
+      </w:r>
+      <w:proofErr w:type="spellEnd"/>
+      <w:r>
+        <w:rPr>
+          <w:lang w:val="en-US"/>
+        </w:rPr>
+        <w:t>\DUR_0\ J30_*_*_fu_dur_0.dzn</w:t>
+      </w:r>
+      <w:r>
+        <w:rPr>
+          <w:lang w:val="en-US"/>
+        </w:rPr>
+        <w:t xml:space="preserve"> (480)</w:t>
+      </w:r>
+    </w:p>
+    <w:p>
+      <w:pPr>
+        <w:pStyle w:val="Prrafodelista"/>
+        <w:numPr>
+          <w:ilvl w:val="1"/>
+          <w:numId w:val="2"/>
+        </w:numPr>
+        <w:rPr>
+          <w:lang w:val="en-US"/>
+        </w:rPr>
+      </w:pPr>
+      <w:r>
+        <w:rPr>
+          <w:lang w:val="en-US"/>
+        </w:rPr>
+        <w:t>benchmarks\data\</w:t>
+      </w:r>
+      <w:proofErr w:type="spellStart"/>
+      <w:r>
+        <w:rPr>
+          <w:lang w:val="en-US"/>
+        </w:rPr>
+        <w:t>data_psplib_follow_ups</w:t>
+      </w:r>
+      <w:proofErr w:type="spellEnd"/>
+      <w:r>
+        <w:rPr>
+          <w:lang w:val="en-US"/>
+        </w:rPr>
+        <w:t>\</w:t>
+      </w:r>
+      <w:r>
+        <w:rPr>
+          <w:lang w:val="en-US"/>
+        </w:rPr>
+        <w:t>M</w:t>
+      </w:r>
+      <w:r>
+        <w:rPr>
+          <w:lang w:val="en-US"/>
+        </w:rPr>
+        <w:t>R</w:t>
+      </w:r>
+      <w:r>
+        <w:rPr>
+          <w:lang w:val="en-US"/>
+        </w:rPr>
+        <w:t>5</w:t>
+      </w:r>
+      <w:r>
+        <w:rPr>
+          <w:lang w:val="en-US"/>
+        </w:rPr>
+        <w:t>\ J30</w:t>
+      </w:r>
+      <w:proofErr w:type="gramStart"/>
+      <w:r>
+        <w:rPr>
+          <w:lang w:val="en-US"/>
+        </w:rPr>
+        <w:t>_*_</w:t>
+      </w:r>
+      <w:proofErr w:type="gramEnd"/>
+      <w:r>
+        <w:rPr>
+          <w:lang w:val="en-US"/>
+        </w:rPr>
+        <w:t>*_fu_</w:t>
+      </w:r>
+      <w:r>
+        <w:rPr>
+          <w:lang w:val="en-US"/>
+        </w:rPr>
+        <w:t>1_</w:t>
+      </w:r>
+      <w:r>
+        <w:rPr>
+          <w:lang w:val="en-US"/>
+        </w:rPr>
+        <w:t>rc_</w:t>
+      </w:r>
+      <w:r>
+        <w:rPr>
+          <w:lang w:val="en-US"/>
+        </w:rPr>
+        <w:t>mayor</w:t>
+      </w:r>
+      <w:r>
+        <w:rPr>
+          <w:lang w:val="en-US"/>
+        </w:rPr>
+        <w:t>_rr</w:t>
+      </w:r>
+      <w:r>
+        <w:rPr>
+          <w:lang w:val="en-US"/>
+        </w:rPr>
+        <w:t>.dzn</w:t>
+      </w:r>
+      <w:r>
+        <w:rPr>
+          <w:lang w:val="en-US"/>
+        </w:rPr>
+        <w:t xml:space="preserve"> (480)</w:t>
+      </w:r>
+    </w:p>
+    <w:p>
+      <w:pPr>
+        <w:pStyle w:val="Prrafodelista"/>
+        <w:numPr>
+          <w:ilvl w:val="1"/>
+          <w:numId w:val="2"/>
+        </w:numPr>
+        <w:rPr>
+          <w:lang w:val="en-US"/>
+        </w:rPr>
+      </w:pPr>
+      <w:r>
+        <w:rPr>
+          <w:lang w:val="en-US"/>
+        </w:rPr>
+        <w:t>benchmarks\data\</w:t>
+      </w:r>
+      <w:proofErr w:type="spellStart"/>
+      <w:r>
+        <w:rPr>
+          <w:lang w:val="en-US"/>
+        </w:rPr>
+        <w:t>data_psplib_follow_ups</w:t>
+      </w:r>
+      <w:proofErr w:type="spellEnd"/>
+      <w:r>
+        <w:rPr>
+          <w:lang w:val="en-US"/>
+        </w:rPr>
+        <w:t>\</w:t>
+      </w:r>
+      <w:r>
+        <w:rPr>
+          <w:lang w:val="en-US"/>
+        </w:rPr>
+        <w:t>M</w:t>
+      </w:r>
+      <w:r>
+        <w:rPr>
+          <w:lang w:val="en-US"/>
+        </w:rPr>
+        <w:t>R</w:t>
+      </w:r>
+      <w:r>
+        <w:rPr>
+          <w:lang w:val="en-US"/>
+        </w:rPr>
+        <w:t>6</w:t>
+      </w:r>
+      <w:r>
+        <w:rPr>
+          <w:lang w:val="en-US"/>
+        </w:rPr>
+        <w:t>\ J30_*_*_fu_</w:t>
+      </w:r>
+      <w:r>
+        <w:rPr>
+          <w:lang w:val="en-US"/>
+        </w:rPr>
+        <w:t>rc_and_rr</w:t>
+      </w:r>
+      <w:r>
+        <w:rPr>
+          <w:lang w:val="en-US"/>
+        </w:rPr>
+        <w:t>_0.dzn</w:t>
+      </w:r>
+      <w:r>
+        <w:rPr>
+          <w:lang w:val="en-US"/>
+        </w:rPr>
+        <w:t xml:space="preserve"> (480)</w:t>
+      </w:r>
+    </w:p>
+    <w:p>
+      <w:pPr>
+        <w:pStyle w:val="Prrafodelista"/>
+        <w:numPr>
+          <w:ilvl w:val="1"/>
+          <w:numId w:val="2"/>
+        </w:numPr>
+        <w:rPr>
+          <w:lang w:val="en-US"/>
+        </w:rPr>
+      </w:pPr>
+      <w:r>
+        <w:rPr>
+          <w:lang w:val="en-US"/>
+        </w:rPr>
+        <w:t>benchmarks\data\</w:t>
+      </w:r>
+      <w:proofErr w:type="spellStart"/>
+      <w:r>
+        <w:rPr>
+          <w:lang w:val="en-US"/>
+        </w:rPr>
+        <w:t>data_psplib_follow_ups</w:t>
+      </w:r>
+      <w:proofErr w:type="spellEnd"/>
+      <w:r>
+        <w:rPr>
+          <w:lang w:val="en-US"/>
+        </w:rPr>
+        <w:t>\</w:t>
+      </w:r>
+      <w:r>
+        <w:rPr>
+          <w:lang w:val="en-US"/>
+        </w:rPr>
+        <w:t>M</w:t>
+      </w:r>
+      <w:r>
+        <w:rPr>
+          <w:lang w:val="en-US"/>
+        </w:rPr>
+        <w:t>R</w:t>
+      </w:r>
+      <w:r>
+        <w:rPr>
+          <w:lang w:val="en-US"/>
+        </w:rPr>
+        <w:t>5</w:t>
+      </w:r>
+      <w:r>
+        <w:rPr>
+          <w:lang w:val="en-US"/>
+        </w:rPr>
+        <w:t>\ J30</w:t>
+      </w:r>
+      <w:proofErr w:type="gramStart"/>
+      <w:r>
+        <w:rPr>
+          <w:lang w:val="en-US"/>
+        </w:rPr>
+        <w:t>_*_</w:t>
+      </w:r>
+      <w:proofErr w:type="gramEnd"/>
+      <w:r>
+        <w:rPr>
+          <w:lang w:val="en-US"/>
+        </w:rPr>
+        <w:t>*_</w:t>
+      </w:r>
+      <w:proofErr w:type="spellStart"/>
+      <w:r>
+        <w:rPr>
+          <w:lang w:val="en-US"/>
+        </w:rPr>
+        <w:t>fu_</w:t>
+      </w:r>
+      <w:r>
+        <w:rPr>
+          <w:lang w:val="en-US"/>
+        </w:rPr>
+        <w:t>rr</w:t>
+      </w:r>
+      <w:r>
+        <w:rPr>
+          <w:lang w:val="en-US"/>
+        </w:rPr>
+        <w:t>_</w:t>
+      </w:r>
+      <w:r>
+        <w:rPr>
+          <w:lang w:val="en-US"/>
+        </w:rPr>
+        <w:t>max</w:t>
+      </w:r>
+      <w:r>
+        <w:rPr>
+          <w:lang w:val="en-US"/>
+        </w:rPr>
+        <w:t>.dzn</w:t>
+      </w:r>
+      <w:proofErr w:type="spellEnd"/>
+      <w:r>
+        <w:rPr>
+          <w:lang w:val="en-US"/>
+        </w:rPr>
+        <w:t xml:space="preserve"> (480)</w:t>
+      </w:r>
+    </w:p>
+    <w:p>
+      <w:r>
+        <w:t>Total</w:t>
+      </w:r>
+      <w:r>
+        <w:t>:</w:t>
+      </w:r>
+      <w:r>
+        <w:t xml:space="preserve"> 77</w:t>
+      </w:r>
+      <w:r>
+        <w:t xml:space="preserve"> </w:t>
+      </w:r>
+      <w:r>
+        <w:t>x</w:t>
+      </w:r>
+      <w:r>
+        <w:t xml:space="preserve"> </w:t>
+      </w:r>
+      <w:r>
+        <w:t>480</w:t>
+      </w:r>
+      <w:r>
+        <w:t xml:space="preserve"> x </w:t>
+      </w:r>
+      <w:r>
+        <w:t>4</w:t>
+      </w:r>
+      <w:r>
+        <w:t xml:space="preserve"> = </w:t>
+      </w:r>
+      <w:r>
+        <w:t>147</w:t>
+      </w:r>
+      <w:r>
+        <w:t>.</w:t>
+      </w:r>
+      <w:r>
+        <w:t>84</w:t>
+      </w:r>
+      <w:r>
+        <w:t>0</w:t>
+      </w:r>
+      <w:r>
+        <w:t xml:space="preserve"> </w:t>
+      </w:r>
+      <w:r>
+        <w:rPr>
+          <w:color w:val="EE0000"/>
+        </w:rPr>
+        <w:t>(</w:t>
+      </w:r>
+      <w:r>
+        <w:rPr>
+          <w:color w:val="EE0000"/>
+        </w:rPr>
+        <w:t xml:space="preserve">En la carpeta hay </w:t>
+      </w:r>
+      <w:r>
+        <w:t>147.</w:t>
+      </w:r>
+      <w:r>
+        <w:rPr>
+          <w:color w:val="EE0000"/>
+        </w:rPr>
+        <w:t xml:space="preserve"> </w:t>
+      </w:r>
+      <w:r>
+        <w:rPr>
+          <w:color w:val="EE0000"/>
+        </w:rPr>
+        <w:t xml:space="preserve">que se pueden limpiar los </w:t>
+      </w:r>
+      <w:r>
+        <w:rPr>
+          <w:color w:val="EE0000"/>
+        </w:rPr>
+        <w:t>"</w:t>
+      </w:r>
+      <w:proofErr w:type="spellStart"/>
+      <w:r>
+        <w:rPr>
+          <w:color w:val="EE0000"/>
+        </w:rPr>
+        <w:t>mzn</w:t>
+      </w:r>
+      <w:proofErr w:type="spellEnd"/>
+      <w:r>
+        <w:rPr>
+          <w:color w:val="EE0000"/>
+        </w:rPr>
+        <w:t>--.</w:t>
+      </w:r>
+      <w:proofErr w:type="spellStart"/>
+      <w:r>
+        <w:rPr>
+          <w:color w:val="EE0000"/>
+        </w:rPr>
+        <w:t>out</w:t>
+      </w:r>
+      <w:proofErr w:type="spellEnd"/>
+      <w:r>
+        <w:rPr>
+          <w:color w:val="EE0000"/>
+        </w:rPr>
+        <w:t>"</w:t>
+      </w:r>
+      <w:r>
+        <w:rPr>
+          <w:color w:val="EE0000"/>
+        </w:rPr>
+        <w:t xml:space="preserve"> (mirar </w:t>
+      </w:r>
+      <w:proofErr w:type="spellStart"/>
+      <w:r>
+        <w:rPr>
+          <w:color w:val="EE0000"/>
+        </w:rPr>
+        <w:t>txt</w:t>
+      </w:r>
+      <w:proofErr w:type="spellEnd"/>
+      <w:r>
+        <w:rPr>
+          <w:color w:val="EE0000"/>
+        </w:rPr>
+        <w:t xml:space="preserve">. </w:t>
+      </w:r>
+      <w:proofErr w:type="spellStart"/>
+      <w:r>
+        <w:rPr>
+          <w:color w:val="EE0000"/>
+        </w:rPr>
+        <w:t>Appendix</w:t>
+      </w:r>
+      <w:proofErr w:type="spellEnd"/>
+      <w:r>
+        <w:rPr>
+          <w:color w:val="EE0000"/>
+        </w:rPr>
+        <w:t xml:space="preserve"> 1</w:t>
+      </w:r>
+      <w:r>
+        <w:rPr>
+          <w:color w:val="EE0000"/>
+        </w:rPr>
+        <w:t>)</w:t>
+      </w:r>
+      <w:r>
+        <w:rPr>
+          <w:color w:val="EE0000"/>
+        </w:rPr>
+        <w:t xml:space="preserve">. Pero no es necesario porque si entran al diccionario </w:t>
+      </w:r>
+      <w:proofErr w:type="spellStart"/>
+      <w:r>
+        <w:rPr>
+          <w:color w:val="EE0000"/>
+        </w:rPr>
+        <w:t>dicc_results</w:t>
+      </w:r>
+      <w:proofErr w:type="spellEnd"/>
+      <w:r>
+        <w:rPr>
+          <w:color w:val="EE0000"/>
+        </w:rPr>
+        <w:t xml:space="preserve"> de V9_PROCESS_MRs no pasa nada porque no los voy a “llamar”</w:t>
+      </w:r>
+    </w:p>
+    <w:p>
+      <w:r>
+        <w:t xml:space="preserve">2. </w:t>
+      </w:r>
+      <w:r>
+        <w:t>E</w:t>
+      </w:r>
+      <w:r>
+        <w:t xml:space="preserve">n la </w:t>
+      </w:r>
+      <w:proofErr w:type="gramStart"/>
+      <w:r>
+        <w:t xml:space="preserve">carpeta  </w:t>
+      </w:r>
       <w:r>
         <w:rPr>
           <w:b/>
           <w:bCs/>
         </w:rPr>
-        <w:t>benchmarks</w:t>
-      </w:r>
-      <w:proofErr w:type="spellEnd"/>
+        <w:t>out</w:t>
+      </w:r>
+      <w:proofErr w:type="gramEnd"/>
       <w:r>
         <w:rPr>
           <w:b/>
           <w:bCs/>
         </w:rPr>
-        <w:t>\data\</w:t>
-      </w:r>
-      <w:proofErr w:type="spellStart"/>
+        <w:t>_T30_230</w:t>
+      </w:r>
       <w:r>
         <w:rPr>
           <w:b/>
           <w:bCs/>
         </w:rPr>
-        <w:t>data_psplib_follow_ups</w:t>
-      </w:r>
-      <w:proofErr w:type="spellEnd"/>
-      <w:r>
-        <w:rPr>
-          <w:b/>
-          <w:bCs/>
-        </w:rPr>
-        <w:t>\DUR_0\ J30_*_*_fu_dur_0.dzn</w:t>
-      </w:r>
-    </w:p>
-    <w:p>
-      <w:r>
-        <w:t>Total</w:t>
-      </w:r>
-      <w:r>
-        <w:t>:</w:t>
-      </w:r>
-      <w:r>
-        <w:t xml:space="preserve"> 77</w:t>
-      </w:r>
-      <w:r>
-        <w:t xml:space="preserve"> </w:t>
-      </w:r>
-      <w:r>
-        <w:t>x</w:t>
-      </w:r>
-      <w:r>
-        <w:t xml:space="preserve"> </w:t>
-      </w:r>
-      <w:r>
-        <w:t xml:space="preserve">480 = 36.960 </w:t>
-      </w:r>
-      <w:r>
-        <w:rPr>
-          <w:color w:val="EE0000"/>
-        </w:rPr>
-        <w:t>(</w:t>
-      </w:r>
-      <w:r>
-        <w:rPr>
-          <w:color w:val="EE0000"/>
-        </w:rPr>
-        <w:t xml:space="preserve">En la carpeta hay 37.036 que limpio en </w:t>
-      </w:r>
-      <w:r>
-        <w:rPr>
-          <w:color w:val="EE0000"/>
-        </w:rPr>
-        <w:t>resultados_proceso_2025_out_20250620.txt</w:t>
-      </w:r>
-      <w:r>
-        <w:rPr>
-          <w:color w:val="EE0000"/>
-        </w:rPr>
-        <w:t>)</w:t>
-      </w:r>
-    </w:p>
-    <w:p>
-      <w:r>
-        <w:t xml:space="preserve">2. </w:t>
-      </w:r>
-      <w:r>
-        <w:t>E</w:t>
-      </w:r>
-      <w:r>
-        <w:t xml:space="preserve">n la </w:t>
-      </w:r>
-      <w:proofErr w:type="gramStart"/>
-      <w:r>
-        <w:t xml:space="preserve">carpeta  </w:t>
-      </w:r>
-      <w:r>
-        <w:rPr>
-          <w:b/>
-          <w:bCs/>
-        </w:rPr>
-        <w:t>out</w:t>
-      </w:r>
-      <w:proofErr w:type="gramEnd"/>
-      <w:r>
-        <w:rPr>
-          <w:b/>
-          <w:bCs/>
-        </w:rPr>
-        <w:t>_T300_230818</w:t>
+        <w:t>723</w:t>
       </w:r>
       <w:r>
         <w:t xml:space="preserve"> </w:t>
@@ -1681,38 +2433,164 @@
       </w:r>
       <w:proofErr w:type="gramStart"/>
       <w:r>
-        <w:t xml:space="preserve">x  </w:t>
-      </w:r>
-      <w:r>
-        <w:t>8</w:t>
+        <w:t>x  8</w:t>
       </w:r>
       <w:proofErr w:type="gramEnd"/>
       <w:r>
+        <w:t xml:space="preserve"> = 295.680</w:t>
+      </w:r>
+      <w:r>
+        <w:t xml:space="preserve"> </w:t>
+      </w:r>
+      <w:r>
+        <w:rPr>
+          <w:color w:val="EE0000"/>
+        </w:rPr>
+        <w:t>En la carpeta hay 295.988 que</w:t>
+      </w:r>
+      <w:r>
+        <w:rPr>
+          <w:color w:val="EE0000"/>
+        </w:rPr>
+        <w:t xml:space="preserve"> se pueden </w:t>
+      </w:r>
+      <w:r>
+        <w:rPr>
+          <w:color w:val="EE0000"/>
+        </w:rPr>
+        <w:t>limpi</w:t>
+      </w:r>
+      <w:r>
+        <w:rPr>
+          <w:color w:val="EE0000"/>
+        </w:rPr>
+        <w:t>ar</w:t>
+      </w:r>
+      <w:r>
+        <w:rPr>
+          <w:color w:val="EE0000"/>
+        </w:rPr>
+        <w:t xml:space="preserve"> los </w:t>
+      </w:r>
+      <w:r>
+        <w:rPr>
+          <w:color w:val="EE0000"/>
+        </w:rPr>
+        <w:t>"</w:t>
+      </w:r>
+      <w:proofErr w:type="spellStart"/>
+      <w:r>
+        <w:rPr>
+          <w:color w:val="EE0000"/>
+        </w:rPr>
+        <w:t>mzn</w:t>
+      </w:r>
+      <w:proofErr w:type="spellEnd"/>
+      <w:r>
+        <w:rPr>
+          <w:color w:val="EE0000"/>
+        </w:rPr>
+        <w:t>--.</w:t>
+      </w:r>
+      <w:proofErr w:type="spellStart"/>
+      <w:r>
+        <w:rPr>
+          <w:color w:val="EE0000"/>
+        </w:rPr>
+        <w:t>out</w:t>
+      </w:r>
+      <w:proofErr w:type="spellEnd"/>
+      <w:r>
+        <w:rPr>
+          <w:color w:val="EE0000"/>
+        </w:rPr>
+        <w:t>"</w:t>
+      </w:r>
+      <w:r>
+        <w:rPr>
+          <w:color w:val="EE0000"/>
+        </w:rPr>
+        <w:t xml:space="preserve"> </w:t>
+      </w:r>
+      <w:r>
+        <w:rPr>
+          <w:color w:val="EE0000"/>
+        </w:rPr>
+        <w:t xml:space="preserve">(mirar </w:t>
+      </w:r>
+      <w:proofErr w:type="spellStart"/>
+      <w:r>
+        <w:rPr>
+          <w:color w:val="EE0000"/>
+        </w:rPr>
+        <w:t>txt</w:t>
+      </w:r>
+      <w:proofErr w:type="spellEnd"/>
+      <w:r>
+        <w:rPr>
+          <w:color w:val="EE0000"/>
+        </w:rPr>
+        <w:t xml:space="preserve">. </w:t>
+      </w:r>
+      <w:proofErr w:type="spellStart"/>
+      <w:r>
+        <w:rPr>
+          <w:color w:val="EE0000"/>
+        </w:rPr>
+        <w:t>Appendix</w:t>
+      </w:r>
+      <w:proofErr w:type="spellEnd"/>
+      <w:r>
+        <w:rPr>
+          <w:color w:val="EE0000"/>
+        </w:rPr>
+        <w:t xml:space="preserve"> 1</w:t>
+      </w:r>
+      <w:r>
+        <w:rPr>
+          <w:color w:val="EE0000"/>
+        </w:rPr>
+        <w:t>)</w:t>
+      </w:r>
+      <w:r>
+        <w:rPr>
+          <w:color w:val="EE0000"/>
+        </w:rPr>
+        <w:t xml:space="preserve">. Pero no es necesario porque si entran al diccionario </w:t>
+      </w:r>
+      <w:proofErr w:type="spellStart"/>
+      <w:r>
+        <w:rPr>
+          <w:color w:val="EE0000"/>
+        </w:rPr>
+        <w:t>dicc_results</w:t>
+      </w:r>
+      <w:proofErr w:type="spellEnd"/>
+      <w:r>
+        <w:rPr>
+          <w:color w:val="EE0000"/>
+        </w:rPr>
+        <w:t xml:space="preserve"> de V9_PROCESS_MRs no pasa nada porque no los voy a “llamar”</w:t>
+      </w:r>
+    </w:p>
+    <w:p/>
+    <w:p>
+      <w:r>
+        <w:t xml:space="preserve">En las pruebas tendré 295.680 + </w:t>
+      </w:r>
+      <w:r>
+        <w:t>¿¿??</w:t>
+      </w:r>
+      <w:r>
         <w:t xml:space="preserve"> = </w:t>
       </w:r>
       <w:r>
-        <w:t>295</w:t>
-      </w:r>
-      <w:r>
-        <w:t>.6</w:t>
-      </w:r>
-      <w:r>
-        <w:t>8</w:t>
-      </w:r>
-      <w:r>
-        <w:t>0</w:t>
+        <w:t>¿¿??</w:t>
       </w:r>
     </w:p>
     <w:p>
       <w:r>
-        <w:t xml:space="preserve">En las pruebas tendré 295.680 + 36.960 = </w:t>
-      </w:r>
-      <w:r>
-        <w:t>332.640</w:t>
-      </w:r>
-    </w:p>
-    <w:p>
-      <w:r>
+        <w:lastRenderedPageBreak/>
         <w:t>Cada uno de estos ficheros tienen tres posibles respuestas</w:t>
       </w:r>
       <w:r>
@@ -1745,15 +2623,11 @@
           <w:p>
             <w:pPr>
               <w:rPr>
-                <w:sz w:val="20"/>
-                <w:szCs w:val="20"/>
-                <w:lang w:val="en-US"/>
-              </w:rPr>
-            </w:pPr>
-            <w:r>
-              <w:rPr>
-                <w:sz w:val="20"/>
-                <w:szCs w:val="20"/>
+                <w:lang w:val="en-US"/>
+              </w:rPr>
+            </w:pPr>
+            <w:r>
+              <w:rPr>
                 <w:lang w:val="en-US"/>
               </w:rPr>
               <w:t>Respuesta 1:</w:t>
@@ -1762,8 +2636,6 @@
           <w:p>
             <w:pPr>
               <w:rPr>
-                <w:sz w:val="20"/>
-                <w:szCs w:val="20"/>
                 <w:lang w:val="en-US"/>
               </w:rPr>
             </w:pPr>
@@ -1776,15 +2648,11 @@
           <w:p>
             <w:pPr>
               <w:rPr>
-                <w:sz w:val="20"/>
-                <w:szCs w:val="20"/>
-                <w:lang w:val="en-US"/>
-              </w:rPr>
-            </w:pPr>
-            <w:r>
-              <w:rPr>
-                <w:sz w:val="20"/>
-                <w:szCs w:val="20"/>
+                <w:lang w:val="en-US"/>
+              </w:rPr>
+            </w:pPr>
+            <w:r>
+              <w:rPr>
                 <w:lang w:val="en-US"/>
               </w:rPr>
               <w:t>TIMEOUT</w:t>
@@ -1793,15 +2661,11 @@
           <w:p>
             <w:pPr>
               <w:rPr>
-                <w:sz w:val="20"/>
-                <w:szCs w:val="20"/>
-                <w:lang w:val="en-US"/>
-              </w:rPr>
-            </w:pPr>
-            <w:r>
-              <w:rPr>
-                <w:sz w:val="20"/>
-                <w:szCs w:val="20"/>
+                <w:lang w:val="en-US"/>
+              </w:rPr>
+            </w:pPr>
+            <w:r>
+              <w:rPr>
                 <w:lang w:val="en-US"/>
               </w:rPr>
               <w:t xml:space="preserve">total time: 300.0024979870068 </w:t>
@@ -1809,8 +2673,6 @@
             <w:proofErr w:type="spellStart"/>
             <w:r>
               <w:rPr>
-                <w:sz w:val="20"/>
-                <w:szCs w:val="20"/>
                 <w:lang w:val="en-US"/>
               </w:rPr>
               <w:t>ms</w:t>
@@ -1820,15 +2682,11 @@
           <w:p>
             <w:pPr>
               <w:rPr>
-                <w:sz w:val="20"/>
-                <w:szCs w:val="20"/>
-                <w:lang w:val="en-US"/>
-              </w:rPr>
-            </w:pPr>
-            <w:r>
-              <w:rPr>
-                <w:sz w:val="20"/>
-                <w:szCs w:val="20"/>
+                <w:lang w:val="en-US"/>
+              </w:rPr>
+            </w:pPr>
+            <w:r>
+              <w:rPr>
                 <w:lang w:val="en-US"/>
               </w:rPr>
               <w:t>OK</w:t>
@@ -1844,15 +2702,11 @@
           <w:p>
             <w:pPr>
               <w:rPr>
-                <w:sz w:val="20"/>
-                <w:szCs w:val="20"/>
-                <w:lang w:val="en-US"/>
-              </w:rPr>
-            </w:pPr>
-            <w:r>
-              <w:rPr>
-                <w:sz w:val="20"/>
-                <w:szCs w:val="20"/>
+                <w:lang w:val="en-US"/>
+              </w:rPr>
+            </w:pPr>
+            <w:r>
+              <w:rPr>
                 <w:lang w:val="en-US"/>
               </w:rPr>
               <w:t>Respuesta 2:</w:t>
@@ -1861,8 +2715,6 @@
           <w:p>
             <w:pPr>
               <w:rPr>
-                <w:sz w:val="20"/>
-                <w:szCs w:val="20"/>
                 <w:lang w:val="en-US"/>
               </w:rPr>
             </w:pPr>
@@ -1875,15 +2727,11 @@
           <w:p>
             <w:pPr>
               <w:rPr>
-                <w:sz w:val="20"/>
-                <w:szCs w:val="20"/>
-                <w:lang w:val="en-US"/>
-              </w:rPr>
-            </w:pPr>
-            <w:r>
-              <w:rPr>
-                <w:sz w:val="20"/>
-                <w:szCs w:val="20"/>
+                <w:lang w:val="en-US"/>
+              </w:rPr>
+            </w:pPr>
+            <w:r>
+              <w:rPr>
                 <w:lang w:val="en-US"/>
               </w:rPr>
               <w:t>Start times = [0, 0, 0, 4, 27, 4, 5, 14, 17, 10, 17, 18, 18, 22, 18, 27, 10, 22, 4, 20, 3, 20, 31, 28, 31, 34, 34, 38, 33, 44]</w:t>
@@ -1892,16 +2740,12 @@
           <w:p>
             <w:pPr>
               <w:rPr>
-                <w:sz w:val="20"/>
-                <w:szCs w:val="20"/>
                 <w:lang w:val="en-US"/>
               </w:rPr>
             </w:pPr>
             <w:proofErr w:type="spellStart"/>
             <w:r>
               <w:rPr>
-                <w:sz w:val="20"/>
-                <w:szCs w:val="20"/>
                 <w:lang w:val="en-US"/>
               </w:rPr>
               <w:t>makespan</w:t>
@@ -1909,8 +2753,6 @@
             <w:proofErr w:type="spellEnd"/>
             <w:r>
               <w:rPr>
-                <w:sz w:val="20"/>
-                <w:szCs w:val="20"/>
                 <w:lang w:val="en-US"/>
               </w:rPr>
               <w:t xml:space="preserve"> = 45</w:t>
@@ -1919,15 +2761,11 @@
           <w:p>
             <w:pPr>
               <w:rPr>
-                <w:sz w:val="20"/>
-                <w:szCs w:val="20"/>
-                <w:lang w:val="en-US"/>
-              </w:rPr>
-            </w:pPr>
-            <w:r>
-              <w:rPr>
-                <w:sz w:val="20"/>
-                <w:szCs w:val="20"/>
+                <w:lang w:val="en-US"/>
+              </w:rPr>
+            </w:pPr>
+            <w:r>
+              <w:rPr>
                 <w:lang w:val="en-US"/>
               </w:rPr>
               <w:t>----------</w:t>
@@ -1936,15 +2774,11 @@
           <w:p>
             <w:pPr>
               <w:rPr>
-                <w:sz w:val="20"/>
-                <w:szCs w:val="20"/>
-                <w:lang w:val="en-US"/>
-              </w:rPr>
-            </w:pPr>
-            <w:r>
-              <w:rPr>
-                <w:sz w:val="20"/>
-                <w:szCs w:val="20"/>
+                <w:lang w:val="en-US"/>
+              </w:rPr>
+            </w:pPr>
+            <w:r>
+              <w:rPr>
                 <w:lang w:val="en-US"/>
               </w:rPr>
               <w:t>==========</w:t>
@@ -1953,15 +2787,11 @@
           <w:p>
             <w:pPr>
               <w:rPr>
-                <w:sz w:val="20"/>
-                <w:szCs w:val="20"/>
-                <w:lang w:val="en-US"/>
-              </w:rPr>
-            </w:pPr>
-            <w:r>
-              <w:rPr>
-                <w:sz w:val="20"/>
-                <w:szCs w:val="20"/>
+                <w:lang w:val="en-US"/>
+              </w:rPr>
+            </w:pPr>
+            <w:r>
+              <w:rPr>
                 <w:lang w:val="en-US"/>
               </w:rPr>
               <w:t>OK</w:t>
@@ -1970,15 +2800,11 @@
           <w:p>
             <w:pPr>
               <w:rPr>
-                <w:sz w:val="20"/>
-                <w:szCs w:val="20"/>
-                <w:lang w:val="en-US"/>
-              </w:rPr>
-            </w:pPr>
-            <w:r>
-              <w:rPr>
-                <w:sz w:val="20"/>
-                <w:szCs w:val="20"/>
+                <w:lang w:val="en-US"/>
+              </w:rPr>
+            </w:pPr>
+            <w:r>
+              <w:rPr>
                 <w:lang w:val="en-US"/>
               </w:rPr>
               <w:t xml:space="preserve">total time: 0.216308472212404 </w:t>
@@ -1986,8 +2812,6 @@
             <w:proofErr w:type="spellStart"/>
             <w:r>
               <w:rPr>
-                <w:sz w:val="20"/>
-                <w:szCs w:val="20"/>
                 <w:lang w:val="en-US"/>
               </w:rPr>
               <w:t>ms</w:t>
@@ -1997,15 +2821,11 @@
           <w:p>
             <w:pPr>
               <w:rPr>
-                <w:sz w:val="20"/>
-                <w:szCs w:val="20"/>
-                <w:lang w:val="en-US"/>
-              </w:rPr>
-            </w:pPr>
-            <w:r>
-              <w:rPr>
-                <w:sz w:val="20"/>
-                <w:szCs w:val="20"/>
+                <w:lang w:val="en-US"/>
+              </w:rPr>
+            </w:pPr>
+            <w:r>
+              <w:rPr>
                 <w:lang w:val="en-US"/>
               </w:rPr>
               <w:t>OK</w:t>
@@ -2021,15 +2841,11 @@
           <w:p>
             <w:pPr>
               <w:rPr>
-                <w:sz w:val="20"/>
-                <w:szCs w:val="20"/>
-                <w:lang w:val="en-US"/>
-              </w:rPr>
-            </w:pPr>
-            <w:r>
-              <w:rPr>
-                <w:sz w:val="20"/>
-                <w:szCs w:val="20"/>
+                <w:lang w:val="en-US"/>
+              </w:rPr>
+            </w:pPr>
+            <w:r>
+              <w:rPr>
                 <w:lang w:val="en-US"/>
               </w:rPr>
               <w:t>Respuesta 3:</w:t>
@@ -2038,8 +2854,6 @@
           <w:p>
             <w:pPr>
               <w:rPr>
-                <w:sz w:val="20"/>
-                <w:szCs w:val="20"/>
                 <w:lang w:val="en-US"/>
               </w:rPr>
             </w:pPr>
@@ -2052,15 +2866,11 @@
           <w:p>
             <w:pPr>
               <w:rPr>
-                <w:sz w:val="20"/>
-                <w:szCs w:val="20"/>
-                <w:lang w:val="en-US"/>
-              </w:rPr>
-            </w:pPr>
-            <w:r>
-              <w:rPr>
-                <w:sz w:val="20"/>
-                <w:szCs w:val="20"/>
+                <w:lang w:val="en-US"/>
+              </w:rPr>
+            </w:pPr>
+            <w:r>
+              <w:rPr>
                 <w:lang w:val="en-US"/>
               </w:rPr>
               <w:t xml:space="preserve">Start times = [0, 0, 0, 150, 168, 150, 151, 160, 160, 151, 158, 164, 164, 173, 164, 168, 10, 165, 150, 166, 3, 166, 172, </w:t>
@@ -2068,8 +2878,6 @@
             <w:proofErr w:type="gramStart"/>
             <w:r>
               <w:rPr>
-                <w:sz w:val="20"/>
-                <w:szCs w:val="20"/>
                 <w:lang w:val="en-US"/>
               </w:rPr>
               <w:t>174, 177</w:t>
@@ -2077,8 +2885,6 @@
             <w:proofErr w:type="gramEnd"/>
             <w:r>
               <w:rPr>
-                <w:sz w:val="20"/>
-                <w:szCs w:val="20"/>
                 <w:lang w:val="en-US"/>
               </w:rPr>
               <w:t xml:space="preserve">, 177, 178, 184, </w:t>
@@ -2086,8 +2892,6 @@
             <w:proofErr w:type="gramStart"/>
             <w:r>
               <w:rPr>
-                <w:sz w:val="20"/>
-                <w:szCs w:val="20"/>
                 <w:lang w:val="en-US"/>
               </w:rPr>
               <w:t>179, 189</w:t>
@@ -2095,8 +2899,6 @@
             <w:proofErr w:type="gramEnd"/>
             <w:r>
               <w:rPr>
-                <w:sz w:val="20"/>
-                <w:szCs w:val="20"/>
                 <w:lang w:val="en-US"/>
               </w:rPr>
               <w:t>]</w:t>
@@ -2105,16 +2907,12 @@
           <w:p>
             <w:pPr>
               <w:rPr>
-                <w:sz w:val="20"/>
-                <w:szCs w:val="20"/>
                 <w:lang w:val="en-US"/>
               </w:rPr>
             </w:pPr>
             <w:proofErr w:type="spellStart"/>
             <w:r>
               <w:rPr>
-                <w:sz w:val="20"/>
-                <w:szCs w:val="20"/>
                 <w:lang w:val="en-US"/>
               </w:rPr>
               <w:t>makespan</w:t>
@@ -2122,8 +2920,6 @@
             <w:proofErr w:type="spellEnd"/>
             <w:r>
               <w:rPr>
-                <w:sz w:val="20"/>
-                <w:szCs w:val="20"/>
                 <w:lang w:val="en-US"/>
               </w:rPr>
               <w:t xml:space="preserve"> = 190</w:t>
@@ -2132,16 +2928,10 @@
           <w:p>
             <w:pPr>
               <w:rPr>
-                <w:sz w:val="20"/>
-                <w:szCs w:val="20"/>
-                <w:lang w:val="en-US"/>
-              </w:rPr>
-            </w:pPr>
-            <w:r>
-              <w:rPr>
-                <w:sz w:val="20"/>
-                <w:szCs w:val="20"/>
-              </w:rPr>
+                <w:lang w:val="en-US"/>
+              </w:rPr>
+            </w:pPr>
+            <w:r>
               <w:t>----------</w:t>
             </w:r>
           </w:p>
@@ -2934,14 +3724,12 @@
               <w:rPr>
                 <w:sz w:val="16"/>
                 <w:szCs w:val="16"/>
-                <w:lang w:val="en-US"/>
-              </w:rPr>
-            </w:pPr>
-            <w:r>
-              <w:rPr>
-                <w:sz w:val="16"/>
-                <w:szCs w:val="16"/>
-                <w:lang w:val="en-US"/>
+              </w:rPr>
+            </w:pPr>
+            <w:r>
+              <w:rPr>
+                <w:sz w:val="16"/>
+                <w:szCs w:val="16"/>
               </w:rPr>
               <w:t>mut-EQ2LE-1.mzn--J30_29_9_fu_rc_3.dzn.out -</w:t>
             </w:r>
@@ -2950,7 +3738,6 @@
               <w:rPr>
                 <w:sz w:val="16"/>
                 <w:szCs w:val="16"/>
-                <w:lang w:val="en-US"/>
               </w:rPr>
               <w:t>7  =</w:t>
             </w:r>
@@ -2959,28 +3746,18 @@
               <w:rPr>
                 <w:sz w:val="16"/>
                 <w:szCs w:val="16"/>
-                <w:lang w:val="en-US"/>
-              </w:rPr>
-              <w:t xml:space="preserve">&gt; Ni ok </w:t>
+              </w:rPr>
+              <w:t xml:space="preserve">&gt; Ni ok ni </w:t>
             </w:r>
             <w:proofErr w:type="spellStart"/>
             <w:r>
               <w:rPr>
                 <w:sz w:val="16"/>
                 <w:szCs w:val="16"/>
-                <w:lang w:val="en-US"/>
-              </w:rPr>
-              <w:t>ni</w:t>
+              </w:rPr>
+              <w:t>Timeout</w:t>
             </w:r>
             <w:proofErr w:type="spellEnd"/>
-            <w:r>
-              <w:rPr>
-                <w:sz w:val="16"/>
-                <w:szCs w:val="16"/>
-                <w:lang w:val="en-US"/>
-              </w:rPr>
-              <w:t xml:space="preserve"> Timeout</w:t>
-            </w:r>
           </w:p>
         </w:tc>
         <w:tc>
@@ -2994,14 +3771,12 @@
               <w:rPr>
                 <w:sz w:val="16"/>
                 <w:szCs w:val="16"/>
-                <w:lang w:val="en-US"/>
-              </w:rPr>
-            </w:pPr>
-            <w:r>
-              <w:rPr>
-                <w:sz w:val="16"/>
-                <w:szCs w:val="16"/>
-                <w:lang w:val="en-US"/>
+              </w:rPr>
+            </w:pPr>
+            <w:r>
+              <w:rPr>
+                <w:sz w:val="16"/>
+                <w:szCs w:val="16"/>
               </w:rPr>
               <w:t>mut-EQ2LE-1.mzn--J30_29_9_fu_rc_3.dzn.out -</w:t>
             </w:r>
@@ -3010,7 +3785,6 @@
               <w:rPr>
                 <w:sz w:val="16"/>
                 <w:szCs w:val="16"/>
-                <w:lang w:val="en-US"/>
               </w:rPr>
               <w:t>2  &lt;</w:t>
             </w:r>
@@ -3019,7 +3793,6 @@
               <w:rPr>
                 <w:sz w:val="16"/>
                 <w:szCs w:val="16"/>
-                <w:lang w:val="en-US"/>
               </w:rPr>
               <w:t>=</w:t>
             </w:r>
@@ -3041,14 +3814,12 @@
               <w:rPr>
                 <w:sz w:val="16"/>
                 <w:szCs w:val="16"/>
-                <w:lang w:val="en-US"/>
-              </w:rPr>
-            </w:pPr>
-            <w:r>
-              <w:rPr>
-                <w:sz w:val="16"/>
-                <w:szCs w:val="16"/>
-                <w:lang w:val="en-US"/>
+              </w:rPr>
+            </w:pPr>
+            <w:r>
+              <w:rPr>
+                <w:sz w:val="16"/>
+                <w:szCs w:val="16"/>
               </w:rPr>
               <w:t>mut-GT2EQ-2.mzn--J30_25_9_fu_rc_3.dzn.out -</w:t>
             </w:r>
@@ -3057,7 +3828,6 @@
               <w:rPr>
                 <w:sz w:val="16"/>
                 <w:szCs w:val="16"/>
-                <w:lang w:val="en-US"/>
               </w:rPr>
               <w:t>7  =</w:t>
             </w:r>
@@ -3066,28 +3836,18 @@
               <w:rPr>
                 <w:sz w:val="16"/>
                 <w:szCs w:val="16"/>
-                <w:lang w:val="en-US"/>
-              </w:rPr>
-              <w:t xml:space="preserve">&gt; Ni ok </w:t>
+              </w:rPr>
+              <w:t xml:space="preserve">&gt; Ni ok ni </w:t>
             </w:r>
             <w:proofErr w:type="spellStart"/>
             <w:r>
               <w:rPr>
                 <w:sz w:val="16"/>
                 <w:szCs w:val="16"/>
-                <w:lang w:val="en-US"/>
-              </w:rPr>
-              <w:t>ni</w:t>
+              </w:rPr>
+              <w:t>Timeout</w:t>
             </w:r>
             <w:proofErr w:type="spellEnd"/>
-            <w:r>
-              <w:rPr>
-                <w:sz w:val="16"/>
-                <w:szCs w:val="16"/>
-                <w:lang w:val="en-US"/>
-              </w:rPr>
-              <w:t xml:space="preserve"> Timeout</w:t>
-            </w:r>
           </w:p>
         </w:tc>
         <w:tc>
@@ -3101,14 +3861,12 @@
               <w:rPr>
                 <w:sz w:val="16"/>
                 <w:szCs w:val="16"/>
-                <w:lang w:val="en-US"/>
-              </w:rPr>
-            </w:pPr>
-            <w:r>
-              <w:rPr>
-                <w:sz w:val="16"/>
-                <w:szCs w:val="16"/>
-                <w:lang w:val="en-US"/>
+              </w:rPr>
+            </w:pPr>
+            <w:r>
+              <w:rPr>
+                <w:sz w:val="16"/>
+                <w:szCs w:val="16"/>
               </w:rPr>
               <w:t>mut-GT2EQ-2.mzn--J30_25_9_fu_rc_3.dzn.out -</w:t>
             </w:r>
@@ -3117,7 +3875,6 @@
               <w:rPr>
                 <w:sz w:val="16"/>
                 <w:szCs w:val="16"/>
-                <w:lang w:val="en-US"/>
               </w:rPr>
               <w:t>2  &lt;</w:t>
             </w:r>
@@ -3126,7 +3883,6 @@
               <w:rPr>
                 <w:sz w:val="16"/>
                 <w:szCs w:val="16"/>
-                <w:lang w:val="en-US"/>
               </w:rPr>
               <w:t>=</w:t>
             </w:r>
@@ -3148,14 +3904,12 @@
               <w:rPr>
                 <w:sz w:val="16"/>
                 <w:szCs w:val="16"/>
-                <w:lang w:val="en-US"/>
-              </w:rPr>
-            </w:pPr>
-            <w:r>
-              <w:rPr>
-                <w:sz w:val="16"/>
-                <w:szCs w:val="16"/>
-                <w:lang w:val="en-US"/>
+              </w:rPr>
+            </w:pPr>
+            <w:r>
+              <w:rPr>
+                <w:sz w:val="16"/>
+                <w:szCs w:val="16"/>
               </w:rPr>
               <w:t>mut-GT2LE-4.mzn--J30_21_2_fu_rc_2.dzn.out -</w:t>
             </w:r>
@@ -3164,7 +3918,6 @@
               <w:rPr>
                 <w:sz w:val="16"/>
                 <w:szCs w:val="16"/>
-                <w:lang w:val="en-US"/>
               </w:rPr>
               <w:t>7  =</w:t>
             </w:r>
@@ -3173,28 +3926,18 @@
               <w:rPr>
                 <w:sz w:val="16"/>
                 <w:szCs w:val="16"/>
-                <w:lang w:val="en-US"/>
-              </w:rPr>
-              <w:t xml:space="preserve">&gt; Ni ok </w:t>
+              </w:rPr>
+              <w:t xml:space="preserve">&gt; Ni ok ni </w:t>
             </w:r>
             <w:proofErr w:type="spellStart"/>
             <w:r>
               <w:rPr>
                 <w:sz w:val="16"/>
                 <w:szCs w:val="16"/>
-                <w:lang w:val="en-US"/>
-              </w:rPr>
-              <w:t>ni</w:t>
+              </w:rPr>
+              <w:t>Timeout</w:t>
             </w:r>
             <w:proofErr w:type="spellEnd"/>
-            <w:r>
-              <w:rPr>
-                <w:sz w:val="16"/>
-                <w:szCs w:val="16"/>
-                <w:lang w:val="en-US"/>
-              </w:rPr>
-              <w:t xml:space="preserve"> Timeout</w:t>
-            </w:r>
           </w:p>
         </w:tc>
         <w:tc>
@@ -3208,14 +3951,12 @@
               <w:rPr>
                 <w:sz w:val="16"/>
                 <w:szCs w:val="16"/>
-                <w:lang w:val="en-US"/>
-              </w:rPr>
-            </w:pPr>
-            <w:r>
-              <w:rPr>
-                <w:sz w:val="16"/>
-                <w:szCs w:val="16"/>
-                <w:lang w:val="en-US"/>
+              </w:rPr>
+            </w:pPr>
+            <w:r>
+              <w:rPr>
+                <w:sz w:val="16"/>
+                <w:szCs w:val="16"/>
               </w:rPr>
               <w:t>mut-GT2LE-4.mzn--J30_21_2_fu_rc_2.dzn.out -</w:t>
             </w:r>
@@ -3224,7 +3965,6 @@
               <w:rPr>
                 <w:sz w:val="16"/>
                 <w:szCs w:val="16"/>
-                <w:lang w:val="en-US"/>
               </w:rPr>
               <w:t>2  &lt;</w:t>
             </w:r>
@@ -3233,7 +3973,6 @@
               <w:rPr>
                 <w:sz w:val="16"/>
                 <w:szCs w:val="16"/>
-                <w:lang w:val="en-US"/>
               </w:rPr>
               <w:t>=</w:t>
             </w:r>
@@ -3255,35 +3994,24 @@
               <w:rPr>
                 <w:sz w:val="16"/>
                 <w:szCs w:val="16"/>
-                <w:lang w:val="en-US"/>
-              </w:rPr>
-            </w:pPr>
-            <w:r>
-              <w:rPr>
-                <w:sz w:val="16"/>
-                <w:szCs w:val="16"/>
-                <w:lang w:val="en-US"/>
-              </w:rPr>
-              <w:t xml:space="preserve">mut-GT2LT-1.mzn--J30_23_3_fu_d.dzn.out -7     =&gt; Ni ok </w:t>
+              </w:rPr>
+            </w:pPr>
+            <w:r>
+              <w:rPr>
+                <w:sz w:val="16"/>
+                <w:szCs w:val="16"/>
+              </w:rPr>
+              <w:t xml:space="preserve">mut-GT2LT-1.mzn--J30_23_3_fu_d.dzn.out -7     =&gt; Ni ok ni </w:t>
             </w:r>
             <w:proofErr w:type="spellStart"/>
             <w:r>
               <w:rPr>
                 <w:sz w:val="16"/>
                 <w:szCs w:val="16"/>
-                <w:lang w:val="en-US"/>
-              </w:rPr>
-              <w:t>ni</w:t>
+              </w:rPr>
+              <w:t>Timeout</w:t>
             </w:r>
             <w:proofErr w:type="spellEnd"/>
-            <w:r>
-              <w:rPr>
-                <w:sz w:val="16"/>
-                <w:szCs w:val="16"/>
-                <w:lang w:val="en-US"/>
-              </w:rPr>
-              <w:t xml:space="preserve"> Timeout</w:t>
-            </w:r>
           </w:p>
         </w:tc>
         <w:tc>
@@ -3297,14 +4025,12 @@
               <w:rPr>
                 <w:sz w:val="16"/>
                 <w:szCs w:val="16"/>
-                <w:lang w:val="en-US"/>
-              </w:rPr>
-            </w:pPr>
-            <w:r>
-              <w:rPr>
-                <w:sz w:val="16"/>
-                <w:szCs w:val="16"/>
-                <w:lang w:val="en-US"/>
+              </w:rPr>
+            </w:pPr>
+            <w:r>
+              <w:rPr>
+                <w:sz w:val="16"/>
+                <w:szCs w:val="16"/>
               </w:rPr>
               <w:t>mut-GT2LT-1.mzn--J30_23_3_fu_d.dzn.out -2     &lt;=</w:t>
             </w:r>
@@ -3326,14 +4052,12 @@
               <w:rPr>
                 <w:sz w:val="16"/>
                 <w:szCs w:val="16"/>
-                <w:lang w:val="en-US"/>
-              </w:rPr>
-            </w:pPr>
-            <w:r>
-              <w:rPr>
-                <w:sz w:val="16"/>
-                <w:szCs w:val="16"/>
-                <w:lang w:val="en-US"/>
+              </w:rPr>
+            </w:pPr>
+            <w:r>
+              <w:rPr>
+                <w:sz w:val="16"/>
+                <w:szCs w:val="16"/>
               </w:rPr>
               <w:t>mut-GT2LT-1.mzn--J30_36_6_fu_d.dzn.out -7     =&gt;</w:t>
             </w:r>
@@ -3350,14 +4074,12 @@
               <w:rPr>
                 <w:sz w:val="16"/>
                 <w:szCs w:val="16"/>
-                <w:lang w:val="en-US"/>
-              </w:rPr>
-            </w:pPr>
-            <w:r>
-              <w:rPr>
-                <w:sz w:val="16"/>
-                <w:szCs w:val="16"/>
-                <w:lang w:val="en-US"/>
+              </w:rPr>
+            </w:pPr>
+            <w:r>
+              <w:rPr>
+                <w:sz w:val="16"/>
+                <w:szCs w:val="16"/>
               </w:rPr>
               <w:t>mut-GT2LT-1.mzn--J30_36_6_fu_d.dzn.out -2     &lt;=</w:t>
             </w:r>
@@ -3379,14 +4101,12 @@
               <w:rPr>
                 <w:sz w:val="16"/>
                 <w:szCs w:val="16"/>
-                <w:lang w:val="en-US"/>
-              </w:rPr>
-            </w:pPr>
-            <w:r>
-              <w:rPr>
-                <w:sz w:val="16"/>
-                <w:szCs w:val="16"/>
-                <w:lang w:val="en-US"/>
+              </w:rPr>
+            </w:pPr>
+            <w:r>
+              <w:rPr>
+                <w:sz w:val="16"/>
+                <w:szCs w:val="16"/>
               </w:rPr>
               <w:t>mut-GT2LT-1.mzn--J30_7_3_fu_rc_2.dzn.out -7   =&gt;</w:t>
             </w:r>
@@ -3403,14 +4123,12 @@
               <w:rPr>
                 <w:sz w:val="16"/>
                 <w:szCs w:val="16"/>
-                <w:lang w:val="en-US"/>
-              </w:rPr>
-            </w:pPr>
-            <w:r>
-              <w:rPr>
-                <w:sz w:val="16"/>
-                <w:szCs w:val="16"/>
-                <w:lang w:val="en-US"/>
+              </w:rPr>
+            </w:pPr>
+            <w:r>
+              <w:rPr>
+                <w:sz w:val="16"/>
+                <w:szCs w:val="16"/>
               </w:rPr>
               <w:t>mut-GT2LT-1.mzn--J30_7_3_fu_rc_2.dzn.out -2   &lt;=</w:t>
             </w:r>
@@ -3432,14 +4150,12 @@
               <w:rPr>
                 <w:sz w:val="16"/>
                 <w:szCs w:val="16"/>
-                <w:lang w:val="en-US"/>
-              </w:rPr>
-            </w:pPr>
-            <w:r>
-              <w:rPr>
-                <w:sz w:val="16"/>
-                <w:szCs w:val="16"/>
-                <w:lang w:val="en-US"/>
+              </w:rPr>
+            </w:pPr>
+            <w:r>
+              <w:rPr>
+                <w:sz w:val="16"/>
+                <w:szCs w:val="16"/>
               </w:rPr>
               <w:t>mut-GT2LT-2.mzn--J30_37_1_fu_rc_2.dzn.out -</w:t>
             </w:r>
@@ -3448,7 +4164,6 @@
               <w:rPr>
                 <w:sz w:val="16"/>
                 <w:szCs w:val="16"/>
-                <w:lang w:val="en-US"/>
               </w:rPr>
               <w:t>7  =</w:t>
             </w:r>
@@ -3457,7 +4172,6 @@
               <w:rPr>
                 <w:sz w:val="16"/>
                 <w:szCs w:val="16"/>
-                <w:lang w:val="en-US"/>
               </w:rPr>
               <w:t>&gt;</w:t>
             </w:r>
@@ -3474,14 +4188,12 @@
               <w:rPr>
                 <w:sz w:val="16"/>
                 <w:szCs w:val="16"/>
-                <w:lang w:val="en-US"/>
-              </w:rPr>
-            </w:pPr>
-            <w:r>
-              <w:rPr>
-                <w:sz w:val="16"/>
-                <w:szCs w:val="16"/>
-                <w:lang w:val="en-US"/>
+              </w:rPr>
+            </w:pPr>
+            <w:r>
+              <w:rPr>
+                <w:sz w:val="16"/>
+                <w:szCs w:val="16"/>
               </w:rPr>
               <w:t>mut-GT2LT-2.mzn--J30_37_1_fu_rc_2.dzn.out -</w:t>
             </w:r>
@@ -3490,7 +4202,6 @@
               <w:rPr>
                 <w:sz w:val="16"/>
                 <w:szCs w:val="16"/>
-                <w:lang w:val="en-US"/>
               </w:rPr>
               <w:t>2  &lt;</w:t>
             </w:r>
@@ -3499,7 +4210,6 @@
               <w:rPr>
                 <w:sz w:val="16"/>
                 <w:szCs w:val="16"/>
-                <w:lang w:val="en-US"/>
               </w:rPr>
               <w:t>=</w:t>
             </w:r>
@@ -3521,14 +4231,12 @@
               <w:rPr>
                 <w:sz w:val="16"/>
                 <w:szCs w:val="16"/>
-                <w:lang w:val="en-US"/>
-              </w:rPr>
-            </w:pPr>
-            <w:r>
-              <w:rPr>
-                <w:sz w:val="16"/>
-                <w:szCs w:val="16"/>
-                <w:lang w:val="en-US"/>
+              </w:rPr>
+            </w:pPr>
+            <w:r>
+              <w:rPr>
+                <w:sz w:val="16"/>
+                <w:szCs w:val="16"/>
               </w:rPr>
               <w:t>mut-GT2NE-4.mzn--J30_6_1.dzn.out -7           =&gt;</w:t>
             </w:r>
@@ -3545,14 +4253,12 @@
               <w:rPr>
                 <w:sz w:val="16"/>
                 <w:szCs w:val="16"/>
-                <w:lang w:val="en-US"/>
-              </w:rPr>
-            </w:pPr>
-            <w:r>
-              <w:rPr>
-                <w:sz w:val="16"/>
-                <w:szCs w:val="16"/>
-                <w:lang w:val="en-US"/>
+              </w:rPr>
+            </w:pPr>
+            <w:r>
+              <w:rPr>
+                <w:sz w:val="16"/>
+                <w:szCs w:val="16"/>
               </w:rPr>
               <w:t>mut-GT2NE-4.mzn--J30_6_1.dzn.out -2           &lt;=</w:t>
             </w:r>
@@ -3574,14 +4280,12 @@
               <w:rPr>
                 <w:sz w:val="16"/>
                 <w:szCs w:val="16"/>
-                <w:lang w:val="en-US"/>
-              </w:rPr>
-            </w:pPr>
-            <w:r>
-              <w:rPr>
-                <w:sz w:val="16"/>
-                <w:szCs w:val="16"/>
-                <w:lang w:val="en-US"/>
+              </w:rPr>
+            </w:pPr>
+            <w:r>
+              <w:rPr>
+                <w:sz w:val="16"/>
+                <w:szCs w:val="16"/>
               </w:rPr>
               <w:t>mut-LE2EQ-3.mzn--J30_29_5_fu_rc_2.dzn.out -</w:t>
             </w:r>
@@ -3590,7 +4294,6 @@
               <w:rPr>
                 <w:sz w:val="16"/>
                 <w:szCs w:val="16"/>
-                <w:lang w:val="en-US"/>
               </w:rPr>
               <w:t>7  =</w:t>
             </w:r>
@@ -3599,7 +4302,6 @@
               <w:rPr>
                 <w:sz w:val="16"/>
                 <w:szCs w:val="16"/>
-                <w:lang w:val="en-US"/>
               </w:rPr>
               <w:t>&gt;</w:t>
             </w:r>
@@ -3616,14 +4318,12 @@
               <w:rPr>
                 <w:sz w:val="16"/>
                 <w:szCs w:val="16"/>
-                <w:lang w:val="en-US"/>
-              </w:rPr>
-            </w:pPr>
-            <w:r>
-              <w:rPr>
-                <w:sz w:val="16"/>
-                <w:szCs w:val="16"/>
-                <w:lang w:val="en-US"/>
+              </w:rPr>
+            </w:pPr>
+            <w:r>
+              <w:rPr>
+                <w:sz w:val="16"/>
+                <w:szCs w:val="16"/>
               </w:rPr>
               <w:t>mut-LE2EQ-3.mzn--J30_29_5_fu_rc_2.dzn.out -</w:t>
             </w:r>
@@ -3632,7 +4332,6 @@
               <w:rPr>
                 <w:sz w:val="16"/>
                 <w:szCs w:val="16"/>
-                <w:lang w:val="en-US"/>
               </w:rPr>
               <w:t>2  &lt;</w:t>
             </w:r>
@@ -3641,7 +4340,6 @@
               <w:rPr>
                 <w:sz w:val="16"/>
                 <w:szCs w:val="16"/>
-                <w:lang w:val="en-US"/>
               </w:rPr>
               <w:t>=</w:t>
             </w:r>
@@ -3663,14 +4361,12 @@
               <w:rPr>
                 <w:sz w:val="16"/>
                 <w:szCs w:val="16"/>
-                <w:lang w:val="en-US"/>
-              </w:rPr>
-            </w:pPr>
-            <w:r>
-              <w:rPr>
-                <w:sz w:val="16"/>
-                <w:szCs w:val="16"/>
-                <w:lang w:val="en-US"/>
+              </w:rPr>
+            </w:pPr>
+            <w:r>
+              <w:rPr>
+                <w:sz w:val="16"/>
+                <w:szCs w:val="16"/>
               </w:rPr>
               <w:t>mut-LE2EQ-4.mzn--J30_2_2_fu_rc_3.dzn.out -7   =&gt;</w:t>
             </w:r>
@@ -3687,14 +4383,12 @@
               <w:rPr>
                 <w:sz w:val="16"/>
                 <w:szCs w:val="16"/>
-                <w:lang w:val="en-US"/>
-              </w:rPr>
-            </w:pPr>
-            <w:r>
-              <w:rPr>
-                <w:sz w:val="16"/>
-                <w:szCs w:val="16"/>
-                <w:lang w:val="en-US"/>
+              </w:rPr>
+            </w:pPr>
+            <w:r>
+              <w:rPr>
+                <w:sz w:val="16"/>
+                <w:szCs w:val="16"/>
               </w:rPr>
               <w:t>mut-LE2EQ-4.mzn--J30_2_2_fu_rc_3.dzn.out -2   &lt;=</w:t>
             </w:r>
@@ -3992,6 +4686,7 @@
                 <w:szCs w:val="16"/>
                 <w:lang w:val="en-US"/>
               </w:rPr>
+              <w:lastRenderedPageBreak/>
               <w:t>mut-LE2LT-4.mzn--J30_10_10_fu_rc_2.dzn.out -7 =&gt;</w:t>
             </w:r>
           </w:p>
@@ -4405,15 +5100,19 @@
           <w:p>
             <w:pPr>
               <w:rPr>
-                <w:sz w:val="16"/>
-                <w:szCs w:val="16"/>
-                <w:lang w:val="en-US"/>
-              </w:rPr>
-            </w:pPr>
-            <w:r>
-              <w:rPr>
-                <w:sz w:val="16"/>
-                <w:szCs w:val="16"/>
+                <w:b/>
+                <w:bCs/>
+                <w:sz w:val="20"/>
+                <w:szCs w:val="20"/>
+                <w:lang w:val="en-US"/>
+              </w:rPr>
+            </w:pPr>
+            <w:r>
+              <w:rPr>
+                <w:b/>
+                <w:bCs/>
+                <w:sz w:val="20"/>
+                <w:szCs w:val="20"/>
                 <w:lang w:val="en-US"/>
               </w:rPr>
               <w:t>mut-A2S-2.mzn--J30_42_4.dzn.out -8            =</w:t>
@@ -4421,8 +5120,10 @@
             <w:proofErr w:type="gramStart"/>
             <w:r>
               <w:rPr>
-                <w:sz w:val="16"/>
-                <w:szCs w:val="16"/>
+                <w:b/>
+                <w:bCs/>
+                <w:sz w:val="20"/>
+                <w:szCs w:val="20"/>
                 <w:lang w:val="en-US"/>
               </w:rPr>
               <w:t xml:space="preserve">&gt;  </w:t>
@@ -4430,8 +5131,10 @@
             <w:proofErr w:type="spellStart"/>
             <w:r>
               <w:rPr>
-                <w:sz w:val="16"/>
-                <w:szCs w:val="16"/>
+                <w:b/>
+                <w:bCs/>
+                <w:sz w:val="20"/>
+                <w:szCs w:val="20"/>
                 <w:lang w:val="en-US"/>
               </w:rPr>
               <w:t>vacío</w:t>
@@ -4449,18 +5152,32 @@
           <w:p>
             <w:pPr>
               <w:rPr>
-                <w:sz w:val="16"/>
-                <w:szCs w:val="16"/>
-                <w:lang w:val="en-US"/>
-              </w:rPr>
-            </w:pPr>
-            <w:r>
-              <w:rPr>
-                <w:sz w:val="16"/>
-                <w:szCs w:val="16"/>
-                <w:lang w:val="en-US"/>
-              </w:rPr>
-              <w:t>mut-A2S-2.mzn--J30_42_4.dzn.out -2            &lt;=</w:t>
+                <w:b/>
+                <w:bCs/>
+                <w:sz w:val="20"/>
+                <w:szCs w:val="20"/>
+                <w:lang w:val="en-US"/>
+              </w:rPr>
+            </w:pPr>
+            <w:r>
+              <w:rPr>
+                <w:b/>
+                <w:bCs/>
+                <w:sz w:val="20"/>
+                <w:szCs w:val="20"/>
+                <w:lang w:val="en-US"/>
+              </w:rPr>
+              <w:t>mut-A2S-2.mzn--J30_42_4.dzn.out -2   &lt;=</w:t>
+            </w:r>
+            <w:r>
+              <w:rPr>
+                <w:b/>
+                <w:bCs/>
+                <w:sz w:val="20"/>
+                <w:szCs w:val="20"/>
+                <w:lang w:val="en-US"/>
+              </w:rPr>
+              <w:t xml:space="preserve">    49</w:t>
             </w:r>
           </w:p>
         </w:tc>
@@ -4543,14 +5260,12 @@
               <w:rPr>
                 <w:sz w:val="16"/>
                 <w:szCs w:val="16"/>
-                <w:lang w:val="en-US"/>
-              </w:rPr>
-            </w:pPr>
-            <w:r>
-              <w:rPr>
-                <w:sz w:val="16"/>
-                <w:szCs w:val="16"/>
-                <w:lang w:val="en-US"/>
+              </w:rPr>
+            </w:pPr>
+            <w:r>
+              <w:rPr>
+                <w:sz w:val="16"/>
+                <w:szCs w:val="16"/>
               </w:rPr>
               <w:t>mut-GT2LT-4.mzn--J30_25_9_fu_rc_4.dzn.out -</w:t>
             </w:r>
@@ -4559,7 +5274,6 @@
               <w:rPr>
                 <w:sz w:val="16"/>
                 <w:szCs w:val="16"/>
-                <w:lang w:val="en-US"/>
               </w:rPr>
               <w:t>8  =</w:t>
             </w:r>
@@ -4568,7 +5282,6 @@
               <w:rPr>
                 <w:sz w:val="16"/>
                 <w:szCs w:val="16"/>
-                <w:lang w:val="en-US"/>
               </w:rPr>
               <w:t>&gt;</w:t>
             </w:r>
@@ -4585,14 +5298,12 @@
               <w:rPr>
                 <w:sz w:val="16"/>
                 <w:szCs w:val="16"/>
-                <w:lang w:val="en-US"/>
-              </w:rPr>
-            </w:pPr>
-            <w:r>
-              <w:rPr>
-                <w:sz w:val="16"/>
-                <w:szCs w:val="16"/>
-                <w:lang w:val="en-US"/>
+              </w:rPr>
+            </w:pPr>
+            <w:r>
+              <w:rPr>
+                <w:sz w:val="16"/>
+                <w:szCs w:val="16"/>
               </w:rPr>
               <w:t>mut-GT2LT-4.mzn--J30_25_9_fu_rc_4.dzn.out -</w:t>
             </w:r>
@@ -4601,7 +5312,6 @@
               <w:rPr>
                 <w:sz w:val="16"/>
                 <w:szCs w:val="16"/>
-                <w:lang w:val="en-US"/>
               </w:rPr>
               <w:t>2  &lt;</w:t>
             </w:r>
@@ -4610,7 +5320,6 @@
               <w:rPr>
                 <w:sz w:val="16"/>
                 <w:szCs w:val="16"/>
-                <w:lang w:val="en-US"/>
               </w:rPr>
               <w:t>=</w:t>
             </w:r>
@@ -4632,7 +5341,6 @@
               <w:rPr>
                 <w:sz w:val="16"/>
                 <w:szCs w:val="16"/>
-                <w:lang w:val="en-US"/>
               </w:rPr>
             </w:pPr>
           </w:p>
@@ -4648,7 +5356,6 @@
               <w:rPr>
                 <w:sz w:val="16"/>
                 <w:szCs w:val="16"/>
-                <w:lang w:val="en-US"/>
               </w:rPr>
             </w:pPr>
           </w:p>
@@ -4945,7 +5652,6 @@
                 <w:sz w:val="16"/>
                 <w:szCs w:val="16"/>
               </w:rPr>
-              <w:lastRenderedPageBreak/>
               <w:t xml:space="preserve">mut-EQ2LE-1.mzn--J30_6_5_fu_rc_2.dzn.out 68   =&gt; con </w:t>
             </w:r>
             <w:proofErr w:type="spellStart"/>
@@ -5518,7 +6224,6 @@
       <w:tblGrid>
         <w:gridCol w:w="2984"/>
         <w:gridCol w:w="3390"/>
-        <w:gridCol w:w="2835"/>
       </w:tblGrid>
       <w:tr>
         <w:tc>
@@ -5526,18 +6231,32 @@
             <w:tcW w:w="2984" w:type="dxa"/>
           </w:tcPr>
           <w:p>
-            <w:r>
-              <w:t>V8_mutants_killed_202</w:t>
-            </w:r>
-            <w:r>
-              <w:t>4</w:t>
-            </w:r>
-            <w:r>
-              <w:t>.csv</w:t>
-            </w:r>
-          </w:p>
-          <w:p>
-            <w:r>
+            <w:pPr>
+              <w:rPr>
+                <w:sz w:val="16"/>
+                <w:szCs w:val="16"/>
+              </w:rPr>
+            </w:pPr>
+            <w:r>
+              <w:rPr>
+                <w:sz w:val="16"/>
+                <w:szCs w:val="16"/>
+              </w:rPr>
+              <w:t>V8_mutants_killed_2024.csv</w:t>
+            </w:r>
+          </w:p>
+          <w:p>
+            <w:pPr>
+              <w:rPr>
+                <w:sz w:val="16"/>
+                <w:szCs w:val="16"/>
+              </w:rPr>
+            </w:pPr>
+            <w:r>
+              <w:rPr>
+                <w:sz w:val="16"/>
+                <w:szCs w:val="16"/>
+              </w:rPr>
               <w:t>Mutantes que no se matan</w:t>
             </w:r>
           </w:p>
@@ -5547,23 +6266,33 @@
             <w:tcW w:w="3390" w:type="dxa"/>
           </w:tcPr>
           <w:p>
-            <w:r>
+            <w:pPr>
+              <w:rPr>
+                <w:sz w:val="16"/>
+                <w:szCs w:val="16"/>
+              </w:rPr>
+            </w:pPr>
+            <w:r>
+              <w:rPr>
+                <w:sz w:val="16"/>
+                <w:szCs w:val="16"/>
+              </w:rPr>
               <w:t>V8_mutants_killed_2025.csv</w:t>
             </w:r>
           </w:p>
           <w:p>
-            <w:r>
+            <w:pPr>
+              <w:rPr>
+                <w:sz w:val="16"/>
+                <w:szCs w:val="16"/>
+              </w:rPr>
+            </w:pPr>
+            <w:r>
+              <w:rPr>
+                <w:sz w:val="16"/>
+                <w:szCs w:val="16"/>
+              </w:rPr>
               <w:t>Mutantes que no se matan</w:t>
-            </w:r>
-          </w:p>
-        </w:tc>
-        <w:tc>
-          <w:tcPr>
-            <w:tcW w:w="2835" w:type="dxa"/>
-          </w:tcPr>
-          <w:p>
-            <w:r>
-              <w:t>O1 == O1_mut &amp;&amp; O2 == O2_mut</w:t>
             </w:r>
           </w:p>
         </w:tc>
@@ -5576,11 +6305,15 @@
           <w:p>
             <w:pPr>
               <w:rPr>
-                <w:lang w:val="en-US"/>
-              </w:rPr>
-            </w:pPr>
-            <w:r>
-              <w:rPr>
+                <w:sz w:val="16"/>
+                <w:szCs w:val="16"/>
+                <w:lang w:val="en-US"/>
+              </w:rPr>
+            </w:pPr>
+            <w:r>
+              <w:rPr>
+                <w:sz w:val="16"/>
+                <w:szCs w:val="16"/>
                 <w:lang w:val="en-US"/>
               </w:rPr>
               <w:t xml:space="preserve">mut-LT2NE-1  </w:t>
@@ -5589,11 +6322,15 @@
           <w:p>
             <w:pPr>
               <w:rPr>
-                <w:lang w:val="en-US"/>
-              </w:rPr>
-            </w:pPr>
-            <w:r>
-              <w:rPr>
+                <w:sz w:val="16"/>
+                <w:szCs w:val="16"/>
+                <w:lang w:val="en-US"/>
+              </w:rPr>
+            </w:pPr>
+            <w:r>
+              <w:rPr>
+                <w:sz w:val="16"/>
+                <w:szCs w:val="16"/>
                 <w:lang w:val="en-US"/>
               </w:rPr>
               <w:t>mut-S2A-1</w:t>
@@ -5607,335 +6344,1435 @@
           <w:p>
             <w:pPr>
               <w:rPr>
-                <w:lang w:val="en-US"/>
-              </w:rPr>
-            </w:pPr>
-            <w:r>
-              <w:rPr>
-                <w:lang w:val="en-US"/>
-              </w:rPr>
-              <w:t>mut-LT2NE-1</w:t>
-            </w:r>
-          </w:p>
-          <w:p>
-            <w:pPr>
-              <w:rPr>
-                <w:lang w:val="en-US"/>
-              </w:rPr>
-            </w:pPr>
-            <w:r>
-              <w:rPr>
-                <w:lang w:val="en-US"/>
-              </w:rPr>
-              <w:t>mut-GT2NE-4</w:t>
-            </w:r>
-          </w:p>
-          <w:p>
-            <w:pPr>
-              <w:rPr>
-                <w:lang w:val="en-US"/>
-              </w:rPr>
-            </w:pPr>
-            <w:r>
-              <w:rPr>
+                <w:sz w:val="16"/>
+                <w:szCs w:val="16"/>
+                <w:lang w:val="en-US"/>
+              </w:rPr>
+            </w:pPr>
+            <w:r>
+              <w:rPr>
+                <w:sz w:val="16"/>
+                <w:szCs w:val="16"/>
+                <w:lang w:val="en-US"/>
+              </w:rPr>
+              <w:t>mut-LT2NE-</w:t>
+            </w:r>
+            <w:proofErr w:type="gramStart"/>
+            <w:r>
+              <w:rPr>
+                <w:sz w:val="16"/>
+                <w:szCs w:val="16"/>
+                <w:lang w:val="en-US"/>
+              </w:rPr>
+              <w:t>1</w:t>
+            </w:r>
+            <w:r>
+              <w:rPr>
+                <w:sz w:val="16"/>
+                <w:szCs w:val="16"/>
+                <w:lang w:val="en-US"/>
+              </w:rPr>
+              <w:t xml:space="preserve">  --</w:t>
+            </w:r>
+            <w:proofErr w:type="gramEnd"/>
+            <w:r>
+              <w:rPr>
+                <w:sz w:val="16"/>
+                <w:szCs w:val="16"/>
+                <w:lang w:val="en-US"/>
+              </w:rPr>
+              <w:t xml:space="preserve"> eq</w:t>
+            </w:r>
+          </w:p>
+          <w:p>
+            <w:pPr>
+              <w:rPr>
+                <w:sz w:val="16"/>
+                <w:szCs w:val="16"/>
+                <w:lang w:val="en-US"/>
+              </w:rPr>
+            </w:pPr>
+            <w:r>
+              <w:rPr>
+                <w:sz w:val="16"/>
+                <w:szCs w:val="16"/>
+                <w:lang w:val="en-US"/>
+              </w:rPr>
+              <w:t>mut-GT2NE-</w:t>
+            </w:r>
+            <w:proofErr w:type="gramStart"/>
+            <w:r>
+              <w:rPr>
+                <w:sz w:val="16"/>
+                <w:szCs w:val="16"/>
+                <w:lang w:val="en-US"/>
+              </w:rPr>
+              <w:t>4</w:t>
+            </w:r>
+            <w:r>
+              <w:rPr>
+                <w:sz w:val="16"/>
+                <w:szCs w:val="16"/>
+                <w:lang w:val="en-US"/>
+              </w:rPr>
+              <w:t xml:space="preserve">  --</w:t>
+            </w:r>
+            <w:proofErr w:type="gramEnd"/>
+            <w:r>
+              <w:rPr>
+                <w:sz w:val="16"/>
+                <w:szCs w:val="16"/>
+                <w:lang w:val="en-US"/>
+              </w:rPr>
+              <w:t xml:space="preserve"> </w:t>
+            </w:r>
+            <w:proofErr w:type="spellStart"/>
+            <w:r>
+              <w:rPr>
+                <w:sz w:val="16"/>
+                <w:szCs w:val="16"/>
+                <w:lang w:val="en-US"/>
+              </w:rPr>
+              <w:t>neq</w:t>
+            </w:r>
+            <w:proofErr w:type="spellEnd"/>
+          </w:p>
+          <w:p>
+            <w:pPr>
+              <w:rPr>
+                <w:sz w:val="16"/>
+                <w:szCs w:val="16"/>
+                <w:lang w:val="en-US"/>
+              </w:rPr>
+            </w:pPr>
+            <w:r>
+              <w:rPr>
+                <w:sz w:val="16"/>
+                <w:szCs w:val="16"/>
                 <w:lang w:val="en-US"/>
               </w:rPr>
               <w:t>mut-EQ2LE-1</w:t>
             </w:r>
-          </w:p>
-          <w:p>
-            <w:pPr>
-              <w:rPr>
-                <w:lang w:val="en-US"/>
-              </w:rPr>
-            </w:pPr>
-            <w:r>
-              <w:rPr>
+            <w:r>
+              <w:rPr>
+                <w:sz w:val="16"/>
+                <w:szCs w:val="16"/>
+                <w:lang w:val="en-US"/>
+              </w:rPr>
+              <w:t xml:space="preserve">   - eq</w:t>
+            </w:r>
+          </w:p>
+          <w:p>
+            <w:pPr>
+              <w:rPr>
+                <w:sz w:val="16"/>
+                <w:szCs w:val="16"/>
+                <w:lang w:val="en-US"/>
+              </w:rPr>
+            </w:pPr>
+            <w:r>
+              <w:rPr>
+                <w:sz w:val="16"/>
+                <w:szCs w:val="16"/>
                 <w:lang w:val="en-US"/>
               </w:rPr>
               <w:t>mut-S2M-1</w:t>
             </w:r>
-          </w:p>
-          <w:p>
-            <w:pPr>
-              <w:rPr>
-                <w:lang w:val="en-US"/>
-              </w:rPr>
-            </w:pPr>
-            <w:r>
-              <w:rPr>
+            <w:r>
+              <w:rPr>
+                <w:sz w:val="16"/>
+                <w:szCs w:val="16"/>
+                <w:lang w:val="en-US"/>
+              </w:rPr>
+              <w:t xml:space="preserve">   - eq</w:t>
+            </w:r>
+          </w:p>
+          <w:p>
+            <w:pPr>
+              <w:rPr>
+                <w:sz w:val="16"/>
+                <w:szCs w:val="16"/>
+                <w:lang w:val="en-US"/>
+              </w:rPr>
+            </w:pPr>
+            <w:r>
+              <w:rPr>
+                <w:sz w:val="16"/>
+                <w:szCs w:val="16"/>
                 <w:lang w:val="en-US"/>
               </w:rPr>
               <w:t>mut-S2A-1</w:t>
             </w:r>
-          </w:p>
-          <w:p>
-            <w:pPr>
-              <w:rPr>
-                <w:lang w:val="en-US"/>
-              </w:rPr>
-            </w:pPr>
-            <w:r>
-              <w:rPr>
-                <w:lang w:val="en-US"/>
-              </w:rPr>
-              <w:t>mut-C2D-2</w:t>
-            </w:r>
-          </w:p>
-          <w:p>
-            <w:pPr>
-              <w:rPr>
-                <w:lang w:val="en-US"/>
-              </w:rPr>
-            </w:pPr>
-            <w:r>
-              <w:rPr>
+            <w:r>
+              <w:rPr>
+                <w:sz w:val="16"/>
+                <w:szCs w:val="16"/>
+                <w:lang w:val="en-US"/>
+              </w:rPr>
+              <w:t xml:space="preserve">   - eq</w:t>
+            </w:r>
+          </w:p>
+          <w:p>
+            <w:pPr>
+              <w:rPr>
+                <w:sz w:val="16"/>
+                <w:szCs w:val="16"/>
+                <w:lang w:val="en-US"/>
+              </w:rPr>
+            </w:pPr>
+            <w:r>
+              <w:rPr>
+                <w:sz w:val="16"/>
+                <w:szCs w:val="16"/>
+                <w:lang w:val="en-US"/>
+              </w:rPr>
+              <w:t>mut-C2D-</w:t>
+            </w:r>
+            <w:proofErr w:type="gramStart"/>
+            <w:r>
+              <w:rPr>
+                <w:sz w:val="16"/>
+                <w:szCs w:val="16"/>
+                <w:lang w:val="en-US"/>
+              </w:rPr>
+              <w:t>2</w:t>
+            </w:r>
+            <w:r>
+              <w:rPr>
+                <w:sz w:val="16"/>
+                <w:szCs w:val="16"/>
+                <w:lang w:val="en-US"/>
+              </w:rPr>
+              <w:t xml:space="preserve">  --</w:t>
+            </w:r>
+            <w:proofErr w:type="gramEnd"/>
+            <w:r>
+              <w:rPr>
+                <w:sz w:val="16"/>
+                <w:szCs w:val="16"/>
+                <w:lang w:val="en-US"/>
+              </w:rPr>
+              <w:t xml:space="preserve"> </w:t>
+            </w:r>
+            <w:proofErr w:type="spellStart"/>
+            <w:r>
+              <w:rPr>
+                <w:sz w:val="16"/>
+                <w:szCs w:val="16"/>
+                <w:lang w:val="en-US"/>
+              </w:rPr>
+              <w:t>neq</w:t>
+            </w:r>
+            <w:proofErr w:type="spellEnd"/>
+          </w:p>
+          <w:p>
+            <w:pPr>
+              <w:rPr>
+                <w:sz w:val="16"/>
+                <w:szCs w:val="16"/>
+                <w:lang w:val="en-US"/>
+              </w:rPr>
+            </w:pPr>
+            <w:r>
+              <w:rPr>
+                <w:sz w:val="16"/>
+                <w:szCs w:val="16"/>
                 <w:lang w:val="en-US"/>
               </w:rPr>
               <w:t>mut-NE2GT-1</w:t>
             </w:r>
-          </w:p>
-          <w:p>
-            <w:pPr>
-              <w:rPr>
-                <w:lang w:val="en-US"/>
-              </w:rPr>
-            </w:pPr>
-            <w:r>
-              <w:rPr>
+            <w:r>
+              <w:rPr>
+                <w:sz w:val="16"/>
+                <w:szCs w:val="16"/>
+                <w:lang w:val="en-US"/>
+              </w:rPr>
+              <w:t xml:space="preserve">   - eq</w:t>
+            </w:r>
+          </w:p>
+          <w:p>
+            <w:pPr>
+              <w:rPr>
+                <w:sz w:val="16"/>
+                <w:szCs w:val="16"/>
+                <w:lang w:val="en-US"/>
+              </w:rPr>
+            </w:pPr>
+            <w:r>
+              <w:rPr>
+                <w:sz w:val="16"/>
+                <w:szCs w:val="16"/>
                 <w:lang w:val="en-US"/>
               </w:rPr>
               <w:t>mut-C2D-1</w:t>
             </w:r>
-          </w:p>
-          <w:p>
-            <w:pPr>
-              <w:rPr>
-                <w:lang w:val="en-US"/>
-              </w:rPr>
-            </w:pPr>
-            <w:r>
-              <w:rPr>
+            <w:r>
+              <w:rPr>
+                <w:sz w:val="16"/>
+                <w:szCs w:val="16"/>
+                <w:lang w:val="en-US"/>
+              </w:rPr>
+              <w:t xml:space="preserve"> ¿?</w:t>
+            </w:r>
+          </w:p>
+          <w:p>
+            <w:pPr>
+              <w:rPr>
+                <w:sz w:val="16"/>
+                <w:szCs w:val="16"/>
+                <w:lang w:val="en-US"/>
+              </w:rPr>
+            </w:pPr>
+            <w:r>
+              <w:rPr>
+                <w:sz w:val="16"/>
+                <w:szCs w:val="16"/>
                 <w:lang w:val="en-US"/>
               </w:rPr>
               <w:t>mut-LT2GT-1</w:t>
             </w:r>
-          </w:p>
-          <w:p>
-            <w:pPr>
-              <w:rPr>
-                <w:lang w:val="en-US"/>
-              </w:rPr>
-            </w:pPr>
-            <w:r>
-              <w:rPr>
+            <w:r>
+              <w:rPr>
+                <w:sz w:val="16"/>
+                <w:szCs w:val="16"/>
+                <w:lang w:val="en-US"/>
+              </w:rPr>
+              <w:t xml:space="preserve">    - eq</w:t>
+            </w:r>
+          </w:p>
+          <w:p>
+            <w:pPr>
+              <w:rPr>
+                <w:sz w:val="16"/>
+                <w:szCs w:val="16"/>
+                <w:lang w:val="en-US"/>
+              </w:rPr>
+            </w:pPr>
+            <w:r>
+              <w:rPr>
+                <w:sz w:val="16"/>
+                <w:szCs w:val="16"/>
                 <w:lang w:val="en-US"/>
               </w:rPr>
               <w:t>mut-GT2NE-2</w:t>
             </w:r>
-          </w:p>
-        </w:tc>
-        <w:tc>
-          <w:tcPr>
-            <w:tcW w:w="2835" w:type="dxa"/>
-          </w:tcPr>
-          <w:p>
-            <w:pPr>
-              <w:rPr>
-                <w:rFonts w:ascii="Aptos Narrow" w:eastAsia="Times New Roman" w:hAnsi="Aptos Narrow" w:cs="Times New Roman"/>
-                <w:color w:val="000000"/>
-                <w:kern w:val="0"/>
-                <w:lang w:val="en-US" w:eastAsia="es-ES"/>
-                <w14:ligatures w14:val="none"/>
-              </w:rPr>
-            </w:pPr>
-            <w:r>
-              <w:rPr>
-                <w:rFonts w:ascii="Aptos Narrow" w:eastAsia="Times New Roman" w:hAnsi="Aptos Narrow" w:cs="Times New Roman"/>
-                <w:color w:val="000000"/>
-                <w:kern w:val="0"/>
-                <w:lang w:val="en-US" w:eastAsia="es-ES"/>
-                <w14:ligatures w14:val="none"/>
-              </w:rPr>
-              <w:t>mut-LT2NE-1</w:t>
-            </w:r>
-          </w:p>
-          <w:p>
-            <w:pPr>
-              <w:rPr>
-                <w:rFonts w:ascii="Aptos Narrow" w:eastAsia="Times New Roman" w:hAnsi="Aptos Narrow" w:cs="Times New Roman"/>
-                <w:color w:val="000000"/>
-                <w:kern w:val="0"/>
-                <w:lang w:val="en-US" w:eastAsia="es-ES"/>
-                <w14:ligatures w14:val="none"/>
-              </w:rPr>
-            </w:pPr>
-            <w:r>
-              <w:rPr>
-                <w:rFonts w:ascii="Aptos Narrow" w:eastAsia="Times New Roman" w:hAnsi="Aptos Narrow" w:cs="Times New Roman"/>
-                <w:color w:val="000000"/>
-                <w:kern w:val="0"/>
-                <w:lang w:val="en-US" w:eastAsia="es-ES"/>
-                <w14:ligatures w14:val="none"/>
-              </w:rPr>
-              <w:t>mut-GT2NE-4</w:t>
-            </w:r>
-          </w:p>
-          <w:p>
-            <w:pPr>
-              <w:rPr>
-                <w:rFonts w:ascii="Aptos Narrow" w:eastAsia="Times New Roman" w:hAnsi="Aptos Narrow" w:cs="Times New Roman"/>
-                <w:color w:val="000000"/>
-                <w:kern w:val="0"/>
-                <w:lang w:val="en-US" w:eastAsia="es-ES"/>
-                <w14:ligatures w14:val="none"/>
-              </w:rPr>
-            </w:pPr>
-            <w:r>
-              <w:rPr>
-                <w:rFonts w:ascii="Aptos Narrow" w:eastAsia="Times New Roman" w:hAnsi="Aptos Narrow" w:cs="Times New Roman"/>
-                <w:color w:val="000000"/>
-                <w:kern w:val="0"/>
-                <w:lang w:val="en-US" w:eastAsia="es-ES"/>
-                <w14:ligatures w14:val="none"/>
-              </w:rPr>
-              <w:t>mut-EQ2LE-1</w:t>
-            </w:r>
-          </w:p>
-          <w:p>
-            <w:pPr>
-              <w:rPr>
-                <w:rFonts w:ascii="Aptos Narrow" w:eastAsia="Times New Roman" w:hAnsi="Aptos Narrow" w:cs="Times New Roman"/>
-                <w:color w:val="000000"/>
-                <w:kern w:val="0"/>
-                <w:lang w:val="en-US" w:eastAsia="es-ES"/>
-                <w14:ligatures w14:val="none"/>
-              </w:rPr>
-            </w:pPr>
-            <w:r>
-              <w:rPr>
-                <w:rFonts w:ascii="Aptos Narrow" w:eastAsia="Times New Roman" w:hAnsi="Aptos Narrow" w:cs="Times New Roman"/>
-                <w:color w:val="000000"/>
-                <w:kern w:val="0"/>
-                <w:lang w:val="en-US" w:eastAsia="es-ES"/>
-                <w14:ligatures w14:val="none"/>
-              </w:rPr>
-              <w:t>mut-S2M-1</w:t>
-            </w:r>
-          </w:p>
-          <w:p>
-            <w:pPr>
-              <w:rPr>
-                <w:rFonts w:ascii="Aptos Narrow" w:eastAsia="Times New Roman" w:hAnsi="Aptos Narrow" w:cs="Times New Roman"/>
-                <w:color w:val="000000"/>
-                <w:kern w:val="0"/>
-                <w:lang w:val="en-US" w:eastAsia="es-ES"/>
-                <w14:ligatures w14:val="none"/>
-              </w:rPr>
-            </w:pPr>
-            <w:r>
-              <w:rPr>
-                <w:rFonts w:ascii="Aptos Narrow" w:eastAsia="Times New Roman" w:hAnsi="Aptos Narrow" w:cs="Times New Roman"/>
-                <w:color w:val="000000"/>
-                <w:kern w:val="0"/>
-                <w:lang w:val="en-US" w:eastAsia="es-ES"/>
-                <w14:ligatures w14:val="none"/>
-              </w:rPr>
-              <w:t>mut-S2A-1</w:t>
-            </w:r>
-          </w:p>
-          <w:p>
-            <w:pPr>
-              <w:rPr>
-                <w:rFonts w:ascii="Aptos Narrow" w:eastAsia="Times New Roman" w:hAnsi="Aptos Narrow" w:cs="Times New Roman"/>
-                <w:color w:val="000000"/>
-                <w:kern w:val="0"/>
-                <w:lang w:val="en-US" w:eastAsia="es-ES"/>
-                <w14:ligatures w14:val="none"/>
-              </w:rPr>
-            </w:pPr>
-            <w:r>
-              <w:rPr>
-                <w:rFonts w:ascii="Aptos Narrow" w:eastAsia="Times New Roman" w:hAnsi="Aptos Narrow" w:cs="Times New Roman"/>
-                <w:color w:val="000000"/>
-                <w:kern w:val="0"/>
-                <w:lang w:val="en-US" w:eastAsia="es-ES"/>
-                <w14:ligatures w14:val="none"/>
-              </w:rPr>
-              <w:t>mut-C2D-2</w:t>
-            </w:r>
-          </w:p>
-          <w:p>
-            <w:pPr>
-              <w:rPr>
-                <w:rFonts w:ascii="Aptos Narrow" w:eastAsia="Times New Roman" w:hAnsi="Aptos Narrow" w:cs="Times New Roman"/>
-                <w:color w:val="000000"/>
-                <w:kern w:val="0"/>
-                <w:lang w:val="en-US" w:eastAsia="es-ES"/>
-                <w14:ligatures w14:val="none"/>
-              </w:rPr>
-            </w:pPr>
-            <w:r>
-              <w:rPr>
-                <w:rFonts w:ascii="Aptos Narrow" w:eastAsia="Times New Roman" w:hAnsi="Aptos Narrow" w:cs="Times New Roman"/>
-                <w:color w:val="000000"/>
-                <w:kern w:val="0"/>
-                <w:lang w:val="en-US" w:eastAsia="es-ES"/>
-                <w14:ligatures w14:val="none"/>
-              </w:rPr>
-              <w:t>mut-NE2GT-1</w:t>
-            </w:r>
-          </w:p>
-          <w:p>
-            <w:pPr>
-              <w:rPr>
-                <w:rFonts w:ascii="Aptos Narrow" w:eastAsia="Times New Roman" w:hAnsi="Aptos Narrow" w:cs="Times New Roman"/>
-                <w:color w:val="000000"/>
-                <w:kern w:val="0"/>
-                <w:lang w:val="en-US" w:eastAsia="es-ES"/>
-                <w14:ligatures w14:val="none"/>
-              </w:rPr>
-            </w:pPr>
-            <w:r>
-              <w:rPr>
-                <w:rFonts w:ascii="Aptos Narrow" w:eastAsia="Times New Roman" w:hAnsi="Aptos Narrow" w:cs="Times New Roman"/>
-                <w:color w:val="000000"/>
-                <w:kern w:val="0"/>
-                <w:lang w:val="en-US" w:eastAsia="es-ES"/>
-                <w14:ligatures w14:val="none"/>
-              </w:rPr>
-              <w:t>mut-C2D-1</w:t>
-            </w:r>
-          </w:p>
-          <w:p>
-            <w:pPr>
-              <w:rPr>
-                <w:rFonts w:ascii="Aptos Narrow" w:eastAsia="Times New Roman" w:hAnsi="Aptos Narrow" w:cs="Times New Roman"/>
-                <w:color w:val="000000"/>
-                <w:kern w:val="0"/>
-                <w:lang w:val="en-US" w:eastAsia="es-ES"/>
-                <w14:ligatures w14:val="none"/>
-              </w:rPr>
-            </w:pPr>
-            <w:r>
-              <w:rPr>
-                <w:rFonts w:ascii="Aptos Narrow" w:eastAsia="Times New Roman" w:hAnsi="Aptos Narrow" w:cs="Times New Roman"/>
-                <w:color w:val="000000"/>
-                <w:kern w:val="0"/>
-                <w:lang w:val="en-US" w:eastAsia="es-ES"/>
-                <w14:ligatures w14:val="none"/>
-              </w:rPr>
-              <w:t>mut-LT2GT-1</w:t>
+            <w:r>
+              <w:rPr>
+                <w:sz w:val="16"/>
+                <w:szCs w:val="16"/>
+                <w:lang w:val="en-US"/>
+              </w:rPr>
+              <w:t xml:space="preserve">   - eq</w:t>
             </w:r>
           </w:p>
         </w:tc>
       </w:tr>
     </w:tbl>
+    <w:p>
+      <w:pPr>
+        <w:rPr>
+          <w:lang w:val="en-US"/>
+        </w:rPr>
+      </w:pPr>
+    </w:p>
+    <w:p>
+      <w:pPr>
+        <w:rPr>
+          <w:lang w:val="en-US"/>
+        </w:rPr>
+      </w:pPr>
+    </w:p>
+    <w:p>
+      <w:pPr>
+        <w:rPr>
+          <w:rFonts w:ascii="Courier New" w:hAnsi="Courier New" w:cs="Courier New"/>
+          <w:sz w:val="16"/>
+          <w:szCs w:val="16"/>
+          <w:lang w:val="en-US"/>
+        </w:rPr>
+      </w:pPr>
+      <w:r>
+        <w:rPr>
+          <w:lang w:val="en-US"/>
+        </w:rPr>
+        <w:br/>
+      </w:r>
+    </w:p>
+    <w:p>
+      <w:pPr>
+        <w:rPr>
+          <w:rFonts w:ascii="Courier New" w:hAnsi="Courier New" w:cs="Courier New"/>
+          <w:sz w:val="16"/>
+          <w:szCs w:val="16"/>
+          <w:lang w:val="en-US"/>
+        </w:rPr>
+      </w:pPr>
+      <w:r>
+        <w:rPr>
+          <w:rFonts w:ascii="Courier New" w:hAnsi="Courier New" w:cs="Courier New"/>
+          <w:sz w:val="16"/>
+          <w:szCs w:val="16"/>
+          <w:lang w:val="en-US"/>
+        </w:rPr>
+        <w:br w:type="page"/>
+      </w:r>
+    </w:p>
+    <w:p>
+      <w:pPr>
+        <w:rPr>
+          <w:rFonts w:ascii="Times New Roman" w:hAnsi="Times New Roman" w:cs="Times New Roman"/>
+          <w:sz w:val="24"/>
+          <w:szCs w:val="24"/>
+        </w:rPr>
+      </w:pPr>
+      <w:r>
+        <w:rPr>
+          <w:rFonts w:ascii="Times New Roman" w:hAnsi="Times New Roman" w:cs="Times New Roman"/>
+          <w:sz w:val="24"/>
+          <w:szCs w:val="24"/>
+        </w:rPr>
+        <w:lastRenderedPageBreak/>
+        <w:t>hay dos ejecuciones que he relanzado en Simba porque se quedaron en el limbo. Copié los resultados de Simba a local para trabajar con ellos en local, pero ¿puedes hacer tú el cambio en Simba? Yo me apaño peor.</w:t>
+      </w:r>
+    </w:p>
+    <w:p>
+      <w:pPr>
+        <w:rPr>
+          <w:rFonts w:ascii="Times New Roman" w:hAnsi="Times New Roman" w:cs="Times New Roman"/>
+          <w:sz w:val="24"/>
+          <w:szCs w:val="24"/>
+        </w:rPr>
+      </w:pPr>
+    </w:p>
+    <w:p>
+      <w:pPr>
+        <w:rPr>
+          <w:rFonts w:ascii="Times New Roman" w:hAnsi="Times New Roman" w:cs="Times New Roman"/>
+          <w:sz w:val="24"/>
+          <w:szCs w:val="24"/>
+        </w:rPr>
+      </w:pPr>
+      <w:r>
+        <w:rPr>
+          <w:rFonts w:ascii="Times New Roman" w:hAnsi="Times New Roman" w:cs="Times New Roman"/>
+          <w:sz w:val="24"/>
+          <w:szCs w:val="24"/>
+        </w:rPr>
+        <w:t xml:space="preserve">1. </w:t>
+      </w:r>
+      <w:proofErr w:type="spellStart"/>
+      <w:r>
+        <w:rPr>
+          <w:rFonts w:ascii="Times New Roman" w:hAnsi="Times New Roman" w:cs="Times New Roman"/>
+          <w:sz w:val="24"/>
+          <w:szCs w:val="24"/>
+        </w:rPr>
+        <w:t>rcpsp.mzn</w:t>
+      </w:r>
+      <w:proofErr w:type="spellEnd"/>
+      <w:r>
+        <w:rPr>
+          <w:rFonts w:ascii="Times New Roman" w:hAnsi="Times New Roman" w:cs="Times New Roman"/>
+          <w:sz w:val="24"/>
+          <w:szCs w:val="24"/>
+        </w:rPr>
+        <w:t>--J30_27_6_fu_rc_and_rr_0.dzn</w:t>
+      </w:r>
+      <w:r>
+        <w:rPr>
+          <w:rFonts w:ascii="Times New Roman" w:hAnsi="Times New Roman" w:cs="Times New Roman"/>
+          <w:sz w:val="24"/>
+          <w:szCs w:val="24"/>
+        </w:rPr>
+        <w:br/>
+      </w:r>
+      <w:r>
+        <w:rPr>
+          <w:rFonts w:ascii="Times New Roman" w:hAnsi="Times New Roman" w:cs="Times New Roman"/>
+          <w:sz w:val="24"/>
+          <w:szCs w:val="24"/>
+        </w:rPr>
+        <w:br/>
+        <w:t>/</w:t>
+      </w:r>
+      <w:proofErr w:type="spellStart"/>
+      <w:r>
+        <w:rPr>
+          <w:rFonts w:ascii="Times New Roman" w:hAnsi="Times New Roman" w:cs="Times New Roman"/>
+          <w:sz w:val="24"/>
+          <w:szCs w:val="24"/>
+        </w:rPr>
+        <w:t>opt</w:t>
+      </w:r>
+      <w:proofErr w:type="spellEnd"/>
+      <w:r>
+        <w:rPr>
+          <w:rFonts w:ascii="Times New Roman" w:hAnsi="Times New Roman" w:cs="Times New Roman"/>
+          <w:sz w:val="24"/>
+          <w:szCs w:val="24"/>
+        </w:rPr>
+        <w:t>/</w:t>
+      </w:r>
+      <w:proofErr w:type="spellStart"/>
+      <w:r>
+        <w:rPr>
+          <w:rFonts w:ascii="Times New Roman" w:hAnsi="Times New Roman" w:cs="Times New Roman"/>
+          <w:sz w:val="24"/>
+          <w:szCs w:val="24"/>
+        </w:rPr>
+        <w:t>minizinc</w:t>
+      </w:r>
+      <w:proofErr w:type="spellEnd"/>
+      <w:r>
+        <w:rPr>
+          <w:rFonts w:ascii="Times New Roman" w:hAnsi="Times New Roman" w:cs="Times New Roman"/>
+          <w:sz w:val="24"/>
+          <w:szCs w:val="24"/>
+        </w:rPr>
+        <w:t>/</w:t>
+      </w:r>
+      <w:proofErr w:type="spellStart"/>
+      <w:r>
+        <w:rPr>
+          <w:rFonts w:ascii="Times New Roman" w:hAnsi="Times New Roman" w:cs="Times New Roman"/>
+          <w:sz w:val="24"/>
+          <w:szCs w:val="24"/>
+        </w:rPr>
+        <w:t>current</w:t>
+      </w:r>
+      <w:proofErr w:type="spellEnd"/>
+      <w:r>
+        <w:rPr>
+          <w:rFonts w:ascii="Times New Roman" w:hAnsi="Times New Roman" w:cs="Times New Roman"/>
+          <w:sz w:val="24"/>
+          <w:szCs w:val="24"/>
+        </w:rPr>
+        <w:t>/</w:t>
+      </w:r>
+      <w:proofErr w:type="spellStart"/>
+      <w:r>
+        <w:rPr>
+          <w:rFonts w:ascii="Times New Roman" w:hAnsi="Times New Roman" w:cs="Times New Roman"/>
+          <w:sz w:val="24"/>
+          <w:szCs w:val="24"/>
+        </w:rPr>
+        <w:t>bin</w:t>
+      </w:r>
+      <w:proofErr w:type="spellEnd"/>
+      <w:r>
+        <w:rPr>
+          <w:rFonts w:ascii="Times New Roman" w:hAnsi="Times New Roman" w:cs="Times New Roman"/>
+          <w:sz w:val="24"/>
+          <w:szCs w:val="24"/>
+        </w:rPr>
+        <w:t>/</w:t>
+      </w:r>
+      <w:proofErr w:type="spellStart"/>
+      <w:r>
+        <w:rPr>
+          <w:rFonts w:ascii="Times New Roman" w:hAnsi="Times New Roman" w:cs="Times New Roman"/>
+          <w:sz w:val="24"/>
+          <w:szCs w:val="24"/>
+        </w:rPr>
+        <w:t>minizinc</w:t>
+      </w:r>
+      <w:proofErr w:type="spellEnd"/>
+      <w:r>
+        <w:rPr>
+          <w:rFonts w:ascii="Times New Roman" w:hAnsi="Times New Roman" w:cs="Times New Roman"/>
+          <w:sz w:val="24"/>
+          <w:szCs w:val="24"/>
+        </w:rPr>
+        <w:t xml:space="preserve"> benchmarks/data/data_psplib_follow_ups/MR6/j30/J30_27_6_fu_rc_and_rr_0.dzn </w:t>
+      </w:r>
+      <w:proofErr w:type="spellStart"/>
+      <w:r>
+        <w:rPr>
+          <w:rFonts w:ascii="Times New Roman" w:hAnsi="Times New Roman" w:cs="Times New Roman"/>
+          <w:sz w:val="24"/>
+          <w:szCs w:val="24"/>
+        </w:rPr>
+        <w:t>benchmarks</w:t>
+      </w:r>
+      <w:proofErr w:type="spellEnd"/>
+      <w:r>
+        <w:rPr>
+          <w:rFonts w:ascii="Times New Roman" w:hAnsi="Times New Roman" w:cs="Times New Roman"/>
+          <w:sz w:val="24"/>
+          <w:szCs w:val="24"/>
+        </w:rPr>
+        <w:t>/</w:t>
+      </w:r>
+      <w:proofErr w:type="spellStart"/>
+      <w:r>
+        <w:rPr>
+          <w:rFonts w:ascii="Times New Roman" w:hAnsi="Times New Roman" w:cs="Times New Roman"/>
+          <w:sz w:val="24"/>
+          <w:szCs w:val="24"/>
+        </w:rPr>
+        <w:t>models</w:t>
+      </w:r>
+      <w:proofErr w:type="spellEnd"/>
+      <w:r>
+        <w:rPr>
+          <w:rFonts w:ascii="Times New Roman" w:hAnsi="Times New Roman" w:cs="Times New Roman"/>
+          <w:sz w:val="24"/>
+          <w:szCs w:val="24"/>
+        </w:rPr>
+        <w:t>/</w:t>
+      </w:r>
+      <w:proofErr w:type="spellStart"/>
+      <w:r>
+        <w:rPr>
+          <w:rFonts w:ascii="Times New Roman" w:hAnsi="Times New Roman" w:cs="Times New Roman"/>
+          <w:sz w:val="24"/>
+          <w:szCs w:val="24"/>
+        </w:rPr>
+        <w:t>rcpsp.mzn</w:t>
+      </w:r>
+      <w:proofErr w:type="spellEnd"/>
+      <w:r>
+        <w:rPr>
+          <w:rFonts w:ascii="Times New Roman" w:hAnsi="Times New Roman" w:cs="Times New Roman"/>
+          <w:sz w:val="24"/>
+          <w:szCs w:val="24"/>
+        </w:rPr>
+        <w:br/>
+      </w:r>
+      <w:r>
+        <w:rPr>
+          <w:rFonts w:ascii="Times New Roman" w:hAnsi="Times New Roman" w:cs="Times New Roman"/>
+          <w:sz w:val="24"/>
+          <w:szCs w:val="24"/>
+        </w:rPr>
+        <w:br/>
+        <w:t>PASA A</w:t>
+      </w:r>
+      <w:r>
+        <w:rPr>
+          <w:rFonts w:ascii="Times New Roman" w:hAnsi="Times New Roman" w:cs="Times New Roman"/>
+          <w:sz w:val="24"/>
+          <w:szCs w:val="24"/>
+        </w:rPr>
+        <w:br/>
+      </w:r>
+      <w:r>
+        <w:rPr>
+          <w:rFonts w:ascii="Times New Roman" w:hAnsi="Times New Roman" w:cs="Times New Roman"/>
+          <w:sz w:val="24"/>
+          <w:szCs w:val="24"/>
+        </w:rPr>
+        <w:br/>
+      </w:r>
+      <w:proofErr w:type="spellStart"/>
+      <w:r>
+        <w:rPr>
+          <w:rFonts w:ascii="Times New Roman" w:hAnsi="Times New Roman" w:cs="Times New Roman"/>
+          <w:sz w:val="24"/>
+          <w:szCs w:val="24"/>
+        </w:rPr>
+        <w:t>minizinc</w:t>
+      </w:r>
+      <w:proofErr w:type="spellEnd"/>
+      <w:r>
+        <w:rPr>
+          <w:rFonts w:ascii="Times New Roman" w:hAnsi="Times New Roman" w:cs="Times New Roman"/>
+          <w:sz w:val="24"/>
+          <w:szCs w:val="24"/>
+        </w:rPr>
+        <w:t xml:space="preserve"> </w:t>
+      </w:r>
+      <w:proofErr w:type="spellStart"/>
+      <w:r>
+        <w:rPr>
+          <w:rFonts w:ascii="Times New Roman" w:hAnsi="Times New Roman" w:cs="Times New Roman"/>
+          <w:sz w:val="24"/>
+          <w:szCs w:val="24"/>
+        </w:rPr>
+        <w:t>benchmarks</w:t>
+      </w:r>
+      <w:proofErr w:type="spellEnd"/>
+      <w:r>
+        <w:rPr>
+          <w:rFonts w:ascii="Times New Roman" w:hAnsi="Times New Roman" w:cs="Times New Roman"/>
+          <w:sz w:val="24"/>
+          <w:szCs w:val="24"/>
+        </w:rPr>
+        <w:t>/</w:t>
+      </w:r>
+      <w:proofErr w:type="spellStart"/>
+      <w:r>
+        <w:rPr>
+          <w:rFonts w:ascii="Times New Roman" w:hAnsi="Times New Roman" w:cs="Times New Roman"/>
+          <w:sz w:val="24"/>
+          <w:szCs w:val="24"/>
+        </w:rPr>
+        <w:t>models</w:t>
+      </w:r>
+      <w:proofErr w:type="spellEnd"/>
+      <w:r>
+        <w:rPr>
+          <w:rFonts w:ascii="Times New Roman" w:hAnsi="Times New Roman" w:cs="Times New Roman"/>
+          <w:sz w:val="24"/>
+          <w:szCs w:val="24"/>
+        </w:rPr>
+        <w:t>/</w:t>
+      </w:r>
+      <w:proofErr w:type="spellStart"/>
+      <w:r>
+        <w:rPr>
+          <w:rFonts w:ascii="Times New Roman" w:hAnsi="Times New Roman" w:cs="Times New Roman"/>
+          <w:sz w:val="24"/>
+          <w:szCs w:val="24"/>
+        </w:rPr>
+        <w:t>rcpsp.mzn</w:t>
+      </w:r>
+      <w:proofErr w:type="spellEnd"/>
+      <w:r>
+        <w:rPr>
+          <w:rFonts w:ascii="Times New Roman" w:hAnsi="Times New Roman" w:cs="Times New Roman"/>
+          <w:sz w:val="24"/>
+          <w:szCs w:val="24"/>
+        </w:rPr>
+        <w:t xml:space="preserve"> benchmarks/data/data_psplib_follow_ups/MR6/j30/J30_27_6_fu_rc_and_rr_0.dzn</w:t>
+      </w:r>
+      <w:r>
+        <w:rPr>
+          <w:rFonts w:ascii="Times New Roman" w:hAnsi="Times New Roman" w:cs="Times New Roman"/>
+          <w:sz w:val="24"/>
+          <w:szCs w:val="24"/>
+        </w:rPr>
+        <w:br/>
+      </w:r>
+      <w:proofErr w:type="spellStart"/>
+      <w:r>
+        <w:rPr>
+          <w:rFonts w:ascii="Times New Roman" w:hAnsi="Times New Roman" w:cs="Times New Roman"/>
+          <w:sz w:val="24"/>
+          <w:szCs w:val="24"/>
+        </w:rPr>
+        <w:t>Start</w:t>
+      </w:r>
+      <w:proofErr w:type="spellEnd"/>
+      <w:r>
+        <w:rPr>
+          <w:rFonts w:ascii="Times New Roman" w:hAnsi="Times New Roman" w:cs="Times New Roman"/>
+          <w:sz w:val="24"/>
+          <w:szCs w:val="24"/>
+        </w:rPr>
+        <w:t xml:space="preserve"> times = [0, 0, 0, 3, 3, 5, 9, 15, 18, 18, 9, 16, 16, 15, 25, 15, 25, 26, 22, 26, 29, 32, 34, 30, 30, 44, 40, 37, 40, 49]</w:t>
+      </w:r>
+      <w:r>
+        <w:rPr>
+          <w:rFonts w:ascii="Times New Roman" w:hAnsi="Times New Roman" w:cs="Times New Roman"/>
+          <w:sz w:val="24"/>
+          <w:szCs w:val="24"/>
+        </w:rPr>
+        <w:br/>
+      </w:r>
+      <w:proofErr w:type="spellStart"/>
+      <w:r>
+        <w:rPr>
+          <w:rFonts w:ascii="Times New Roman" w:hAnsi="Times New Roman" w:cs="Times New Roman"/>
+          <w:sz w:val="24"/>
+          <w:szCs w:val="24"/>
+        </w:rPr>
+        <w:t>makespan</w:t>
+      </w:r>
+      <w:proofErr w:type="spellEnd"/>
+      <w:r>
+        <w:rPr>
+          <w:rFonts w:ascii="Times New Roman" w:hAnsi="Times New Roman" w:cs="Times New Roman"/>
+          <w:sz w:val="24"/>
+          <w:szCs w:val="24"/>
+        </w:rPr>
+        <w:t xml:space="preserve"> = 59</w:t>
+      </w:r>
+      <w:r>
+        <w:rPr>
+          <w:rFonts w:ascii="Times New Roman" w:hAnsi="Times New Roman" w:cs="Times New Roman"/>
+          <w:sz w:val="24"/>
+          <w:szCs w:val="24"/>
+        </w:rPr>
+        <w:br/>
+        <w:t>----------</w:t>
+      </w:r>
+      <w:r>
+        <w:rPr>
+          <w:rFonts w:ascii="Times New Roman" w:hAnsi="Times New Roman" w:cs="Times New Roman"/>
+          <w:sz w:val="24"/>
+          <w:szCs w:val="24"/>
+        </w:rPr>
+        <w:br/>
+        <w:t>==========</w:t>
+      </w:r>
+      <w:r>
+        <w:rPr>
+          <w:rFonts w:ascii="Times New Roman" w:hAnsi="Times New Roman" w:cs="Times New Roman"/>
+          <w:sz w:val="24"/>
+          <w:szCs w:val="24"/>
+        </w:rPr>
+        <w:br/>
+      </w:r>
+      <w:r>
+        <w:rPr>
+          <w:rFonts w:ascii="Times New Roman" w:hAnsi="Times New Roman" w:cs="Times New Roman"/>
+          <w:sz w:val="24"/>
+          <w:szCs w:val="24"/>
+        </w:rPr>
+        <w:br/>
+        <w:t>2. mut-EQ2LE-1.mzn--J30_47_10_fu_rc_and_rr_0.dzn.out</w:t>
+      </w:r>
+      <w:r>
+        <w:rPr>
+          <w:rFonts w:ascii="Times New Roman" w:hAnsi="Times New Roman" w:cs="Times New Roman"/>
+          <w:sz w:val="24"/>
+          <w:szCs w:val="24"/>
+        </w:rPr>
+        <w:br/>
+      </w:r>
+      <w:r>
+        <w:rPr>
+          <w:rFonts w:ascii="Times New Roman" w:hAnsi="Times New Roman" w:cs="Times New Roman"/>
+          <w:sz w:val="24"/>
+          <w:szCs w:val="24"/>
+        </w:rPr>
+        <w:br/>
+        <w:t>/</w:t>
+      </w:r>
+      <w:proofErr w:type="spellStart"/>
+      <w:r>
+        <w:rPr>
+          <w:rFonts w:ascii="Times New Roman" w:hAnsi="Times New Roman" w:cs="Times New Roman"/>
+          <w:sz w:val="24"/>
+          <w:szCs w:val="24"/>
+        </w:rPr>
+        <w:t>opt</w:t>
+      </w:r>
+      <w:proofErr w:type="spellEnd"/>
+      <w:r>
+        <w:rPr>
+          <w:rFonts w:ascii="Times New Roman" w:hAnsi="Times New Roman" w:cs="Times New Roman"/>
+          <w:sz w:val="24"/>
+          <w:szCs w:val="24"/>
+        </w:rPr>
+        <w:t>/</w:t>
+      </w:r>
+      <w:proofErr w:type="spellStart"/>
+      <w:r>
+        <w:rPr>
+          <w:rFonts w:ascii="Times New Roman" w:hAnsi="Times New Roman" w:cs="Times New Roman"/>
+          <w:sz w:val="24"/>
+          <w:szCs w:val="24"/>
+        </w:rPr>
+        <w:t>minizinc</w:t>
+      </w:r>
+      <w:proofErr w:type="spellEnd"/>
+      <w:r>
+        <w:rPr>
+          <w:rFonts w:ascii="Times New Roman" w:hAnsi="Times New Roman" w:cs="Times New Roman"/>
+          <w:sz w:val="24"/>
+          <w:szCs w:val="24"/>
+        </w:rPr>
+        <w:t>/</w:t>
+      </w:r>
+      <w:proofErr w:type="spellStart"/>
+      <w:r>
+        <w:rPr>
+          <w:rFonts w:ascii="Times New Roman" w:hAnsi="Times New Roman" w:cs="Times New Roman"/>
+          <w:sz w:val="24"/>
+          <w:szCs w:val="24"/>
+        </w:rPr>
+        <w:t>current</w:t>
+      </w:r>
+      <w:proofErr w:type="spellEnd"/>
+      <w:r>
+        <w:rPr>
+          <w:rFonts w:ascii="Times New Roman" w:hAnsi="Times New Roman" w:cs="Times New Roman"/>
+          <w:sz w:val="24"/>
+          <w:szCs w:val="24"/>
+        </w:rPr>
+        <w:t>/</w:t>
+      </w:r>
+      <w:proofErr w:type="spellStart"/>
+      <w:r>
+        <w:rPr>
+          <w:rFonts w:ascii="Times New Roman" w:hAnsi="Times New Roman" w:cs="Times New Roman"/>
+          <w:sz w:val="24"/>
+          <w:szCs w:val="24"/>
+        </w:rPr>
+        <w:t>bin</w:t>
+      </w:r>
+      <w:proofErr w:type="spellEnd"/>
+      <w:r>
+        <w:rPr>
+          <w:rFonts w:ascii="Times New Roman" w:hAnsi="Times New Roman" w:cs="Times New Roman"/>
+          <w:sz w:val="24"/>
+          <w:szCs w:val="24"/>
+        </w:rPr>
+        <w:t>/</w:t>
+      </w:r>
+      <w:proofErr w:type="spellStart"/>
+      <w:r>
+        <w:rPr>
+          <w:rFonts w:ascii="Times New Roman" w:hAnsi="Times New Roman" w:cs="Times New Roman"/>
+          <w:sz w:val="24"/>
+          <w:szCs w:val="24"/>
+        </w:rPr>
+        <w:t>minizinc</w:t>
+      </w:r>
+      <w:proofErr w:type="spellEnd"/>
+      <w:r>
+        <w:rPr>
+          <w:rFonts w:ascii="Times New Roman" w:hAnsi="Times New Roman" w:cs="Times New Roman"/>
+          <w:sz w:val="24"/>
+          <w:szCs w:val="24"/>
+        </w:rPr>
+        <w:t xml:space="preserve"> benchmarks/data/data_psplib_follow_ups/MR6/j30/J30_47_10_fu_rc_and_rr_0.dzn </w:t>
+      </w:r>
+      <w:proofErr w:type="spellStart"/>
+      <w:r>
+        <w:rPr>
+          <w:rFonts w:ascii="Times New Roman" w:hAnsi="Times New Roman" w:cs="Times New Roman"/>
+          <w:sz w:val="24"/>
+          <w:szCs w:val="24"/>
+        </w:rPr>
+        <w:t>benchmarks</w:t>
+      </w:r>
+      <w:proofErr w:type="spellEnd"/>
+      <w:r>
+        <w:rPr>
+          <w:rFonts w:ascii="Times New Roman" w:hAnsi="Times New Roman" w:cs="Times New Roman"/>
+          <w:sz w:val="24"/>
+          <w:szCs w:val="24"/>
+        </w:rPr>
+        <w:t>/</w:t>
+      </w:r>
+      <w:proofErr w:type="spellStart"/>
+      <w:r>
+        <w:rPr>
+          <w:rFonts w:ascii="Times New Roman" w:hAnsi="Times New Roman" w:cs="Times New Roman"/>
+          <w:sz w:val="24"/>
+          <w:szCs w:val="24"/>
+        </w:rPr>
+        <w:t>Mutants</w:t>
+      </w:r>
+      <w:proofErr w:type="spellEnd"/>
+      <w:r>
+        <w:rPr>
+          <w:rFonts w:ascii="Times New Roman" w:hAnsi="Times New Roman" w:cs="Times New Roman"/>
+          <w:sz w:val="24"/>
+          <w:szCs w:val="24"/>
+        </w:rPr>
+        <w:t>/mut-EQ2LE-1.mzn</w:t>
+      </w:r>
+      <w:r>
+        <w:rPr>
+          <w:rFonts w:ascii="Times New Roman" w:hAnsi="Times New Roman" w:cs="Times New Roman"/>
+          <w:sz w:val="24"/>
+          <w:szCs w:val="24"/>
+        </w:rPr>
+        <w:br/>
+      </w:r>
+      <w:r>
+        <w:rPr>
+          <w:rFonts w:ascii="Times New Roman" w:hAnsi="Times New Roman" w:cs="Times New Roman"/>
+          <w:sz w:val="24"/>
+          <w:szCs w:val="24"/>
+        </w:rPr>
+        <w:br/>
+        <w:t>PASA A</w:t>
+      </w:r>
+      <w:r>
+        <w:rPr>
+          <w:rFonts w:ascii="Times New Roman" w:hAnsi="Times New Roman" w:cs="Times New Roman"/>
+          <w:sz w:val="24"/>
+          <w:szCs w:val="24"/>
+        </w:rPr>
+        <w:br/>
+      </w:r>
+      <w:r>
+        <w:rPr>
+          <w:rFonts w:ascii="Times New Roman" w:hAnsi="Times New Roman" w:cs="Times New Roman"/>
+          <w:sz w:val="24"/>
+          <w:szCs w:val="24"/>
+        </w:rPr>
+        <w:br/>
+      </w:r>
+      <w:proofErr w:type="spellStart"/>
+      <w:r>
+        <w:rPr>
+          <w:rFonts w:ascii="Times New Roman" w:hAnsi="Times New Roman" w:cs="Times New Roman"/>
+          <w:sz w:val="24"/>
+          <w:szCs w:val="24"/>
+        </w:rPr>
+        <w:t>minizinc</w:t>
+      </w:r>
+      <w:proofErr w:type="spellEnd"/>
+      <w:r>
+        <w:rPr>
+          <w:rFonts w:ascii="Times New Roman" w:hAnsi="Times New Roman" w:cs="Times New Roman"/>
+          <w:sz w:val="24"/>
+          <w:szCs w:val="24"/>
+        </w:rPr>
+        <w:t xml:space="preserve"> benchmarks/data/data_psplib_follow_ups/MR6/j30/J30_47_10_fu_rc_and_rr_0.dzn </w:t>
+      </w:r>
+      <w:proofErr w:type="spellStart"/>
+      <w:r>
+        <w:rPr>
+          <w:rFonts w:ascii="Times New Roman" w:hAnsi="Times New Roman" w:cs="Times New Roman"/>
+          <w:sz w:val="24"/>
+          <w:szCs w:val="24"/>
+        </w:rPr>
+        <w:t>benchmarks</w:t>
+      </w:r>
+      <w:proofErr w:type="spellEnd"/>
+      <w:r>
+        <w:rPr>
+          <w:rFonts w:ascii="Times New Roman" w:hAnsi="Times New Roman" w:cs="Times New Roman"/>
+          <w:sz w:val="24"/>
+          <w:szCs w:val="24"/>
+        </w:rPr>
+        <w:t>/</w:t>
+      </w:r>
+      <w:proofErr w:type="spellStart"/>
+      <w:r>
+        <w:rPr>
+          <w:rFonts w:ascii="Times New Roman" w:hAnsi="Times New Roman" w:cs="Times New Roman"/>
+          <w:sz w:val="24"/>
+          <w:szCs w:val="24"/>
+        </w:rPr>
+        <w:t>Mutants</w:t>
+      </w:r>
+      <w:proofErr w:type="spellEnd"/>
+      <w:r>
+        <w:rPr>
+          <w:rFonts w:ascii="Times New Roman" w:hAnsi="Times New Roman" w:cs="Times New Roman"/>
+          <w:sz w:val="24"/>
+          <w:szCs w:val="24"/>
+        </w:rPr>
+        <w:t>/mut-EQ2LE-1.mzn</w:t>
+      </w:r>
+      <w:r>
+        <w:rPr>
+          <w:rFonts w:ascii="Times New Roman" w:hAnsi="Times New Roman" w:cs="Times New Roman"/>
+          <w:sz w:val="24"/>
+          <w:szCs w:val="24"/>
+        </w:rPr>
+        <w:br/>
+      </w:r>
+      <w:proofErr w:type="spellStart"/>
+      <w:r>
+        <w:rPr>
+          <w:rFonts w:ascii="Times New Roman" w:hAnsi="Times New Roman" w:cs="Times New Roman"/>
+          <w:sz w:val="24"/>
+          <w:szCs w:val="24"/>
+        </w:rPr>
+        <w:t>Start</w:t>
+      </w:r>
+      <w:proofErr w:type="spellEnd"/>
+      <w:r>
+        <w:rPr>
+          <w:rFonts w:ascii="Times New Roman" w:hAnsi="Times New Roman" w:cs="Times New Roman"/>
+          <w:sz w:val="24"/>
+          <w:szCs w:val="24"/>
+        </w:rPr>
+        <w:t xml:space="preserve"> times = [0, 0, 0, 4, 5, 4, 12, 4, 16, 12, 12, 15, 26, 16, 6, 16, 26, 26, 16, 32, 41, 22, 32, 46, 22, 32, 41, 41, 52, 47]</w:t>
+      </w:r>
+      <w:r>
+        <w:rPr>
+          <w:rFonts w:ascii="Times New Roman" w:hAnsi="Times New Roman" w:cs="Times New Roman"/>
+          <w:sz w:val="24"/>
+          <w:szCs w:val="24"/>
+        </w:rPr>
+        <w:br/>
+      </w:r>
+      <w:proofErr w:type="spellStart"/>
+      <w:r>
+        <w:rPr>
+          <w:rFonts w:ascii="Times New Roman" w:hAnsi="Times New Roman" w:cs="Times New Roman"/>
+          <w:sz w:val="24"/>
+          <w:szCs w:val="24"/>
+        </w:rPr>
+        <w:t>makespan</w:t>
+      </w:r>
+      <w:proofErr w:type="spellEnd"/>
+      <w:r>
+        <w:rPr>
+          <w:rFonts w:ascii="Times New Roman" w:hAnsi="Times New Roman" w:cs="Times New Roman"/>
+          <w:sz w:val="24"/>
+          <w:szCs w:val="24"/>
+        </w:rPr>
+        <w:t xml:space="preserve"> = 57</w:t>
+      </w:r>
+      <w:r>
+        <w:rPr>
+          <w:rFonts w:ascii="Times New Roman" w:hAnsi="Times New Roman" w:cs="Times New Roman"/>
+          <w:sz w:val="24"/>
+          <w:szCs w:val="24"/>
+        </w:rPr>
+        <w:br/>
+        <w:t>----------</w:t>
+      </w:r>
+      <w:r>
+        <w:rPr>
+          <w:rFonts w:ascii="Times New Roman" w:hAnsi="Times New Roman" w:cs="Times New Roman"/>
+          <w:sz w:val="24"/>
+          <w:szCs w:val="24"/>
+        </w:rPr>
+        <w:br/>
+        <w:t>==========</w:t>
+      </w:r>
+    </w:p>
+    <w:p>
+      <w:pPr>
+        <w:rPr>
+          <w:rFonts w:ascii="Times New Roman" w:hAnsi="Times New Roman" w:cs="Times New Roman"/>
+          <w:sz w:val="24"/>
+          <w:szCs w:val="24"/>
+        </w:rPr>
+      </w:pPr>
+      <w:r>
+        <w:rPr>
+          <w:rFonts w:ascii="Times New Roman" w:hAnsi="Times New Roman" w:cs="Times New Roman"/>
+          <w:sz w:val="24"/>
+          <w:szCs w:val="24"/>
+        </w:rPr>
+        <w:t> </w:t>
+      </w:r>
+    </w:p>
+    <w:p>
+      <w:pPr>
+        <w:rPr>
+          <w:rFonts w:ascii="Times New Roman" w:hAnsi="Times New Roman" w:cs="Times New Roman"/>
+          <w:sz w:val="24"/>
+          <w:szCs w:val="24"/>
+        </w:rPr>
+      </w:pPr>
+    </w:p>
+    <w:p>
+      <w:pPr>
+        <w:rPr>
+          <w:rFonts w:ascii="Times New Roman" w:hAnsi="Times New Roman" w:cs="Times New Roman"/>
+          <w:sz w:val="24"/>
+          <w:szCs w:val="24"/>
+        </w:rPr>
+      </w:pPr>
+      <w:proofErr w:type="spellStart"/>
+      <w:r>
+        <w:rPr>
+          <w:rFonts w:ascii="Times New Roman" w:hAnsi="Times New Roman" w:cs="Times New Roman"/>
+          <w:sz w:val="24"/>
+          <w:szCs w:val="24"/>
+        </w:rPr>
+        <w:t>Ahh</w:t>
+      </w:r>
+      <w:proofErr w:type="spellEnd"/>
+      <w:r>
+        <w:rPr>
+          <w:rFonts w:ascii="Times New Roman" w:hAnsi="Times New Roman" w:cs="Times New Roman"/>
+          <w:sz w:val="24"/>
+          <w:szCs w:val="24"/>
+        </w:rPr>
+        <w:t>, no he puesto tiempos porque en Simba no los veo</w:t>
+      </w:r>
+    </w:p>
+    <w:p>
+      <w:pPr>
+        <w:rPr>
+          <w:rFonts w:ascii="Courier New" w:hAnsi="Courier New" w:cs="Courier New"/>
+          <w:sz w:val="16"/>
+          <w:szCs w:val="16"/>
+        </w:rPr>
+      </w:pPr>
+    </w:p>
+    <w:p>
+      <w:r>
+        <w:rPr>
+          <w:rFonts w:ascii="Courier New" w:hAnsi="Courier New" w:cs="Courier New"/>
+          <w:sz w:val="16"/>
+          <w:szCs w:val="16"/>
+        </w:rPr>
+        <w:br w:type="page"/>
+      </w:r>
+      <w:proofErr w:type="spellStart"/>
+      <w:r>
+        <w:lastRenderedPageBreak/>
+        <w:t>Appendix</w:t>
+      </w:r>
+      <w:proofErr w:type="spellEnd"/>
+      <w:r>
+        <w:t xml:space="preserve"> 1</w:t>
+      </w:r>
+    </w:p>
     <w:p/>
-    <w:p/>
+    <w:p>
+      <w:r>
+        <w:rPr>
+          <w:b/>
+          <w:bCs/>
+        </w:rPr>
+        <w:t xml:space="preserve">Quitar las líneas de un archivo que contienen una palabra específica. Usar el </w:t>
+      </w:r>
+      <w:proofErr w:type="spellStart"/>
+      <w:r>
+        <w:rPr>
+          <w:b/>
+          <w:bCs/>
+        </w:rPr>
+        <w:t>cmdlet</w:t>
+      </w:r>
+      <w:proofErr w:type="spellEnd"/>
+      <w:r>
+        <w:rPr>
+          <w:b/>
+          <w:bCs/>
+        </w:rPr>
+        <w:t xml:space="preserve"> </w:t>
+      </w:r>
+      <w:proofErr w:type="spellStart"/>
+      <w:r>
+        <w:rPr>
+          <w:b/>
+          <w:bCs/>
+        </w:rPr>
+        <w:t>Select-String</w:t>
+      </w:r>
+      <w:proofErr w:type="spellEnd"/>
+      <w:r>
+        <w:rPr>
+          <w:b/>
+          <w:bCs/>
+        </w:rPr>
+        <w:t xml:space="preserve"> con el parámetro -</w:t>
+      </w:r>
+      <w:proofErr w:type="spellStart"/>
+      <w:r>
+        <w:rPr>
+          <w:b/>
+          <w:bCs/>
+        </w:rPr>
+        <w:t>NotMatch</w:t>
+      </w:r>
+      <w:proofErr w:type="spellEnd"/>
+      <w:r>
+        <w:rPr>
+          <w:b/>
+          <w:bCs/>
+        </w:rPr>
+        <w:t xml:space="preserve"> para filtrar las líneas que no coinciden con la palabra y luego usar Set-Content para escribir el resultado en un nuevo archivo o </w:t>
+      </w:r>
+      <w:proofErr w:type="spellStart"/>
+      <w:r>
+        <w:rPr>
+          <w:b/>
+          <w:bCs/>
+        </w:rPr>
+        <w:t>sobreescribir</w:t>
+      </w:r>
+      <w:proofErr w:type="spellEnd"/>
+      <w:r>
+        <w:rPr>
+          <w:b/>
+          <w:bCs/>
+        </w:rPr>
+        <w:t xml:space="preserve"> el original. </w:t>
+      </w:r>
+    </w:p>
+    <w:p>
+      <w:r>
+        <w:t>$</w:t>
+      </w:r>
+      <w:proofErr w:type="spellStart"/>
+      <w:r>
+        <w:t>archivoEntrada</w:t>
+      </w:r>
+      <w:proofErr w:type="spellEnd"/>
+      <w:r>
+        <w:t xml:space="preserve"> = "</w:t>
+      </w:r>
+      <w:r>
+        <w:t>resultados_proceso_2025_out_T30_230723</w:t>
+      </w:r>
+      <w:r>
+        <w:t>.txt"</w:t>
+      </w:r>
+    </w:p>
+    <w:p>
+      <w:r>
+        <w:t>$</w:t>
+      </w:r>
+      <w:proofErr w:type="spellStart"/>
+      <w:r>
+        <w:t>palabraClave</w:t>
+      </w:r>
+      <w:proofErr w:type="spellEnd"/>
+      <w:r>
+        <w:t xml:space="preserve"> = "</w:t>
+      </w:r>
+      <w:proofErr w:type="spellStart"/>
+      <w:r>
+        <w:t>check</w:t>
+      </w:r>
+      <w:proofErr w:type="spellEnd"/>
+      <w:r>
+        <w:t>"</w:t>
+      </w:r>
+    </w:p>
+    <w:p>
+      <w:r>
+        <w:t>$</w:t>
+      </w:r>
+      <w:proofErr w:type="spellStart"/>
+      <w:r>
+        <w:t>palabraClave</w:t>
+      </w:r>
+      <w:proofErr w:type="spellEnd"/>
+      <w:r>
+        <w:t xml:space="preserve"> = "</w:t>
+      </w:r>
+      <w:proofErr w:type="spellStart"/>
+      <w:r>
+        <w:t>mzn</w:t>
+      </w:r>
+      <w:proofErr w:type="spellEnd"/>
+      <w:r>
+        <w:t>--.</w:t>
+      </w:r>
+      <w:proofErr w:type="spellStart"/>
+      <w:r>
+        <w:t>out</w:t>
+      </w:r>
+      <w:proofErr w:type="spellEnd"/>
+      <w:r>
+        <w:t>"</w:t>
+      </w:r>
+    </w:p>
+    <w:p>
+      <w:r>
+        <w:t>$</w:t>
+      </w:r>
+      <w:proofErr w:type="spellStart"/>
+      <w:r>
+        <w:t>archivoSalida</w:t>
+      </w:r>
+      <w:proofErr w:type="spellEnd"/>
+      <w:r>
+        <w:t xml:space="preserve"> = "</w:t>
+      </w:r>
+      <w:r>
+        <w:t>resultados_proceso_2025_out_T30_230723</w:t>
+      </w:r>
+      <w:r>
+        <w:t>_2.txt"</w:t>
+      </w:r>
+    </w:p>
+    <w:p>
+      <w:r>
+        <w:t># Filtrar líneas que no contienen la palabra clave y escribir en un nuevo archivo</w:t>
+      </w:r>
+    </w:p>
+    <w:p>
+      <w:pPr>
+        <w:rPr>
+          <w:lang w:val="en-US"/>
+        </w:rPr>
+      </w:pPr>
+      <w:r>
+        <w:rPr>
+          <w:lang w:val="en-US"/>
+        </w:rPr>
+        <w:t>Get-Content $</w:t>
+      </w:r>
+      <w:proofErr w:type="spellStart"/>
+      <w:r>
+        <w:rPr>
+          <w:lang w:val="en-US"/>
+        </w:rPr>
+        <w:t>archivoEntrada</w:t>
+      </w:r>
+      <w:proofErr w:type="spellEnd"/>
+      <w:r>
+        <w:rPr>
+          <w:lang w:val="en-US"/>
+        </w:rPr>
+        <w:t xml:space="preserve"> | Where-Object </w:t>
+      </w:r>
+      <w:proofErr w:type="gramStart"/>
+      <w:r>
+        <w:rPr>
+          <w:lang w:val="en-US"/>
+        </w:rPr>
+        <w:t>{ $</w:t>
+      </w:r>
+      <w:proofErr w:type="gramEnd"/>
+      <w:r>
+        <w:rPr>
+          <w:lang w:val="en-US"/>
+        </w:rPr>
+        <w:t>_ -</w:t>
+      </w:r>
+      <w:proofErr w:type="spellStart"/>
+      <w:r>
+        <w:rPr>
+          <w:lang w:val="en-US"/>
+        </w:rPr>
+        <w:t>notmatch</w:t>
+      </w:r>
+      <w:proofErr w:type="spellEnd"/>
+      <w:r>
+        <w:rPr>
+          <w:lang w:val="en-US"/>
+        </w:rPr>
+        <w:t xml:space="preserve"> $</w:t>
+      </w:r>
+      <w:proofErr w:type="spellStart"/>
+      <w:proofErr w:type="gramStart"/>
+      <w:r>
+        <w:rPr>
+          <w:lang w:val="en-US"/>
+        </w:rPr>
+        <w:t>palabraClave</w:t>
+      </w:r>
+      <w:proofErr w:type="spellEnd"/>
+      <w:r>
+        <w:rPr>
+          <w:lang w:val="en-US"/>
+        </w:rPr>
+        <w:t xml:space="preserve"> }</w:t>
+      </w:r>
+      <w:proofErr w:type="gramEnd"/>
+      <w:r>
+        <w:rPr>
+          <w:lang w:val="en-US"/>
+        </w:rPr>
+        <w:t xml:space="preserve"> | Set-Content $</w:t>
+      </w:r>
+      <w:proofErr w:type="spellStart"/>
+      <w:r>
+        <w:rPr>
+          <w:lang w:val="en-US"/>
+        </w:rPr>
+        <w:t>archivoSalida</w:t>
+      </w:r>
+      <w:proofErr w:type="spellEnd"/>
+    </w:p>
+    <w:p>
+      <w:pPr>
+        <w:rPr>
+          <w:lang w:val="en-US"/>
+        </w:rPr>
+      </w:pPr>
+      <w:r>
+        <w:rPr>
+          <w:lang w:val="en-US"/>
+        </w:rPr>
+        <w:t xml:space="preserve"> </w:t>
+      </w:r>
+    </w:p>
     <w:sectPr>
       <w:pgSz w:w="11906" w:h="16838"/>
-      <w:pgMar w:top="709" w:right="1701" w:bottom="284" w:left="851" w:header="708" w:footer="708" w:gutter="0"/>
+      <w:pgMar w:top="709" w:right="1558" w:bottom="426" w:left="851" w:header="708" w:footer="708" w:gutter="0"/>
       <w:cols w:space="708"/>
       <w:docGrid w:linePitch="360"/>
     </w:sectPr>
@@ -5946,6 +7783,393 @@
 <file path=word/numbering.xml><?xml version="1.0" encoding="utf-8"?>
 <w:numbering xmlns:wpc="http://schemas.microsoft.com/office/word/2010/wordprocessingCanvas" xmlns:cx="http://schemas.microsoft.com/office/drawing/2014/chartex" xmlns:cx1="http://schemas.microsoft.com/office/drawing/2015/9/8/chartex" xmlns:cx2="http://schemas.microsoft.com/office/drawing/2015/10/21/chartex" xmlns:cx3="http://schemas.microsoft.com/office/drawing/2016/5/9/chartex" xmlns:cx4="http://schemas.microsoft.com/office/drawing/2016/5/10/chartex" xmlns:cx5="http://schemas.microsoft.com/office/drawing/2016/5/11/chartex" xmlns:cx6="http://schemas.microsoft.com/office/drawing/2016/5/12/chartex" xmlns:cx7="http://schemas.microsoft.com/office/drawing/2016/5/13/chartex" xmlns:cx8="http://schemas.microsoft.com/office/drawing/2016/5/14/chartex" xmlns:mc="http://schemas.openxmlformats.org/markup-compatibility/2006" xmlns:aink="http://schemas.microsoft.com/office/drawing/2016/ink" xmlns:am3d="http://schemas.microsoft.com/office/drawing/2017/model3d" xmlns:o="urn:schemas-microsoft-com:office:office" xmlns:oel="http://schemas.microsoft.com/office/2019/extlst" xmlns:r="http://schemas.openxmlformats.org/officeDocument/2006/relationships" xmlns:m="http://schemas.openxmlformats.org/officeDocument/2006/math" xmlns:v="urn:schemas-microsoft-com:vml" xmlns:wp14="http://schemas.microsoft.com/office/word/2010/wordprocessingDrawing" xmlns:wp="http://schemas.openxmlformats.org/drawingml/2006/wordprocessingDrawing" xmlns:w10="urn:schemas-microsoft-com:office:word" xmlns:w="http://schemas.openxmlformats.org/wordprocessingml/2006/main" xmlns:w14="http://schemas.microsoft.com/office/word/2010/wordml" xmlns:w15="http://schemas.microsoft.com/office/word/2012/wordml" xmlns:w16cex="http://schemas.microsoft.com/office/word/2018/wordml/cex" xmlns:w16cid="http://schemas.microsoft.com/office/word/2016/wordml/cid" xmlns:w16="http://schemas.microsoft.com/office/word/2018/wordml" xmlns:w16du="http://schemas.microsoft.com/office/word/2023/wordml/word16du" xmlns:w16sdtdh="http://schemas.microsoft.com/office/word/2020/wordml/sdtdatahash" xmlns:w16sdtfl="http://schemas.microsoft.com/office/word/2024/wordml/sdtformatlock" xmlns:w16se="http://schemas.microsoft.com/office/word/2015/wordml/symex" xmlns:wpg="http://schemas.microsoft.com/office/word/2010/wordprocessingGroup" xmlns:wpi="http://schemas.microsoft.com/office/word/2010/wordprocessingInk" xmlns:wne="http://schemas.microsoft.com/office/word/2006/wordml" xmlns:wps="http://schemas.microsoft.com/office/word/2010/wordprocessingShape" mc:Ignorable="w14 w15 w16se w16cid w16 w16cex w16sdtdh w16sdtfl w16du wp14">
   <w:abstractNum w:abstractNumId="0" w15:restartNumberingAfterBreak="0">
+    <w:nsid w:val="00AB5420"/>
+    <w:multiLevelType w:val="hybridMultilevel"/>
+    <w:tmpl w:val="E858367E"/>
+    <w:lvl w:ilvl="0" w:tplc="0C0A000F">
+      <w:start w:val="1"/>
+      <w:numFmt w:val="decimal"/>
+      <w:lvlText w:val="%1."/>
+      <w:lvlJc w:val="left"/>
+      <w:pPr>
+        <w:ind w:left="720" w:hanging="360"/>
+      </w:pPr>
+      <w:rPr>
+        <w:rFonts w:hint="default"/>
+      </w:rPr>
+    </w:lvl>
+    <w:lvl w:ilvl="1" w:tplc="0C0A0019" w:tentative="1">
+      <w:start w:val="1"/>
+      <w:numFmt w:val="lowerLetter"/>
+      <w:lvlText w:val="%2."/>
+      <w:lvlJc w:val="left"/>
+      <w:pPr>
+        <w:ind w:left="1440" w:hanging="360"/>
+      </w:pPr>
+    </w:lvl>
+    <w:lvl w:ilvl="2" w:tplc="0C0A001B" w:tentative="1">
+      <w:start w:val="1"/>
+      <w:numFmt w:val="lowerRoman"/>
+      <w:lvlText w:val="%3."/>
+      <w:lvlJc w:val="right"/>
+      <w:pPr>
+        <w:ind w:left="2160" w:hanging="180"/>
+      </w:pPr>
+    </w:lvl>
+    <w:lvl w:ilvl="3" w:tplc="0C0A000F" w:tentative="1">
+      <w:start w:val="1"/>
+      <w:numFmt w:val="decimal"/>
+      <w:lvlText w:val="%4."/>
+      <w:lvlJc w:val="left"/>
+      <w:pPr>
+        <w:ind w:left="2880" w:hanging="360"/>
+      </w:pPr>
+    </w:lvl>
+    <w:lvl w:ilvl="4" w:tplc="0C0A0019" w:tentative="1">
+      <w:start w:val="1"/>
+      <w:numFmt w:val="lowerLetter"/>
+      <w:lvlText w:val="%5."/>
+      <w:lvlJc w:val="left"/>
+      <w:pPr>
+        <w:ind w:left="3600" w:hanging="360"/>
+      </w:pPr>
+    </w:lvl>
+    <w:lvl w:ilvl="5" w:tplc="0C0A001B" w:tentative="1">
+      <w:start w:val="1"/>
+      <w:numFmt w:val="lowerRoman"/>
+      <w:lvlText w:val="%6."/>
+      <w:lvlJc w:val="right"/>
+      <w:pPr>
+        <w:ind w:left="4320" w:hanging="180"/>
+      </w:pPr>
+    </w:lvl>
+    <w:lvl w:ilvl="6" w:tplc="0C0A000F" w:tentative="1">
+      <w:start w:val="1"/>
+      <w:numFmt w:val="decimal"/>
+      <w:lvlText w:val="%7."/>
+      <w:lvlJc w:val="left"/>
+      <w:pPr>
+        <w:ind w:left="5040" w:hanging="360"/>
+      </w:pPr>
+    </w:lvl>
+    <w:lvl w:ilvl="7" w:tplc="0C0A0019" w:tentative="1">
+      <w:start w:val="1"/>
+      <w:numFmt w:val="lowerLetter"/>
+      <w:lvlText w:val="%8."/>
+      <w:lvlJc w:val="left"/>
+      <w:pPr>
+        <w:ind w:left="5760" w:hanging="360"/>
+      </w:pPr>
+    </w:lvl>
+    <w:lvl w:ilvl="8" w:tplc="0C0A001B" w:tentative="1">
+      <w:start w:val="1"/>
+      <w:numFmt w:val="lowerRoman"/>
+      <w:lvlText w:val="%9."/>
+      <w:lvlJc w:val="right"/>
+      <w:pPr>
+        <w:ind w:left="6480" w:hanging="180"/>
+      </w:pPr>
+    </w:lvl>
+  </w:abstractNum>
+  <w:abstractNum w:abstractNumId="1" w15:restartNumberingAfterBreak="0">
+    <w:nsid w:val="046A026B"/>
+    <w:multiLevelType w:val="multilevel"/>
+    <w:tmpl w:val="F3BE52EA"/>
+    <w:lvl w:ilvl="0">
+      <w:start w:val="1"/>
+      <w:numFmt w:val="bullet"/>
+      <w:lvlText w:val=""/>
+      <w:lvlJc w:val="left"/>
+      <w:pPr>
+        <w:tabs>
+          <w:tab w:val="num" w:pos="720"/>
+        </w:tabs>
+        <w:ind w:left="720" w:hanging="360"/>
+      </w:pPr>
+      <w:rPr>
+        <w:rFonts w:ascii="Symbol" w:hAnsi="Symbol" w:hint="default"/>
+        <w:sz w:val="20"/>
+      </w:rPr>
+    </w:lvl>
+    <w:lvl w:ilvl="1">
+      <w:start w:val="1"/>
+      <w:numFmt w:val="bullet"/>
+      <w:lvlText w:val="o"/>
+      <w:lvlJc w:val="left"/>
+      <w:pPr>
+        <w:tabs>
+          <w:tab w:val="num" w:pos="1440"/>
+        </w:tabs>
+        <w:ind w:left="1440" w:hanging="360"/>
+      </w:pPr>
+      <w:rPr>
+        <w:rFonts w:ascii="Courier New" w:hAnsi="Courier New" w:hint="default"/>
+        <w:sz w:val="20"/>
+      </w:rPr>
+    </w:lvl>
+    <w:lvl w:ilvl="2" w:tentative="1">
+      <w:start w:val="1"/>
+      <w:numFmt w:val="bullet"/>
+      <w:lvlText w:val=""/>
+      <w:lvlJc w:val="left"/>
+      <w:pPr>
+        <w:tabs>
+          <w:tab w:val="num" w:pos="2160"/>
+        </w:tabs>
+        <w:ind w:left="2160" w:hanging="360"/>
+      </w:pPr>
+      <w:rPr>
+        <w:rFonts w:ascii="Wingdings" w:hAnsi="Wingdings" w:hint="default"/>
+        <w:sz w:val="20"/>
+      </w:rPr>
+    </w:lvl>
+    <w:lvl w:ilvl="3" w:tentative="1">
+      <w:start w:val="1"/>
+      <w:numFmt w:val="bullet"/>
+      <w:lvlText w:val=""/>
+      <w:lvlJc w:val="left"/>
+      <w:pPr>
+        <w:tabs>
+          <w:tab w:val="num" w:pos="2880"/>
+        </w:tabs>
+        <w:ind w:left="2880" w:hanging="360"/>
+      </w:pPr>
+      <w:rPr>
+        <w:rFonts w:ascii="Wingdings" w:hAnsi="Wingdings" w:hint="default"/>
+        <w:sz w:val="20"/>
+      </w:rPr>
+    </w:lvl>
+    <w:lvl w:ilvl="4" w:tentative="1">
+      <w:start w:val="1"/>
+      <w:numFmt w:val="bullet"/>
+      <w:lvlText w:val=""/>
+      <w:lvlJc w:val="left"/>
+      <w:pPr>
+        <w:tabs>
+          <w:tab w:val="num" w:pos="3600"/>
+        </w:tabs>
+        <w:ind w:left="3600" w:hanging="360"/>
+      </w:pPr>
+      <w:rPr>
+        <w:rFonts w:ascii="Wingdings" w:hAnsi="Wingdings" w:hint="default"/>
+        <w:sz w:val="20"/>
+      </w:rPr>
+    </w:lvl>
+    <w:lvl w:ilvl="5" w:tentative="1">
+      <w:start w:val="1"/>
+      <w:numFmt w:val="bullet"/>
+      <w:lvlText w:val=""/>
+      <w:lvlJc w:val="left"/>
+      <w:pPr>
+        <w:tabs>
+          <w:tab w:val="num" w:pos="4320"/>
+        </w:tabs>
+        <w:ind w:left="4320" w:hanging="360"/>
+      </w:pPr>
+      <w:rPr>
+        <w:rFonts w:ascii="Wingdings" w:hAnsi="Wingdings" w:hint="default"/>
+        <w:sz w:val="20"/>
+      </w:rPr>
+    </w:lvl>
+    <w:lvl w:ilvl="6" w:tentative="1">
+      <w:start w:val="1"/>
+      <w:numFmt w:val="bullet"/>
+      <w:lvlText w:val=""/>
+      <w:lvlJc w:val="left"/>
+      <w:pPr>
+        <w:tabs>
+          <w:tab w:val="num" w:pos="5040"/>
+        </w:tabs>
+        <w:ind w:left="5040" w:hanging="360"/>
+      </w:pPr>
+      <w:rPr>
+        <w:rFonts w:ascii="Wingdings" w:hAnsi="Wingdings" w:hint="default"/>
+        <w:sz w:val="20"/>
+      </w:rPr>
+    </w:lvl>
+    <w:lvl w:ilvl="7" w:tentative="1">
+      <w:start w:val="1"/>
+      <w:numFmt w:val="bullet"/>
+      <w:lvlText w:val=""/>
+      <w:lvlJc w:val="left"/>
+      <w:pPr>
+        <w:tabs>
+          <w:tab w:val="num" w:pos="5760"/>
+        </w:tabs>
+        <w:ind w:left="5760" w:hanging="360"/>
+      </w:pPr>
+      <w:rPr>
+        <w:rFonts w:ascii="Wingdings" w:hAnsi="Wingdings" w:hint="default"/>
+        <w:sz w:val="20"/>
+      </w:rPr>
+    </w:lvl>
+    <w:lvl w:ilvl="8" w:tentative="1">
+      <w:start w:val="1"/>
+      <w:numFmt w:val="bullet"/>
+      <w:lvlText w:val=""/>
+      <w:lvlJc w:val="left"/>
+      <w:pPr>
+        <w:tabs>
+          <w:tab w:val="num" w:pos="6480"/>
+        </w:tabs>
+        <w:ind w:left="6480" w:hanging="360"/>
+      </w:pPr>
+      <w:rPr>
+        <w:rFonts w:ascii="Wingdings" w:hAnsi="Wingdings" w:hint="default"/>
+        <w:sz w:val="20"/>
+      </w:rPr>
+    </w:lvl>
+  </w:abstractNum>
+  <w:abstractNum w:abstractNumId="2" w15:restartNumberingAfterBreak="0">
+    <w:nsid w:val="09413071"/>
+    <w:multiLevelType w:val="multilevel"/>
+    <w:tmpl w:val="3E024980"/>
+    <w:lvl w:ilvl="0">
+      <w:start w:val="1"/>
+      <w:numFmt w:val="bullet"/>
+      <w:lvlText w:val=""/>
+      <w:lvlJc w:val="left"/>
+      <w:pPr>
+        <w:tabs>
+          <w:tab w:val="num" w:pos="720"/>
+        </w:tabs>
+        <w:ind w:left="720" w:hanging="360"/>
+      </w:pPr>
+      <w:rPr>
+        <w:rFonts w:ascii="Symbol" w:hAnsi="Symbol" w:hint="default"/>
+        <w:sz w:val="20"/>
+      </w:rPr>
+    </w:lvl>
+    <w:lvl w:ilvl="1" w:tentative="1">
+      <w:start w:val="1"/>
+      <w:numFmt w:val="bullet"/>
+      <w:lvlText w:val="o"/>
+      <w:lvlJc w:val="left"/>
+      <w:pPr>
+        <w:tabs>
+          <w:tab w:val="num" w:pos="1440"/>
+        </w:tabs>
+        <w:ind w:left="1440" w:hanging="360"/>
+      </w:pPr>
+      <w:rPr>
+        <w:rFonts w:ascii="Courier New" w:hAnsi="Courier New" w:hint="default"/>
+        <w:sz w:val="20"/>
+      </w:rPr>
+    </w:lvl>
+    <w:lvl w:ilvl="2" w:tentative="1">
+      <w:start w:val="1"/>
+      <w:numFmt w:val="bullet"/>
+      <w:lvlText w:val=""/>
+      <w:lvlJc w:val="left"/>
+      <w:pPr>
+        <w:tabs>
+          <w:tab w:val="num" w:pos="2160"/>
+        </w:tabs>
+        <w:ind w:left="2160" w:hanging="360"/>
+      </w:pPr>
+      <w:rPr>
+        <w:rFonts w:ascii="Wingdings" w:hAnsi="Wingdings" w:hint="default"/>
+        <w:sz w:val="20"/>
+      </w:rPr>
+    </w:lvl>
+    <w:lvl w:ilvl="3" w:tentative="1">
+      <w:start w:val="1"/>
+      <w:numFmt w:val="bullet"/>
+      <w:lvlText w:val=""/>
+      <w:lvlJc w:val="left"/>
+      <w:pPr>
+        <w:tabs>
+          <w:tab w:val="num" w:pos="2880"/>
+        </w:tabs>
+        <w:ind w:left="2880" w:hanging="360"/>
+      </w:pPr>
+      <w:rPr>
+        <w:rFonts w:ascii="Wingdings" w:hAnsi="Wingdings" w:hint="default"/>
+        <w:sz w:val="20"/>
+      </w:rPr>
+    </w:lvl>
+    <w:lvl w:ilvl="4" w:tentative="1">
+      <w:start w:val="1"/>
+      <w:numFmt w:val="bullet"/>
+      <w:lvlText w:val=""/>
+      <w:lvlJc w:val="left"/>
+      <w:pPr>
+        <w:tabs>
+          <w:tab w:val="num" w:pos="3600"/>
+        </w:tabs>
+        <w:ind w:left="3600" w:hanging="360"/>
+      </w:pPr>
+      <w:rPr>
+        <w:rFonts w:ascii="Wingdings" w:hAnsi="Wingdings" w:hint="default"/>
+        <w:sz w:val="20"/>
+      </w:rPr>
+    </w:lvl>
+    <w:lvl w:ilvl="5" w:tentative="1">
+      <w:start w:val="1"/>
+      <w:numFmt w:val="bullet"/>
+      <w:lvlText w:val=""/>
+      <w:lvlJc w:val="left"/>
+      <w:pPr>
+        <w:tabs>
+          <w:tab w:val="num" w:pos="4320"/>
+        </w:tabs>
+        <w:ind w:left="4320" w:hanging="360"/>
+      </w:pPr>
+      <w:rPr>
+        <w:rFonts w:ascii="Wingdings" w:hAnsi="Wingdings" w:hint="default"/>
+        <w:sz w:val="20"/>
+      </w:rPr>
+    </w:lvl>
+    <w:lvl w:ilvl="6" w:tentative="1">
+      <w:start w:val="1"/>
+      <w:numFmt w:val="bullet"/>
+      <w:lvlText w:val=""/>
+      <w:lvlJc w:val="left"/>
+      <w:pPr>
+        <w:tabs>
+          <w:tab w:val="num" w:pos="5040"/>
+        </w:tabs>
+        <w:ind w:left="5040" w:hanging="360"/>
+      </w:pPr>
+      <w:rPr>
+        <w:rFonts w:ascii="Wingdings" w:hAnsi="Wingdings" w:hint="default"/>
+        <w:sz w:val="20"/>
+      </w:rPr>
+    </w:lvl>
+    <w:lvl w:ilvl="7" w:tentative="1">
+      <w:start w:val="1"/>
+      <w:numFmt w:val="bullet"/>
+      <w:lvlText w:val=""/>
+      <w:lvlJc w:val="left"/>
+      <w:pPr>
+        <w:tabs>
+          <w:tab w:val="num" w:pos="5760"/>
+        </w:tabs>
+        <w:ind w:left="5760" w:hanging="360"/>
+      </w:pPr>
+      <w:rPr>
+        <w:rFonts w:ascii="Wingdings" w:hAnsi="Wingdings" w:hint="default"/>
+        <w:sz w:val="20"/>
+      </w:rPr>
+    </w:lvl>
+    <w:lvl w:ilvl="8" w:tentative="1">
+      <w:start w:val="1"/>
+      <w:numFmt w:val="bullet"/>
+      <w:lvlText w:val=""/>
+      <w:lvlJc w:val="left"/>
+      <w:pPr>
+        <w:tabs>
+          <w:tab w:val="num" w:pos="6480"/>
+        </w:tabs>
+        <w:ind w:left="6480" w:hanging="360"/>
+      </w:pPr>
+      <w:rPr>
+        <w:rFonts w:ascii="Wingdings" w:hAnsi="Wingdings" w:hint="default"/>
+        <w:sz w:val="20"/>
+      </w:rPr>
+    </w:lvl>
+  </w:abstractNum>
+  <w:abstractNum w:abstractNumId="3" w15:restartNumberingAfterBreak="0">
     <w:nsid w:val="0FAB32F1"/>
     <w:multiLevelType w:val="hybridMultilevel"/>
     <w:tmpl w:val="E06C33E2"/>
@@ -6057,7 +8281,1043 @@
       </w:rPr>
     </w:lvl>
   </w:abstractNum>
-  <w:abstractNum w:abstractNumId="1" w15:restartNumberingAfterBreak="0">
+  <w:abstractNum w:abstractNumId="4" w15:restartNumberingAfterBreak="0">
+    <w:nsid w:val="1A2236AA"/>
+    <w:multiLevelType w:val="multilevel"/>
+    <w:tmpl w:val="B694FE00"/>
+    <w:lvl w:ilvl="0">
+      <w:start w:val="1"/>
+      <w:numFmt w:val="decimal"/>
+      <w:lvlText w:val="%1."/>
+      <w:lvlJc w:val="left"/>
+      <w:pPr>
+        <w:tabs>
+          <w:tab w:val="num" w:pos="720"/>
+        </w:tabs>
+        <w:ind w:left="720" w:hanging="360"/>
+      </w:pPr>
+    </w:lvl>
+    <w:lvl w:ilvl="1" w:tentative="1">
+      <w:start w:val="1"/>
+      <w:numFmt w:val="decimal"/>
+      <w:lvlText w:val="%2."/>
+      <w:lvlJc w:val="left"/>
+      <w:pPr>
+        <w:tabs>
+          <w:tab w:val="num" w:pos="1440"/>
+        </w:tabs>
+        <w:ind w:left="1440" w:hanging="360"/>
+      </w:pPr>
+    </w:lvl>
+    <w:lvl w:ilvl="2" w:tentative="1">
+      <w:start w:val="1"/>
+      <w:numFmt w:val="decimal"/>
+      <w:lvlText w:val="%3."/>
+      <w:lvlJc w:val="left"/>
+      <w:pPr>
+        <w:tabs>
+          <w:tab w:val="num" w:pos="2160"/>
+        </w:tabs>
+        <w:ind w:left="2160" w:hanging="360"/>
+      </w:pPr>
+    </w:lvl>
+    <w:lvl w:ilvl="3" w:tentative="1">
+      <w:start w:val="1"/>
+      <w:numFmt w:val="decimal"/>
+      <w:lvlText w:val="%4."/>
+      <w:lvlJc w:val="left"/>
+      <w:pPr>
+        <w:tabs>
+          <w:tab w:val="num" w:pos="2880"/>
+        </w:tabs>
+        <w:ind w:left="2880" w:hanging="360"/>
+      </w:pPr>
+    </w:lvl>
+    <w:lvl w:ilvl="4" w:tentative="1">
+      <w:start w:val="1"/>
+      <w:numFmt w:val="decimal"/>
+      <w:lvlText w:val="%5."/>
+      <w:lvlJc w:val="left"/>
+      <w:pPr>
+        <w:tabs>
+          <w:tab w:val="num" w:pos="3600"/>
+        </w:tabs>
+        <w:ind w:left="3600" w:hanging="360"/>
+      </w:pPr>
+    </w:lvl>
+    <w:lvl w:ilvl="5" w:tentative="1">
+      <w:start w:val="1"/>
+      <w:numFmt w:val="decimal"/>
+      <w:lvlText w:val="%6."/>
+      <w:lvlJc w:val="left"/>
+      <w:pPr>
+        <w:tabs>
+          <w:tab w:val="num" w:pos="4320"/>
+        </w:tabs>
+        <w:ind w:left="4320" w:hanging="360"/>
+      </w:pPr>
+    </w:lvl>
+    <w:lvl w:ilvl="6" w:tentative="1">
+      <w:start w:val="1"/>
+      <w:numFmt w:val="decimal"/>
+      <w:lvlText w:val="%7."/>
+      <w:lvlJc w:val="left"/>
+      <w:pPr>
+        <w:tabs>
+          <w:tab w:val="num" w:pos="5040"/>
+        </w:tabs>
+        <w:ind w:left="5040" w:hanging="360"/>
+      </w:pPr>
+    </w:lvl>
+    <w:lvl w:ilvl="7" w:tentative="1">
+      <w:start w:val="1"/>
+      <w:numFmt w:val="decimal"/>
+      <w:lvlText w:val="%8."/>
+      <w:lvlJc w:val="left"/>
+      <w:pPr>
+        <w:tabs>
+          <w:tab w:val="num" w:pos="5760"/>
+        </w:tabs>
+        <w:ind w:left="5760" w:hanging="360"/>
+      </w:pPr>
+    </w:lvl>
+    <w:lvl w:ilvl="8" w:tentative="1">
+      <w:start w:val="1"/>
+      <w:numFmt w:val="decimal"/>
+      <w:lvlText w:val="%9."/>
+      <w:lvlJc w:val="left"/>
+      <w:pPr>
+        <w:tabs>
+          <w:tab w:val="num" w:pos="6480"/>
+        </w:tabs>
+        <w:ind w:left="6480" w:hanging="360"/>
+      </w:pPr>
+    </w:lvl>
+  </w:abstractNum>
+  <w:abstractNum w:abstractNumId="5" w15:restartNumberingAfterBreak="0">
+    <w:nsid w:val="2B7309C3"/>
+    <w:multiLevelType w:val="multilevel"/>
+    <w:tmpl w:val="4876314C"/>
+    <w:lvl w:ilvl="0">
+      <w:start w:val="1"/>
+      <w:numFmt w:val="bullet"/>
+      <w:lvlText w:val=""/>
+      <w:lvlJc w:val="left"/>
+      <w:pPr>
+        <w:tabs>
+          <w:tab w:val="num" w:pos="720"/>
+        </w:tabs>
+        <w:ind w:left="720" w:hanging="360"/>
+      </w:pPr>
+      <w:rPr>
+        <w:rFonts w:ascii="Symbol" w:hAnsi="Symbol" w:hint="default"/>
+        <w:sz w:val="20"/>
+      </w:rPr>
+    </w:lvl>
+    <w:lvl w:ilvl="1" w:tentative="1">
+      <w:start w:val="1"/>
+      <w:numFmt w:val="bullet"/>
+      <w:lvlText w:val="o"/>
+      <w:lvlJc w:val="left"/>
+      <w:pPr>
+        <w:tabs>
+          <w:tab w:val="num" w:pos="1440"/>
+        </w:tabs>
+        <w:ind w:left="1440" w:hanging="360"/>
+      </w:pPr>
+      <w:rPr>
+        <w:rFonts w:ascii="Courier New" w:hAnsi="Courier New" w:hint="default"/>
+        <w:sz w:val="20"/>
+      </w:rPr>
+    </w:lvl>
+    <w:lvl w:ilvl="2" w:tentative="1">
+      <w:start w:val="1"/>
+      <w:numFmt w:val="bullet"/>
+      <w:lvlText w:val=""/>
+      <w:lvlJc w:val="left"/>
+      <w:pPr>
+        <w:tabs>
+          <w:tab w:val="num" w:pos="2160"/>
+        </w:tabs>
+        <w:ind w:left="2160" w:hanging="360"/>
+      </w:pPr>
+      <w:rPr>
+        <w:rFonts w:ascii="Wingdings" w:hAnsi="Wingdings" w:hint="default"/>
+        <w:sz w:val="20"/>
+      </w:rPr>
+    </w:lvl>
+    <w:lvl w:ilvl="3" w:tentative="1">
+      <w:start w:val="1"/>
+      <w:numFmt w:val="bullet"/>
+      <w:lvlText w:val=""/>
+      <w:lvlJc w:val="left"/>
+      <w:pPr>
+        <w:tabs>
+          <w:tab w:val="num" w:pos="2880"/>
+        </w:tabs>
+        <w:ind w:left="2880" w:hanging="360"/>
+      </w:pPr>
+      <w:rPr>
+        <w:rFonts w:ascii="Wingdings" w:hAnsi="Wingdings" w:hint="default"/>
+        <w:sz w:val="20"/>
+      </w:rPr>
+    </w:lvl>
+    <w:lvl w:ilvl="4" w:tentative="1">
+      <w:start w:val="1"/>
+      <w:numFmt w:val="bullet"/>
+      <w:lvlText w:val=""/>
+      <w:lvlJc w:val="left"/>
+      <w:pPr>
+        <w:tabs>
+          <w:tab w:val="num" w:pos="3600"/>
+        </w:tabs>
+        <w:ind w:left="3600" w:hanging="360"/>
+      </w:pPr>
+      <w:rPr>
+        <w:rFonts w:ascii="Wingdings" w:hAnsi="Wingdings" w:hint="default"/>
+        <w:sz w:val="20"/>
+      </w:rPr>
+    </w:lvl>
+    <w:lvl w:ilvl="5" w:tentative="1">
+      <w:start w:val="1"/>
+      <w:numFmt w:val="bullet"/>
+      <w:lvlText w:val=""/>
+      <w:lvlJc w:val="left"/>
+      <w:pPr>
+        <w:tabs>
+          <w:tab w:val="num" w:pos="4320"/>
+        </w:tabs>
+        <w:ind w:left="4320" w:hanging="360"/>
+      </w:pPr>
+      <w:rPr>
+        <w:rFonts w:ascii="Wingdings" w:hAnsi="Wingdings" w:hint="default"/>
+        <w:sz w:val="20"/>
+      </w:rPr>
+    </w:lvl>
+    <w:lvl w:ilvl="6" w:tentative="1">
+      <w:start w:val="1"/>
+      <w:numFmt w:val="bullet"/>
+      <w:lvlText w:val=""/>
+      <w:lvlJc w:val="left"/>
+      <w:pPr>
+        <w:tabs>
+          <w:tab w:val="num" w:pos="5040"/>
+        </w:tabs>
+        <w:ind w:left="5040" w:hanging="360"/>
+      </w:pPr>
+      <w:rPr>
+        <w:rFonts w:ascii="Wingdings" w:hAnsi="Wingdings" w:hint="default"/>
+        <w:sz w:val="20"/>
+      </w:rPr>
+    </w:lvl>
+    <w:lvl w:ilvl="7" w:tentative="1">
+      <w:start w:val="1"/>
+      <w:numFmt w:val="bullet"/>
+      <w:lvlText w:val=""/>
+      <w:lvlJc w:val="left"/>
+      <w:pPr>
+        <w:tabs>
+          <w:tab w:val="num" w:pos="5760"/>
+        </w:tabs>
+        <w:ind w:left="5760" w:hanging="360"/>
+      </w:pPr>
+      <w:rPr>
+        <w:rFonts w:ascii="Wingdings" w:hAnsi="Wingdings" w:hint="default"/>
+        <w:sz w:val="20"/>
+      </w:rPr>
+    </w:lvl>
+    <w:lvl w:ilvl="8" w:tentative="1">
+      <w:start w:val="1"/>
+      <w:numFmt w:val="bullet"/>
+      <w:lvlText w:val=""/>
+      <w:lvlJc w:val="left"/>
+      <w:pPr>
+        <w:tabs>
+          <w:tab w:val="num" w:pos="6480"/>
+        </w:tabs>
+        <w:ind w:left="6480" w:hanging="360"/>
+      </w:pPr>
+      <w:rPr>
+        <w:rFonts w:ascii="Wingdings" w:hAnsi="Wingdings" w:hint="default"/>
+        <w:sz w:val="20"/>
+      </w:rPr>
+    </w:lvl>
+  </w:abstractNum>
+  <w:abstractNum w:abstractNumId="6" w15:restartNumberingAfterBreak="0">
+    <w:nsid w:val="2D85092C"/>
+    <w:multiLevelType w:val="multilevel"/>
+    <w:tmpl w:val="FE84C0BE"/>
+    <w:lvl w:ilvl="0">
+      <w:start w:val="1"/>
+      <w:numFmt w:val="bullet"/>
+      <w:lvlText w:val=""/>
+      <w:lvlJc w:val="left"/>
+      <w:pPr>
+        <w:tabs>
+          <w:tab w:val="num" w:pos="720"/>
+        </w:tabs>
+        <w:ind w:left="720" w:hanging="360"/>
+      </w:pPr>
+      <w:rPr>
+        <w:rFonts w:ascii="Symbol" w:hAnsi="Symbol" w:hint="default"/>
+        <w:sz w:val="20"/>
+      </w:rPr>
+    </w:lvl>
+    <w:lvl w:ilvl="1" w:tentative="1">
+      <w:start w:val="1"/>
+      <w:numFmt w:val="bullet"/>
+      <w:lvlText w:val="o"/>
+      <w:lvlJc w:val="left"/>
+      <w:pPr>
+        <w:tabs>
+          <w:tab w:val="num" w:pos="1440"/>
+        </w:tabs>
+        <w:ind w:left="1440" w:hanging="360"/>
+      </w:pPr>
+      <w:rPr>
+        <w:rFonts w:ascii="Courier New" w:hAnsi="Courier New" w:hint="default"/>
+        <w:sz w:val="20"/>
+      </w:rPr>
+    </w:lvl>
+    <w:lvl w:ilvl="2" w:tentative="1">
+      <w:start w:val="1"/>
+      <w:numFmt w:val="bullet"/>
+      <w:lvlText w:val=""/>
+      <w:lvlJc w:val="left"/>
+      <w:pPr>
+        <w:tabs>
+          <w:tab w:val="num" w:pos="2160"/>
+        </w:tabs>
+        <w:ind w:left="2160" w:hanging="360"/>
+      </w:pPr>
+      <w:rPr>
+        <w:rFonts w:ascii="Wingdings" w:hAnsi="Wingdings" w:hint="default"/>
+        <w:sz w:val="20"/>
+      </w:rPr>
+    </w:lvl>
+    <w:lvl w:ilvl="3" w:tentative="1">
+      <w:start w:val="1"/>
+      <w:numFmt w:val="bullet"/>
+      <w:lvlText w:val=""/>
+      <w:lvlJc w:val="left"/>
+      <w:pPr>
+        <w:tabs>
+          <w:tab w:val="num" w:pos="2880"/>
+        </w:tabs>
+        <w:ind w:left="2880" w:hanging="360"/>
+      </w:pPr>
+      <w:rPr>
+        <w:rFonts w:ascii="Wingdings" w:hAnsi="Wingdings" w:hint="default"/>
+        <w:sz w:val="20"/>
+      </w:rPr>
+    </w:lvl>
+    <w:lvl w:ilvl="4" w:tentative="1">
+      <w:start w:val="1"/>
+      <w:numFmt w:val="bullet"/>
+      <w:lvlText w:val=""/>
+      <w:lvlJc w:val="left"/>
+      <w:pPr>
+        <w:tabs>
+          <w:tab w:val="num" w:pos="3600"/>
+        </w:tabs>
+        <w:ind w:left="3600" w:hanging="360"/>
+      </w:pPr>
+      <w:rPr>
+        <w:rFonts w:ascii="Wingdings" w:hAnsi="Wingdings" w:hint="default"/>
+        <w:sz w:val="20"/>
+      </w:rPr>
+    </w:lvl>
+    <w:lvl w:ilvl="5" w:tentative="1">
+      <w:start w:val="1"/>
+      <w:numFmt w:val="bullet"/>
+      <w:lvlText w:val=""/>
+      <w:lvlJc w:val="left"/>
+      <w:pPr>
+        <w:tabs>
+          <w:tab w:val="num" w:pos="4320"/>
+        </w:tabs>
+        <w:ind w:left="4320" w:hanging="360"/>
+      </w:pPr>
+      <w:rPr>
+        <w:rFonts w:ascii="Wingdings" w:hAnsi="Wingdings" w:hint="default"/>
+        <w:sz w:val="20"/>
+      </w:rPr>
+    </w:lvl>
+    <w:lvl w:ilvl="6" w:tentative="1">
+      <w:start w:val="1"/>
+      <w:numFmt w:val="bullet"/>
+      <w:lvlText w:val=""/>
+      <w:lvlJc w:val="left"/>
+      <w:pPr>
+        <w:tabs>
+          <w:tab w:val="num" w:pos="5040"/>
+        </w:tabs>
+        <w:ind w:left="5040" w:hanging="360"/>
+      </w:pPr>
+      <w:rPr>
+        <w:rFonts w:ascii="Wingdings" w:hAnsi="Wingdings" w:hint="default"/>
+        <w:sz w:val="20"/>
+      </w:rPr>
+    </w:lvl>
+    <w:lvl w:ilvl="7" w:tentative="1">
+      <w:start w:val="1"/>
+      <w:numFmt w:val="bullet"/>
+      <w:lvlText w:val=""/>
+      <w:lvlJc w:val="left"/>
+      <w:pPr>
+        <w:tabs>
+          <w:tab w:val="num" w:pos="5760"/>
+        </w:tabs>
+        <w:ind w:left="5760" w:hanging="360"/>
+      </w:pPr>
+      <w:rPr>
+        <w:rFonts w:ascii="Wingdings" w:hAnsi="Wingdings" w:hint="default"/>
+        <w:sz w:val="20"/>
+      </w:rPr>
+    </w:lvl>
+    <w:lvl w:ilvl="8" w:tentative="1">
+      <w:start w:val="1"/>
+      <w:numFmt w:val="bullet"/>
+      <w:lvlText w:val=""/>
+      <w:lvlJc w:val="left"/>
+      <w:pPr>
+        <w:tabs>
+          <w:tab w:val="num" w:pos="6480"/>
+        </w:tabs>
+        <w:ind w:left="6480" w:hanging="360"/>
+      </w:pPr>
+      <w:rPr>
+        <w:rFonts w:ascii="Wingdings" w:hAnsi="Wingdings" w:hint="default"/>
+        <w:sz w:val="20"/>
+      </w:rPr>
+    </w:lvl>
+  </w:abstractNum>
+  <w:abstractNum w:abstractNumId="7" w15:restartNumberingAfterBreak="0">
+    <w:nsid w:val="336C6C3D"/>
+    <w:multiLevelType w:val="hybridMultilevel"/>
+    <w:tmpl w:val="5B9833DC"/>
+    <w:lvl w:ilvl="0" w:tplc="0C0A0001">
+      <w:start w:val="1"/>
+      <w:numFmt w:val="bullet"/>
+      <w:lvlText w:val=""/>
+      <w:lvlJc w:val="left"/>
+      <w:pPr>
+        <w:ind w:left="720" w:hanging="360"/>
+      </w:pPr>
+      <w:rPr>
+        <w:rFonts w:ascii="Symbol" w:hAnsi="Symbol" w:hint="default"/>
+      </w:rPr>
+    </w:lvl>
+    <w:lvl w:ilvl="1" w:tplc="FFFFFFFF" w:tentative="1">
+      <w:start w:val="1"/>
+      <w:numFmt w:val="lowerLetter"/>
+      <w:lvlText w:val="%2."/>
+      <w:lvlJc w:val="left"/>
+      <w:pPr>
+        <w:ind w:left="1440" w:hanging="360"/>
+      </w:pPr>
+    </w:lvl>
+    <w:lvl w:ilvl="2" w:tplc="FFFFFFFF" w:tentative="1">
+      <w:start w:val="1"/>
+      <w:numFmt w:val="lowerRoman"/>
+      <w:lvlText w:val="%3."/>
+      <w:lvlJc w:val="right"/>
+      <w:pPr>
+        <w:ind w:left="2160" w:hanging="180"/>
+      </w:pPr>
+    </w:lvl>
+    <w:lvl w:ilvl="3" w:tplc="FFFFFFFF" w:tentative="1">
+      <w:start w:val="1"/>
+      <w:numFmt w:val="decimal"/>
+      <w:lvlText w:val="%4."/>
+      <w:lvlJc w:val="left"/>
+      <w:pPr>
+        <w:ind w:left="2880" w:hanging="360"/>
+      </w:pPr>
+    </w:lvl>
+    <w:lvl w:ilvl="4" w:tplc="FFFFFFFF" w:tentative="1">
+      <w:start w:val="1"/>
+      <w:numFmt w:val="lowerLetter"/>
+      <w:lvlText w:val="%5."/>
+      <w:lvlJc w:val="left"/>
+      <w:pPr>
+        <w:ind w:left="3600" w:hanging="360"/>
+      </w:pPr>
+    </w:lvl>
+    <w:lvl w:ilvl="5" w:tplc="FFFFFFFF" w:tentative="1">
+      <w:start w:val="1"/>
+      <w:numFmt w:val="lowerRoman"/>
+      <w:lvlText w:val="%6."/>
+      <w:lvlJc w:val="right"/>
+      <w:pPr>
+        <w:ind w:left="4320" w:hanging="180"/>
+      </w:pPr>
+    </w:lvl>
+    <w:lvl w:ilvl="6" w:tplc="FFFFFFFF" w:tentative="1">
+      <w:start w:val="1"/>
+      <w:numFmt w:val="decimal"/>
+      <w:lvlText w:val="%7."/>
+      <w:lvlJc w:val="left"/>
+      <w:pPr>
+        <w:ind w:left="5040" w:hanging="360"/>
+      </w:pPr>
+    </w:lvl>
+    <w:lvl w:ilvl="7" w:tplc="FFFFFFFF" w:tentative="1">
+      <w:start w:val="1"/>
+      <w:numFmt w:val="lowerLetter"/>
+      <w:lvlText w:val="%8."/>
+      <w:lvlJc w:val="left"/>
+      <w:pPr>
+        <w:ind w:left="5760" w:hanging="360"/>
+      </w:pPr>
+    </w:lvl>
+    <w:lvl w:ilvl="8" w:tplc="FFFFFFFF" w:tentative="1">
+      <w:start w:val="1"/>
+      <w:numFmt w:val="lowerRoman"/>
+      <w:lvlText w:val="%9."/>
+      <w:lvlJc w:val="right"/>
+      <w:pPr>
+        <w:ind w:left="6480" w:hanging="180"/>
+      </w:pPr>
+    </w:lvl>
+  </w:abstractNum>
+  <w:abstractNum w:abstractNumId="8" w15:restartNumberingAfterBreak="0">
+    <w:nsid w:val="36354E69"/>
+    <w:multiLevelType w:val="multilevel"/>
+    <w:tmpl w:val="8CCAB5CA"/>
+    <w:lvl w:ilvl="0">
+      <w:start w:val="1"/>
+      <w:numFmt w:val="bullet"/>
+      <w:lvlText w:val=""/>
+      <w:lvlJc w:val="left"/>
+      <w:pPr>
+        <w:tabs>
+          <w:tab w:val="num" w:pos="720"/>
+        </w:tabs>
+        <w:ind w:left="720" w:hanging="360"/>
+      </w:pPr>
+      <w:rPr>
+        <w:rFonts w:ascii="Symbol" w:hAnsi="Symbol" w:hint="default"/>
+        <w:sz w:val="20"/>
+      </w:rPr>
+    </w:lvl>
+    <w:lvl w:ilvl="1" w:tentative="1">
+      <w:start w:val="1"/>
+      <w:numFmt w:val="bullet"/>
+      <w:lvlText w:val="o"/>
+      <w:lvlJc w:val="left"/>
+      <w:pPr>
+        <w:tabs>
+          <w:tab w:val="num" w:pos="1440"/>
+        </w:tabs>
+        <w:ind w:left="1440" w:hanging="360"/>
+      </w:pPr>
+      <w:rPr>
+        <w:rFonts w:ascii="Courier New" w:hAnsi="Courier New" w:hint="default"/>
+        <w:sz w:val="20"/>
+      </w:rPr>
+    </w:lvl>
+    <w:lvl w:ilvl="2" w:tentative="1">
+      <w:start w:val="1"/>
+      <w:numFmt w:val="bullet"/>
+      <w:lvlText w:val=""/>
+      <w:lvlJc w:val="left"/>
+      <w:pPr>
+        <w:tabs>
+          <w:tab w:val="num" w:pos="2160"/>
+        </w:tabs>
+        <w:ind w:left="2160" w:hanging="360"/>
+      </w:pPr>
+      <w:rPr>
+        <w:rFonts w:ascii="Wingdings" w:hAnsi="Wingdings" w:hint="default"/>
+        <w:sz w:val="20"/>
+      </w:rPr>
+    </w:lvl>
+    <w:lvl w:ilvl="3" w:tentative="1">
+      <w:start w:val="1"/>
+      <w:numFmt w:val="bullet"/>
+      <w:lvlText w:val=""/>
+      <w:lvlJc w:val="left"/>
+      <w:pPr>
+        <w:tabs>
+          <w:tab w:val="num" w:pos="2880"/>
+        </w:tabs>
+        <w:ind w:left="2880" w:hanging="360"/>
+      </w:pPr>
+      <w:rPr>
+        <w:rFonts w:ascii="Wingdings" w:hAnsi="Wingdings" w:hint="default"/>
+        <w:sz w:val="20"/>
+      </w:rPr>
+    </w:lvl>
+    <w:lvl w:ilvl="4" w:tentative="1">
+      <w:start w:val="1"/>
+      <w:numFmt w:val="bullet"/>
+      <w:lvlText w:val=""/>
+      <w:lvlJc w:val="left"/>
+      <w:pPr>
+        <w:tabs>
+          <w:tab w:val="num" w:pos="3600"/>
+        </w:tabs>
+        <w:ind w:left="3600" w:hanging="360"/>
+      </w:pPr>
+      <w:rPr>
+        <w:rFonts w:ascii="Wingdings" w:hAnsi="Wingdings" w:hint="default"/>
+        <w:sz w:val="20"/>
+      </w:rPr>
+    </w:lvl>
+    <w:lvl w:ilvl="5" w:tentative="1">
+      <w:start w:val="1"/>
+      <w:numFmt w:val="bullet"/>
+      <w:lvlText w:val=""/>
+      <w:lvlJc w:val="left"/>
+      <w:pPr>
+        <w:tabs>
+          <w:tab w:val="num" w:pos="4320"/>
+        </w:tabs>
+        <w:ind w:left="4320" w:hanging="360"/>
+      </w:pPr>
+      <w:rPr>
+        <w:rFonts w:ascii="Wingdings" w:hAnsi="Wingdings" w:hint="default"/>
+        <w:sz w:val="20"/>
+      </w:rPr>
+    </w:lvl>
+    <w:lvl w:ilvl="6" w:tentative="1">
+      <w:start w:val="1"/>
+      <w:numFmt w:val="bullet"/>
+      <w:lvlText w:val=""/>
+      <w:lvlJc w:val="left"/>
+      <w:pPr>
+        <w:tabs>
+          <w:tab w:val="num" w:pos="5040"/>
+        </w:tabs>
+        <w:ind w:left="5040" w:hanging="360"/>
+      </w:pPr>
+      <w:rPr>
+        <w:rFonts w:ascii="Wingdings" w:hAnsi="Wingdings" w:hint="default"/>
+        <w:sz w:val="20"/>
+      </w:rPr>
+    </w:lvl>
+    <w:lvl w:ilvl="7" w:tentative="1">
+      <w:start w:val="1"/>
+      <w:numFmt w:val="bullet"/>
+      <w:lvlText w:val=""/>
+      <w:lvlJc w:val="left"/>
+      <w:pPr>
+        <w:tabs>
+          <w:tab w:val="num" w:pos="5760"/>
+        </w:tabs>
+        <w:ind w:left="5760" w:hanging="360"/>
+      </w:pPr>
+      <w:rPr>
+        <w:rFonts w:ascii="Wingdings" w:hAnsi="Wingdings" w:hint="default"/>
+        <w:sz w:val="20"/>
+      </w:rPr>
+    </w:lvl>
+    <w:lvl w:ilvl="8" w:tentative="1">
+      <w:start w:val="1"/>
+      <w:numFmt w:val="bullet"/>
+      <w:lvlText w:val=""/>
+      <w:lvlJc w:val="left"/>
+      <w:pPr>
+        <w:tabs>
+          <w:tab w:val="num" w:pos="6480"/>
+        </w:tabs>
+        <w:ind w:left="6480" w:hanging="360"/>
+      </w:pPr>
+      <w:rPr>
+        <w:rFonts w:ascii="Wingdings" w:hAnsi="Wingdings" w:hint="default"/>
+        <w:sz w:val="20"/>
+      </w:rPr>
+    </w:lvl>
+  </w:abstractNum>
+  <w:abstractNum w:abstractNumId="9" w15:restartNumberingAfterBreak="0">
+    <w:nsid w:val="400A0427"/>
+    <w:multiLevelType w:val="hybridMultilevel"/>
+    <w:tmpl w:val="E858367E"/>
+    <w:lvl w:ilvl="0" w:tplc="FFFFFFFF">
+      <w:start w:val="1"/>
+      <w:numFmt w:val="decimal"/>
+      <w:lvlText w:val="%1."/>
+      <w:lvlJc w:val="left"/>
+      <w:pPr>
+        <w:ind w:left="720" w:hanging="360"/>
+      </w:pPr>
+      <w:rPr>
+        <w:rFonts w:hint="default"/>
+      </w:rPr>
+    </w:lvl>
+    <w:lvl w:ilvl="1" w:tplc="FFFFFFFF" w:tentative="1">
+      <w:start w:val="1"/>
+      <w:numFmt w:val="lowerLetter"/>
+      <w:lvlText w:val="%2."/>
+      <w:lvlJc w:val="left"/>
+      <w:pPr>
+        <w:ind w:left="1440" w:hanging="360"/>
+      </w:pPr>
+    </w:lvl>
+    <w:lvl w:ilvl="2" w:tplc="FFFFFFFF" w:tentative="1">
+      <w:start w:val="1"/>
+      <w:numFmt w:val="lowerRoman"/>
+      <w:lvlText w:val="%3."/>
+      <w:lvlJc w:val="right"/>
+      <w:pPr>
+        <w:ind w:left="2160" w:hanging="180"/>
+      </w:pPr>
+    </w:lvl>
+    <w:lvl w:ilvl="3" w:tplc="FFFFFFFF" w:tentative="1">
+      <w:start w:val="1"/>
+      <w:numFmt w:val="decimal"/>
+      <w:lvlText w:val="%4."/>
+      <w:lvlJc w:val="left"/>
+      <w:pPr>
+        <w:ind w:left="2880" w:hanging="360"/>
+      </w:pPr>
+    </w:lvl>
+    <w:lvl w:ilvl="4" w:tplc="FFFFFFFF" w:tentative="1">
+      <w:start w:val="1"/>
+      <w:numFmt w:val="lowerLetter"/>
+      <w:lvlText w:val="%5."/>
+      <w:lvlJc w:val="left"/>
+      <w:pPr>
+        <w:ind w:left="3600" w:hanging="360"/>
+      </w:pPr>
+    </w:lvl>
+    <w:lvl w:ilvl="5" w:tplc="FFFFFFFF" w:tentative="1">
+      <w:start w:val="1"/>
+      <w:numFmt w:val="lowerRoman"/>
+      <w:lvlText w:val="%6."/>
+      <w:lvlJc w:val="right"/>
+      <w:pPr>
+        <w:ind w:left="4320" w:hanging="180"/>
+      </w:pPr>
+    </w:lvl>
+    <w:lvl w:ilvl="6" w:tplc="FFFFFFFF" w:tentative="1">
+      <w:start w:val="1"/>
+      <w:numFmt w:val="decimal"/>
+      <w:lvlText w:val="%7."/>
+      <w:lvlJc w:val="left"/>
+      <w:pPr>
+        <w:ind w:left="5040" w:hanging="360"/>
+      </w:pPr>
+    </w:lvl>
+    <w:lvl w:ilvl="7" w:tplc="FFFFFFFF" w:tentative="1">
+      <w:start w:val="1"/>
+      <w:numFmt w:val="lowerLetter"/>
+      <w:lvlText w:val="%8."/>
+      <w:lvlJc w:val="left"/>
+      <w:pPr>
+        <w:ind w:left="5760" w:hanging="360"/>
+      </w:pPr>
+    </w:lvl>
+    <w:lvl w:ilvl="8" w:tplc="FFFFFFFF" w:tentative="1">
+      <w:start w:val="1"/>
+      <w:numFmt w:val="lowerRoman"/>
+      <w:lvlText w:val="%9."/>
+      <w:lvlJc w:val="right"/>
+      <w:pPr>
+        <w:ind w:left="6480" w:hanging="180"/>
+      </w:pPr>
+    </w:lvl>
+  </w:abstractNum>
+  <w:abstractNum w:abstractNumId="10" w15:restartNumberingAfterBreak="0">
+    <w:nsid w:val="40251669"/>
+    <w:multiLevelType w:val="multilevel"/>
+    <w:tmpl w:val="CE62269C"/>
+    <w:lvl w:ilvl="0">
+      <w:start w:val="1"/>
+      <w:numFmt w:val="bullet"/>
+      <w:lvlText w:val=""/>
+      <w:lvlJc w:val="left"/>
+      <w:pPr>
+        <w:tabs>
+          <w:tab w:val="num" w:pos="720"/>
+        </w:tabs>
+        <w:ind w:left="720" w:hanging="360"/>
+      </w:pPr>
+      <w:rPr>
+        <w:rFonts w:ascii="Symbol" w:hAnsi="Symbol" w:hint="default"/>
+        <w:sz w:val="20"/>
+      </w:rPr>
+    </w:lvl>
+    <w:lvl w:ilvl="1" w:tentative="1">
+      <w:start w:val="1"/>
+      <w:numFmt w:val="bullet"/>
+      <w:lvlText w:val="o"/>
+      <w:lvlJc w:val="left"/>
+      <w:pPr>
+        <w:tabs>
+          <w:tab w:val="num" w:pos="1440"/>
+        </w:tabs>
+        <w:ind w:left="1440" w:hanging="360"/>
+      </w:pPr>
+      <w:rPr>
+        <w:rFonts w:ascii="Courier New" w:hAnsi="Courier New" w:hint="default"/>
+        <w:sz w:val="20"/>
+      </w:rPr>
+    </w:lvl>
+    <w:lvl w:ilvl="2" w:tentative="1">
+      <w:start w:val="1"/>
+      <w:numFmt w:val="bullet"/>
+      <w:lvlText w:val=""/>
+      <w:lvlJc w:val="left"/>
+      <w:pPr>
+        <w:tabs>
+          <w:tab w:val="num" w:pos="2160"/>
+        </w:tabs>
+        <w:ind w:left="2160" w:hanging="360"/>
+      </w:pPr>
+      <w:rPr>
+        <w:rFonts w:ascii="Wingdings" w:hAnsi="Wingdings" w:hint="default"/>
+        <w:sz w:val="20"/>
+      </w:rPr>
+    </w:lvl>
+    <w:lvl w:ilvl="3" w:tentative="1">
+      <w:start w:val="1"/>
+      <w:numFmt w:val="bullet"/>
+      <w:lvlText w:val=""/>
+      <w:lvlJc w:val="left"/>
+      <w:pPr>
+        <w:tabs>
+          <w:tab w:val="num" w:pos="2880"/>
+        </w:tabs>
+        <w:ind w:left="2880" w:hanging="360"/>
+      </w:pPr>
+      <w:rPr>
+        <w:rFonts w:ascii="Wingdings" w:hAnsi="Wingdings" w:hint="default"/>
+        <w:sz w:val="20"/>
+      </w:rPr>
+    </w:lvl>
+    <w:lvl w:ilvl="4" w:tentative="1">
+      <w:start w:val="1"/>
+      <w:numFmt w:val="bullet"/>
+      <w:lvlText w:val=""/>
+      <w:lvlJc w:val="left"/>
+      <w:pPr>
+        <w:tabs>
+          <w:tab w:val="num" w:pos="3600"/>
+        </w:tabs>
+        <w:ind w:left="3600" w:hanging="360"/>
+      </w:pPr>
+      <w:rPr>
+        <w:rFonts w:ascii="Wingdings" w:hAnsi="Wingdings" w:hint="default"/>
+        <w:sz w:val="20"/>
+      </w:rPr>
+    </w:lvl>
+    <w:lvl w:ilvl="5" w:tentative="1">
+      <w:start w:val="1"/>
+      <w:numFmt w:val="bullet"/>
+      <w:lvlText w:val=""/>
+      <w:lvlJc w:val="left"/>
+      <w:pPr>
+        <w:tabs>
+          <w:tab w:val="num" w:pos="4320"/>
+        </w:tabs>
+        <w:ind w:left="4320" w:hanging="360"/>
+      </w:pPr>
+      <w:rPr>
+        <w:rFonts w:ascii="Wingdings" w:hAnsi="Wingdings" w:hint="default"/>
+        <w:sz w:val="20"/>
+      </w:rPr>
+    </w:lvl>
+    <w:lvl w:ilvl="6" w:tentative="1">
+      <w:start w:val="1"/>
+      <w:numFmt w:val="bullet"/>
+      <w:lvlText w:val=""/>
+      <w:lvlJc w:val="left"/>
+      <w:pPr>
+        <w:tabs>
+          <w:tab w:val="num" w:pos="5040"/>
+        </w:tabs>
+        <w:ind w:left="5040" w:hanging="360"/>
+      </w:pPr>
+      <w:rPr>
+        <w:rFonts w:ascii="Wingdings" w:hAnsi="Wingdings" w:hint="default"/>
+        <w:sz w:val="20"/>
+      </w:rPr>
+    </w:lvl>
+    <w:lvl w:ilvl="7" w:tentative="1">
+      <w:start w:val="1"/>
+      <w:numFmt w:val="bullet"/>
+      <w:lvlText w:val=""/>
+      <w:lvlJc w:val="left"/>
+      <w:pPr>
+        <w:tabs>
+          <w:tab w:val="num" w:pos="5760"/>
+        </w:tabs>
+        <w:ind w:left="5760" w:hanging="360"/>
+      </w:pPr>
+      <w:rPr>
+        <w:rFonts w:ascii="Wingdings" w:hAnsi="Wingdings" w:hint="default"/>
+        <w:sz w:val="20"/>
+      </w:rPr>
+    </w:lvl>
+    <w:lvl w:ilvl="8" w:tentative="1">
+      <w:start w:val="1"/>
+      <w:numFmt w:val="bullet"/>
+      <w:lvlText w:val=""/>
+      <w:lvlJc w:val="left"/>
+      <w:pPr>
+        <w:tabs>
+          <w:tab w:val="num" w:pos="6480"/>
+        </w:tabs>
+        <w:ind w:left="6480" w:hanging="360"/>
+      </w:pPr>
+      <w:rPr>
+        <w:rFonts w:ascii="Wingdings" w:hAnsi="Wingdings" w:hint="default"/>
+        <w:sz w:val="20"/>
+      </w:rPr>
+    </w:lvl>
+  </w:abstractNum>
+  <w:abstractNum w:abstractNumId="11" w15:restartNumberingAfterBreak="0">
+    <w:nsid w:val="419366FA"/>
+    <w:multiLevelType w:val="multilevel"/>
+    <w:tmpl w:val="95764E00"/>
+    <w:lvl w:ilvl="0">
+      <w:start w:val="1"/>
+      <w:numFmt w:val="bullet"/>
+      <w:lvlText w:val=""/>
+      <w:lvlJc w:val="left"/>
+      <w:pPr>
+        <w:tabs>
+          <w:tab w:val="num" w:pos="720"/>
+        </w:tabs>
+        <w:ind w:left="720" w:hanging="360"/>
+      </w:pPr>
+      <w:rPr>
+        <w:rFonts w:ascii="Symbol" w:hAnsi="Symbol" w:hint="default"/>
+        <w:sz w:val="20"/>
+      </w:rPr>
+    </w:lvl>
+    <w:lvl w:ilvl="1" w:tentative="1">
+      <w:start w:val="1"/>
+      <w:numFmt w:val="bullet"/>
+      <w:lvlText w:val="o"/>
+      <w:lvlJc w:val="left"/>
+      <w:pPr>
+        <w:tabs>
+          <w:tab w:val="num" w:pos="1440"/>
+        </w:tabs>
+        <w:ind w:left="1440" w:hanging="360"/>
+      </w:pPr>
+      <w:rPr>
+        <w:rFonts w:ascii="Courier New" w:hAnsi="Courier New" w:hint="default"/>
+        <w:sz w:val="20"/>
+      </w:rPr>
+    </w:lvl>
+    <w:lvl w:ilvl="2" w:tentative="1">
+      <w:start w:val="1"/>
+      <w:numFmt w:val="bullet"/>
+      <w:lvlText w:val=""/>
+      <w:lvlJc w:val="left"/>
+      <w:pPr>
+        <w:tabs>
+          <w:tab w:val="num" w:pos="2160"/>
+        </w:tabs>
+        <w:ind w:left="2160" w:hanging="360"/>
+      </w:pPr>
+      <w:rPr>
+        <w:rFonts w:ascii="Wingdings" w:hAnsi="Wingdings" w:hint="default"/>
+        <w:sz w:val="20"/>
+      </w:rPr>
+    </w:lvl>
+    <w:lvl w:ilvl="3" w:tentative="1">
+      <w:start w:val="1"/>
+      <w:numFmt w:val="bullet"/>
+      <w:lvlText w:val=""/>
+      <w:lvlJc w:val="left"/>
+      <w:pPr>
+        <w:tabs>
+          <w:tab w:val="num" w:pos="2880"/>
+        </w:tabs>
+        <w:ind w:left="2880" w:hanging="360"/>
+      </w:pPr>
+      <w:rPr>
+        <w:rFonts w:ascii="Wingdings" w:hAnsi="Wingdings" w:hint="default"/>
+        <w:sz w:val="20"/>
+      </w:rPr>
+    </w:lvl>
+    <w:lvl w:ilvl="4" w:tentative="1">
+      <w:start w:val="1"/>
+      <w:numFmt w:val="bullet"/>
+      <w:lvlText w:val=""/>
+      <w:lvlJc w:val="left"/>
+      <w:pPr>
+        <w:tabs>
+          <w:tab w:val="num" w:pos="3600"/>
+        </w:tabs>
+        <w:ind w:left="3600" w:hanging="360"/>
+      </w:pPr>
+      <w:rPr>
+        <w:rFonts w:ascii="Wingdings" w:hAnsi="Wingdings" w:hint="default"/>
+        <w:sz w:val="20"/>
+      </w:rPr>
+    </w:lvl>
+    <w:lvl w:ilvl="5" w:tentative="1">
+      <w:start w:val="1"/>
+      <w:numFmt w:val="bullet"/>
+      <w:lvlText w:val=""/>
+      <w:lvlJc w:val="left"/>
+      <w:pPr>
+        <w:tabs>
+          <w:tab w:val="num" w:pos="4320"/>
+        </w:tabs>
+        <w:ind w:left="4320" w:hanging="360"/>
+      </w:pPr>
+      <w:rPr>
+        <w:rFonts w:ascii="Wingdings" w:hAnsi="Wingdings" w:hint="default"/>
+        <w:sz w:val="20"/>
+      </w:rPr>
+    </w:lvl>
+    <w:lvl w:ilvl="6" w:tentative="1">
+      <w:start w:val="1"/>
+      <w:numFmt w:val="bullet"/>
+      <w:lvlText w:val=""/>
+      <w:lvlJc w:val="left"/>
+      <w:pPr>
+        <w:tabs>
+          <w:tab w:val="num" w:pos="5040"/>
+        </w:tabs>
+        <w:ind w:left="5040" w:hanging="360"/>
+      </w:pPr>
+      <w:rPr>
+        <w:rFonts w:ascii="Wingdings" w:hAnsi="Wingdings" w:hint="default"/>
+        <w:sz w:val="20"/>
+      </w:rPr>
+    </w:lvl>
+    <w:lvl w:ilvl="7" w:tentative="1">
+      <w:start w:val="1"/>
+      <w:numFmt w:val="bullet"/>
+      <w:lvlText w:val=""/>
+      <w:lvlJc w:val="left"/>
+      <w:pPr>
+        <w:tabs>
+          <w:tab w:val="num" w:pos="5760"/>
+        </w:tabs>
+        <w:ind w:left="5760" w:hanging="360"/>
+      </w:pPr>
+      <w:rPr>
+        <w:rFonts w:ascii="Wingdings" w:hAnsi="Wingdings" w:hint="default"/>
+        <w:sz w:val="20"/>
+      </w:rPr>
+    </w:lvl>
+    <w:lvl w:ilvl="8" w:tentative="1">
+      <w:start w:val="1"/>
+      <w:numFmt w:val="bullet"/>
+      <w:lvlText w:val=""/>
+      <w:lvlJc w:val="left"/>
+      <w:pPr>
+        <w:tabs>
+          <w:tab w:val="num" w:pos="6480"/>
+        </w:tabs>
+        <w:ind w:left="6480" w:hanging="360"/>
+      </w:pPr>
+      <w:rPr>
+        <w:rFonts w:ascii="Wingdings" w:hAnsi="Wingdings" w:hint="default"/>
+        <w:sz w:val="20"/>
+      </w:rPr>
+    </w:lvl>
+  </w:abstractNum>
+  <w:abstractNum w:abstractNumId="12" w15:restartNumberingAfterBreak="0">
     <w:nsid w:val="443F62E9"/>
     <w:multiLevelType w:val="hybridMultilevel"/>
     <w:tmpl w:val="3E3A8950"/>
@@ -6146,7 +9406,156 @@
       </w:pPr>
     </w:lvl>
   </w:abstractNum>
-  <w:abstractNum w:abstractNumId="2" w15:restartNumberingAfterBreak="0">
+  <w:abstractNum w:abstractNumId="13" w15:restartNumberingAfterBreak="0">
+    <w:nsid w:val="44B93CA3"/>
+    <w:multiLevelType w:val="multilevel"/>
+    <w:tmpl w:val="FD8EDFD0"/>
+    <w:lvl w:ilvl="0">
+      <w:start w:val="1"/>
+      <w:numFmt w:val="bullet"/>
+      <w:lvlText w:val=""/>
+      <w:lvlJc w:val="left"/>
+      <w:pPr>
+        <w:tabs>
+          <w:tab w:val="num" w:pos="720"/>
+        </w:tabs>
+        <w:ind w:left="720" w:hanging="360"/>
+      </w:pPr>
+      <w:rPr>
+        <w:rFonts w:ascii="Symbol" w:hAnsi="Symbol" w:hint="default"/>
+        <w:sz w:val="20"/>
+      </w:rPr>
+    </w:lvl>
+    <w:lvl w:ilvl="1" w:tentative="1">
+      <w:start w:val="1"/>
+      <w:numFmt w:val="bullet"/>
+      <w:lvlText w:val="o"/>
+      <w:lvlJc w:val="left"/>
+      <w:pPr>
+        <w:tabs>
+          <w:tab w:val="num" w:pos="1440"/>
+        </w:tabs>
+        <w:ind w:left="1440" w:hanging="360"/>
+      </w:pPr>
+      <w:rPr>
+        <w:rFonts w:ascii="Courier New" w:hAnsi="Courier New" w:hint="default"/>
+        <w:sz w:val="20"/>
+      </w:rPr>
+    </w:lvl>
+    <w:lvl w:ilvl="2" w:tentative="1">
+      <w:start w:val="1"/>
+      <w:numFmt w:val="bullet"/>
+      <w:lvlText w:val=""/>
+      <w:lvlJc w:val="left"/>
+      <w:pPr>
+        <w:tabs>
+          <w:tab w:val="num" w:pos="2160"/>
+        </w:tabs>
+        <w:ind w:left="2160" w:hanging="360"/>
+      </w:pPr>
+      <w:rPr>
+        <w:rFonts w:ascii="Wingdings" w:hAnsi="Wingdings" w:hint="default"/>
+        <w:sz w:val="20"/>
+      </w:rPr>
+    </w:lvl>
+    <w:lvl w:ilvl="3" w:tentative="1">
+      <w:start w:val="1"/>
+      <w:numFmt w:val="bullet"/>
+      <w:lvlText w:val=""/>
+      <w:lvlJc w:val="left"/>
+      <w:pPr>
+        <w:tabs>
+          <w:tab w:val="num" w:pos="2880"/>
+        </w:tabs>
+        <w:ind w:left="2880" w:hanging="360"/>
+      </w:pPr>
+      <w:rPr>
+        <w:rFonts w:ascii="Wingdings" w:hAnsi="Wingdings" w:hint="default"/>
+        <w:sz w:val="20"/>
+      </w:rPr>
+    </w:lvl>
+    <w:lvl w:ilvl="4" w:tentative="1">
+      <w:start w:val="1"/>
+      <w:numFmt w:val="bullet"/>
+      <w:lvlText w:val=""/>
+      <w:lvlJc w:val="left"/>
+      <w:pPr>
+        <w:tabs>
+          <w:tab w:val="num" w:pos="3600"/>
+        </w:tabs>
+        <w:ind w:left="3600" w:hanging="360"/>
+      </w:pPr>
+      <w:rPr>
+        <w:rFonts w:ascii="Wingdings" w:hAnsi="Wingdings" w:hint="default"/>
+        <w:sz w:val="20"/>
+      </w:rPr>
+    </w:lvl>
+    <w:lvl w:ilvl="5" w:tentative="1">
+      <w:start w:val="1"/>
+      <w:numFmt w:val="bullet"/>
+      <w:lvlText w:val=""/>
+      <w:lvlJc w:val="left"/>
+      <w:pPr>
+        <w:tabs>
+          <w:tab w:val="num" w:pos="4320"/>
+        </w:tabs>
+        <w:ind w:left="4320" w:hanging="360"/>
+      </w:pPr>
+      <w:rPr>
+        <w:rFonts w:ascii="Wingdings" w:hAnsi="Wingdings" w:hint="default"/>
+        <w:sz w:val="20"/>
+      </w:rPr>
+    </w:lvl>
+    <w:lvl w:ilvl="6" w:tentative="1">
+      <w:start w:val="1"/>
+      <w:numFmt w:val="bullet"/>
+      <w:lvlText w:val=""/>
+      <w:lvlJc w:val="left"/>
+      <w:pPr>
+        <w:tabs>
+          <w:tab w:val="num" w:pos="5040"/>
+        </w:tabs>
+        <w:ind w:left="5040" w:hanging="360"/>
+      </w:pPr>
+      <w:rPr>
+        <w:rFonts w:ascii="Wingdings" w:hAnsi="Wingdings" w:hint="default"/>
+        <w:sz w:val="20"/>
+      </w:rPr>
+    </w:lvl>
+    <w:lvl w:ilvl="7" w:tentative="1">
+      <w:start w:val="1"/>
+      <w:numFmt w:val="bullet"/>
+      <w:lvlText w:val=""/>
+      <w:lvlJc w:val="left"/>
+      <w:pPr>
+        <w:tabs>
+          <w:tab w:val="num" w:pos="5760"/>
+        </w:tabs>
+        <w:ind w:left="5760" w:hanging="360"/>
+      </w:pPr>
+      <w:rPr>
+        <w:rFonts w:ascii="Wingdings" w:hAnsi="Wingdings" w:hint="default"/>
+        <w:sz w:val="20"/>
+      </w:rPr>
+    </w:lvl>
+    <w:lvl w:ilvl="8" w:tentative="1">
+      <w:start w:val="1"/>
+      <w:numFmt w:val="bullet"/>
+      <w:lvlText w:val=""/>
+      <w:lvlJc w:val="left"/>
+      <w:pPr>
+        <w:tabs>
+          <w:tab w:val="num" w:pos="6480"/>
+        </w:tabs>
+        <w:ind w:left="6480" w:hanging="360"/>
+      </w:pPr>
+      <w:rPr>
+        <w:rFonts w:ascii="Wingdings" w:hAnsi="Wingdings" w:hint="default"/>
+        <w:sz w:val="20"/>
+      </w:rPr>
+    </w:lvl>
+  </w:abstractNum>
+  <w:abstractNum w:abstractNumId="14" w15:restartNumberingAfterBreak="0">
     <w:nsid w:val="544A6D26"/>
     <w:multiLevelType w:val="hybridMultilevel"/>
     <w:tmpl w:val="29C4AED2"/>
@@ -6258,14 +9667,318 @@
       </w:rPr>
     </w:lvl>
   </w:abstractNum>
+  <w:abstractNum w:abstractNumId="15" w15:restartNumberingAfterBreak="0">
+    <w:nsid w:val="55543FA7"/>
+    <w:multiLevelType w:val="multilevel"/>
+    <w:tmpl w:val="3DF2E5A6"/>
+    <w:lvl w:ilvl="0">
+      <w:start w:val="1"/>
+      <w:numFmt w:val="bullet"/>
+      <w:lvlText w:val=""/>
+      <w:lvlJc w:val="left"/>
+      <w:pPr>
+        <w:tabs>
+          <w:tab w:val="num" w:pos="720"/>
+        </w:tabs>
+        <w:ind w:left="720" w:hanging="360"/>
+      </w:pPr>
+      <w:rPr>
+        <w:rFonts w:ascii="Symbol" w:hAnsi="Symbol" w:hint="default"/>
+        <w:sz w:val="20"/>
+      </w:rPr>
+    </w:lvl>
+    <w:lvl w:ilvl="1" w:tentative="1">
+      <w:start w:val="1"/>
+      <w:numFmt w:val="bullet"/>
+      <w:lvlText w:val="o"/>
+      <w:lvlJc w:val="left"/>
+      <w:pPr>
+        <w:tabs>
+          <w:tab w:val="num" w:pos="1440"/>
+        </w:tabs>
+        <w:ind w:left="1440" w:hanging="360"/>
+      </w:pPr>
+      <w:rPr>
+        <w:rFonts w:ascii="Courier New" w:hAnsi="Courier New" w:hint="default"/>
+        <w:sz w:val="20"/>
+      </w:rPr>
+    </w:lvl>
+    <w:lvl w:ilvl="2" w:tentative="1">
+      <w:start w:val="1"/>
+      <w:numFmt w:val="bullet"/>
+      <w:lvlText w:val=""/>
+      <w:lvlJc w:val="left"/>
+      <w:pPr>
+        <w:tabs>
+          <w:tab w:val="num" w:pos="2160"/>
+        </w:tabs>
+        <w:ind w:left="2160" w:hanging="360"/>
+      </w:pPr>
+      <w:rPr>
+        <w:rFonts w:ascii="Wingdings" w:hAnsi="Wingdings" w:hint="default"/>
+        <w:sz w:val="20"/>
+      </w:rPr>
+    </w:lvl>
+    <w:lvl w:ilvl="3" w:tentative="1">
+      <w:start w:val="1"/>
+      <w:numFmt w:val="bullet"/>
+      <w:lvlText w:val=""/>
+      <w:lvlJc w:val="left"/>
+      <w:pPr>
+        <w:tabs>
+          <w:tab w:val="num" w:pos="2880"/>
+        </w:tabs>
+        <w:ind w:left="2880" w:hanging="360"/>
+      </w:pPr>
+      <w:rPr>
+        <w:rFonts w:ascii="Wingdings" w:hAnsi="Wingdings" w:hint="default"/>
+        <w:sz w:val="20"/>
+      </w:rPr>
+    </w:lvl>
+    <w:lvl w:ilvl="4" w:tentative="1">
+      <w:start w:val="1"/>
+      <w:numFmt w:val="bullet"/>
+      <w:lvlText w:val=""/>
+      <w:lvlJc w:val="left"/>
+      <w:pPr>
+        <w:tabs>
+          <w:tab w:val="num" w:pos="3600"/>
+        </w:tabs>
+        <w:ind w:left="3600" w:hanging="360"/>
+      </w:pPr>
+      <w:rPr>
+        <w:rFonts w:ascii="Wingdings" w:hAnsi="Wingdings" w:hint="default"/>
+        <w:sz w:val="20"/>
+      </w:rPr>
+    </w:lvl>
+    <w:lvl w:ilvl="5" w:tentative="1">
+      <w:start w:val="1"/>
+      <w:numFmt w:val="bullet"/>
+      <w:lvlText w:val=""/>
+      <w:lvlJc w:val="left"/>
+      <w:pPr>
+        <w:tabs>
+          <w:tab w:val="num" w:pos="4320"/>
+        </w:tabs>
+        <w:ind w:left="4320" w:hanging="360"/>
+      </w:pPr>
+      <w:rPr>
+        <w:rFonts w:ascii="Wingdings" w:hAnsi="Wingdings" w:hint="default"/>
+        <w:sz w:val="20"/>
+      </w:rPr>
+    </w:lvl>
+    <w:lvl w:ilvl="6" w:tentative="1">
+      <w:start w:val="1"/>
+      <w:numFmt w:val="bullet"/>
+      <w:lvlText w:val=""/>
+      <w:lvlJc w:val="left"/>
+      <w:pPr>
+        <w:tabs>
+          <w:tab w:val="num" w:pos="5040"/>
+        </w:tabs>
+        <w:ind w:left="5040" w:hanging="360"/>
+      </w:pPr>
+      <w:rPr>
+        <w:rFonts w:ascii="Wingdings" w:hAnsi="Wingdings" w:hint="default"/>
+        <w:sz w:val="20"/>
+      </w:rPr>
+    </w:lvl>
+    <w:lvl w:ilvl="7" w:tentative="1">
+      <w:start w:val="1"/>
+      <w:numFmt w:val="bullet"/>
+      <w:lvlText w:val=""/>
+      <w:lvlJc w:val="left"/>
+      <w:pPr>
+        <w:tabs>
+          <w:tab w:val="num" w:pos="5760"/>
+        </w:tabs>
+        <w:ind w:left="5760" w:hanging="360"/>
+      </w:pPr>
+      <w:rPr>
+        <w:rFonts w:ascii="Wingdings" w:hAnsi="Wingdings" w:hint="default"/>
+        <w:sz w:val="20"/>
+      </w:rPr>
+    </w:lvl>
+    <w:lvl w:ilvl="8" w:tentative="1">
+      <w:start w:val="1"/>
+      <w:numFmt w:val="bullet"/>
+      <w:lvlText w:val=""/>
+      <w:lvlJc w:val="left"/>
+      <w:pPr>
+        <w:tabs>
+          <w:tab w:val="num" w:pos="6480"/>
+        </w:tabs>
+        <w:ind w:left="6480" w:hanging="360"/>
+      </w:pPr>
+      <w:rPr>
+        <w:rFonts w:ascii="Wingdings" w:hAnsi="Wingdings" w:hint="default"/>
+        <w:sz w:val="20"/>
+      </w:rPr>
+    </w:lvl>
+  </w:abstractNum>
+  <w:abstractNum w:abstractNumId="16" w15:restartNumberingAfterBreak="0">
+    <w:nsid w:val="709E3B92"/>
+    <w:multiLevelType w:val="hybridMultilevel"/>
+    <w:tmpl w:val="3FE6D07C"/>
+    <w:lvl w:ilvl="0" w:tplc="0C0A0001">
+      <w:start w:val="1"/>
+      <w:numFmt w:val="bullet"/>
+      <w:lvlText w:val=""/>
+      <w:lvlJc w:val="left"/>
+      <w:pPr>
+        <w:ind w:left="720" w:hanging="360"/>
+      </w:pPr>
+      <w:rPr>
+        <w:rFonts w:ascii="Symbol" w:hAnsi="Symbol" w:hint="default"/>
+      </w:rPr>
+    </w:lvl>
+    <w:lvl w:ilvl="1" w:tplc="0C0A0003" w:tentative="1">
+      <w:start w:val="1"/>
+      <w:numFmt w:val="bullet"/>
+      <w:lvlText w:val="o"/>
+      <w:lvlJc w:val="left"/>
+      <w:pPr>
+        <w:ind w:left="1440" w:hanging="360"/>
+      </w:pPr>
+      <w:rPr>
+        <w:rFonts w:ascii="Courier New" w:hAnsi="Courier New" w:cs="Courier New" w:hint="default"/>
+      </w:rPr>
+    </w:lvl>
+    <w:lvl w:ilvl="2" w:tplc="0C0A0005" w:tentative="1">
+      <w:start w:val="1"/>
+      <w:numFmt w:val="bullet"/>
+      <w:lvlText w:val=""/>
+      <w:lvlJc w:val="left"/>
+      <w:pPr>
+        <w:ind w:left="2160" w:hanging="360"/>
+      </w:pPr>
+      <w:rPr>
+        <w:rFonts w:ascii="Wingdings" w:hAnsi="Wingdings" w:hint="default"/>
+      </w:rPr>
+    </w:lvl>
+    <w:lvl w:ilvl="3" w:tplc="0C0A0001" w:tentative="1">
+      <w:start w:val="1"/>
+      <w:numFmt w:val="bullet"/>
+      <w:lvlText w:val=""/>
+      <w:lvlJc w:val="left"/>
+      <w:pPr>
+        <w:ind w:left="2880" w:hanging="360"/>
+      </w:pPr>
+      <w:rPr>
+        <w:rFonts w:ascii="Symbol" w:hAnsi="Symbol" w:hint="default"/>
+      </w:rPr>
+    </w:lvl>
+    <w:lvl w:ilvl="4" w:tplc="0C0A0003" w:tentative="1">
+      <w:start w:val="1"/>
+      <w:numFmt w:val="bullet"/>
+      <w:lvlText w:val="o"/>
+      <w:lvlJc w:val="left"/>
+      <w:pPr>
+        <w:ind w:left="3600" w:hanging="360"/>
+      </w:pPr>
+      <w:rPr>
+        <w:rFonts w:ascii="Courier New" w:hAnsi="Courier New" w:cs="Courier New" w:hint="default"/>
+      </w:rPr>
+    </w:lvl>
+    <w:lvl w:ilvl="5" w:tplc="0C0A0005" w:tentative="1">
+      <w:start w:val="1"/>
+      <w:numFmt w:val="bullet"/>
+      <w:lvlText w:val=""/>
+      <w:lvlJc w:val="left"/>
+      <w:pPr>
+        <w:ind w:left="4320" w:hanging="360"/>
+      </w:pPr>
+      <w:rPr>
+        <w:rFonts w:ascii="Wingdings" w:hAnsi="Wingdings" w:hint="default"/>
+      </w:rPr>
+    </w:lvl>
+    <w:lvl w:ilvl="6" w:tplc="0C0A0001" w:tentative="1">
+      <w:start w:val="1"/>
+      <w:numFmt w:val="bullet"/>
+      <w:lvlText w:val=""/>
+      <w:lvlJc w:val="left"/>
+      <w:pPr>
+        <w:ind w:left="5040" w:hanging="360"/>
+      </w:pPr>
+      <w:rPr>
+        <w:rFonts w:ascii="Symbol" w:hAnsi="Symbol" w:hint="default"/>
+      </w:rPr>
+    </w:lvl>
+    <w:lvl w:ilvl="7" w:tplc="0C0A0003" w:tentative="1">
+      <w:start w:val="1"/>
+      <w:numFmt w:val="bullet"/>
+      <w:lvlText w:val="o"/>
+      <w:lvlJc w:val="left"/>
+      <w:pPr>
+        <w:ind w:left="5760" w:hanging="360"/>
+      </w:pPr>
+      <w:rPr>
+        <w:rFonts w:ascii="Courier New" w:hAnsi="Courier New" w:cs="Courier New" w:hint="default"/>
+      </w:rPr>
+    </w:lvl>
+    <w:lvl w:ilvl="8" w:tplc="0C0A0005" w:tentative="1">
+      <w:start w:val="1"/>
+      <w:numFmt w:val="bullet"/>
+      <w:lvlText w:val=""/>
+      <w:lvlJc w:val="left"/>
+      <w:pPr>
+        <w:ind w:left="6480" w:hanging="360"/>
+      </w:pPr>
+      <w:rPr>
+        <w:rFonts w:ascii="Wingdings" w:hAnsi="Wingdings" w:hint="default"/>
+      </w:rPr>
+    </w:lvl>
+  </w:abstractNum>
   <w:num w:numId="1" w16cid:durableId="676352372">
+    <w:abstractNumId w:val="3"/>
+  </w:num>
+  <w:num w:numId="2" w16cid:durableId="2117560615">
+    <w:abstractNumId w:val="14"/>
+  </w:num>
+  <w:num w:numId="3" w16cid:durableId="1332443007">
+    <w:abstractNumId w:val="12"/>
+  </w:num>
+  <w:num w:numId="4" w16cid:durableId="1414545248">
+    <w:abstractNumId w:val="11"/>
+  </w:num>
+  <w:num w:numId="5" w16cid:durableId="1373336459">
+    <w:abstractNumId w:val="8"/>
+  </w:num>
+  <w:num w:numId="6" w16cid:durableId="1690175560">
     <w:abstractNumId w:val="0"/>
   </w:num>
-  <w:num w:numId="2" w16cid:durableId="2117560615">
+  <w:num w:numId="7" w16cid:durableId="150565454">
+    <w:abstractNumId w:val="9"/>
+  </w:num>
+  <w:num w:numId="8" w16cid:durableId="30038928">
+    <w:abstractNumId w:val="16"/>
+  </w:num>
+  <w:num w:numId="9" w16cid:durableId="806360813">
+    <w:abstractNumId w:val="7"/>
+  </w:num>
+  <w:num w:numId="10" w16cid:durableId="491215646">
     <w:abstractNumId w:val="2"/>
   </w:num>
-  <w:num w:numId="3" w16cid:durableId="1332443007">
+  <w:num w:numId="11" w16cid:durableId="1538737556">
+    <w:abstractNumId w:val="6"/>
+  </w:num>
+  <w:num w:numId="12" w16cid:durableId="1652710148">
+    <w:abstractNumId w:val="13"/>
+  </w:num>
+  <w:num w:numId="13" w16cid:durableId="1171289472">
+    <w:abstractNumId w:val="5"/>
+  </w:num>
+  <w:num w:numId="14" w16cid:durableId="1692565166">
+    <w:abstractNumId w:val="15"/>
+  </w:num>
+  <w:num w:numId="15" w16cid:durableId="1519392630">
+    <w:abstractNumId w:val="10"/>
+  </w:num>
+  <w:num w:numId="16" w16cid:durableId="725296261">
     <w:abstractNumId w:val="1"/>
+  </w:num>
+  <w:num w:numId="17" w16cid:durableId="152261069">
+    <w:abstractNumId w:val="4"/>
   </w:num>
 </w:numbering>
 </file>
@@ -6670,7 +10383,7 @@
   <w:style w:type="paragraph" w:default="1" w:styleId="Normal">
     <w:name w:val="Normal"/>
     <w:qFormat/>
-    <w:rsid w:val="00847A3B"/>
+    <w:rsid w:val="0073430B"/>
   </w:style>
   <w:style w:type="paragraph" w:styleId="Ttulo1">
     <w:name w:val="heading 1"/>
@@ -6722,7 +10435,6 @@
     <w:next w:val="Normal"/>
     <w:link w:val="Ttulo3Car"/>
     <w:uiPriority w:val="9"/>
-    <w:semiHidden/>
     <w:unhideWhenUsed/>
     <w:qFormat/>
     <w:rsid w:val="0094230D"/>
@@ -6745,7 +10457,6 @@
     <w:next w:val="Normal"/>
     <w:link w:val="Ttulo4Car"/>
     <w:uiPriority w:val="9"/>
-    <w:semiHidden/>
     <w:unhideWhenUsed/>
     <w:qFormat/>
     <w:rsid w:val="0094230D"/>
@@ -6874,7 +10585,6 @@
   <w:style w:type="character" w:default="1" w:styleId="Fuentedeprrafopredeter">
     <w:name w:val="Default Paragraph Font"/>
     <w:uiPriority w:val="1"/>
-    <w:semiHidden/>
     <w:unhideWhenUsed/>
   </w:style>
   <w:style w:type="table" w:default="1" w:styleId="Tablanormal">
@@ -6930,7 +10640,6 @@
     <w:basedOn w:val="Fuentedeprrafopredeter"/>
     <w:link w:val="Ttulo3"/>
     <w:uiPriority w:val="9"/>
-    <w:semiHidden/>
     <w:rsid w:val="0094230D"/>
     <w:rPr>
       <w:rFonts w:eastAsiaTheme="majorEastAsia" w:cstheme="majorBidi"/>
@@ -6944,7 +10653,6 @@
     <w:basedOn w:val="Fuentedeprrafopredeter"/>
     <w:link w:val="Ttulo4"/>
     <w:uiPriority w:val="9"/>
-    <w:semiHidden/>
     <w:rsid w:val="0094230D"/>
     <w:rPr>
       <w:rFonts w:eastAsiaTheme="majorEastAsia" w:cstheme="majorBidi"/>
@@ -7206,6 +10914,103 @@
         <w:insideV w:val="single" w:sz="4" w:space="0" w:color="auto"/>
       </w:tblBorders>
     </w:tblPr>
+  </w:style>
+  <w:style w:type="paragraph" w:styleId="NormalWeb">
+    <w:name w:val="Normal (Web)"/>
+    <w:basedOn w:val="Normal"/>
+    <w:uiPriority w:val="99"/>
+    <w:semiHidden/>
+    <w:unhideWhenUsed/>
+    <w:rsid w:val="00C76836"/>
+    <w:pPr>
+      <w:spacing w:before="100" w:beforeAutospacing="1" w:after="100" w:afterAutospacing="1" w:line="240" w:lineRule="auto"/>
+    </w:pPr>
+    <w:rPr>
+      <w:rFonts w:ascii="Times New Roman" w:eastAsia="Times New Roman" w:hAnsi="Times New Roman" w:cs="Times New Roman"/>
+      <w:kern w:val="0"/>
+      <w:sz w:val="24"/>
+      <w:szCs w:val="24"/>
+      <w:lang w:eastAsia="es-ES"/>
+      <w14:ligatures w14:val="none"/>
+    </w:rPr>
+  </w:style>
+  <w:style w:type="character" w:styleId="CdigoHTML">
+    <w:name w:val="HTML Code"/>
+    <w:basedOn w:val="Fuentedeprrafopredeter"/>
+    <w:uiPriority w:val="99"/>
+    <w:semiHidden/>
+    <w:unhideWhenUsed/>
+    <w:rsid w:val="00C76836"/>
+    <w:rPr>
+      <w:rFonts w:ascii="Courier New" w:eastAsia="Times New Roman" w:hAnsi="Courier New" w:cs="Courier New"/>
+      <w:sz w:val="20"/>
+      <w:szCs w:val="20"/>
+    </w:rPr>
+  </w:style>
+  <w:style w:type="character" w:styleId="Textoennegrita">
+    <w:name w:val="Strong"/>
+    <w:basedOn w:val="Fuentedeprrafopredeter"/>
+    <w:uiPriority w:val="22"/>
+    <w:qFormat/>
+    <w:rsid w:val="00C76836"/>
+    <w:rPr>
+      <w:b/>
+      <w:bCs/>
+    </w:rPr>
+  </w:style>
+  <w:style w:type="paragraph" w:styleId="HTMLconformatoprevio">
+    <w:name w:val="HTML Preformatted"/>
+    <w:basedOn w:val="Normal"/>
+    <w:link w:val="HTMLconformatoprevioCar"/>
+    <w:uiPriority w:val="99"/>
+    <w:semiHidden/>
+    <w:unhideWhenUsed/>
+    <w:rsid w:val="00C76836"/>
+    <w:pPr>
+      <w:tabs>
+        <w:tab w:val="left" w:pos="916"/>
+        <w:tab w:val="left" w:pos="1832"/>
+        <w:tab w:val="left" w:pos="2748"/>
+        <w:tab w:val="left" w:pos="3664"/>
+        <w:tab w:val="left" w:pos="4580"/>
+        <w:tab w:val="left" w:pos="5496"/>
+        <w:tab w:val="left" w:pos="6412"/>
+        <w:tab w:val="left" w:pos="7328"/>
+        <w:tab w:val="left" w:pos="8244"/>
+        <w:tab w:val="left" w:pos="9160"/>
+        <w:tab w:val="left" w:pos="10076"/>
+        <w:tab w:val="left" w:pos="10992"/>
+        <w:tab w:val="left" w:pos="11908"/>
+        <w:tab w:val="left" w:pos="12824"/>
+        <w:tab w:val="left" w:pos="13740"/>
+        <w:tab w:val="left" w:pos="14656"/>
+      </w:tabs>
+      <w:spacing w:after="0" w:line="240" w:lineRule="auto"/>
+    </w:pPr>
+    <w:rPr>
+      <w:rFonts w:ascii="Courier New" w:eastAsia="Times New Roman" w:hAnsi="Courier New" w:cs="Courier New"/>
+      <w:kern w:val="0"/>
+      <w:sz w:val="20"/>
+      <w:szCs w:val="20"/>
+      <w:lang w:eastAsia="es-ES"/>
+      <w14:ligatures w14:val="none"/>
+    </w:rPr>
+  </w:style>
+  <w:style w:type="character" w:customStyle="1" w:styleId="HTMLconformatoprevioCar">
+    <w:name w:val="HTML con formato previo Car"/>
+    <w:basedOn w:val="Fuentedeprrafopredeter"/>
+    <w:link w:val="HTMLconformatoprevio"/>
+    <w:uiPriority w:val="99"/>
+    <w:semiHidden/>
+    <w:rsid w:val="00C76836"/>
+    <w:rPr>
+      <w:rFonts w:ascii="Courier New" w:eastAsia="Times New Roman" w:hAnsi="Courier New" w:cs="Courier New"/>
+      <w:kern w:val="0"/>
+      <w:sz w:val="20"/>
+      <w:szCs w:val="20"/>
+      <w:lang w:eastAsia="es-ES"/>
+      <w14:ligatures w14:val="none"/>
+    </w:rPr>
   </w:style>
 </w:styles>
 </file>
